--- a/Draft/7 Conclusions.docx
+++ b/Draft/7 Conclusions.docx
@@ -1,6 +1,6 @@
 
 <file path=word/document.xml><?xml version="1.0" encoding="utf-8"?>
-<w:document xmlns:wpc="http://schemas.microsoft.com/office/word/2010/wordprocessingCanvas" xmlns:cx="http://schemas.microsoft.com/office/drawing/2014/chartex" xmlns:cx1="http://schemas.microsoft.com/office/drawing/2015/9/8/chartex" xmlns:cx2="http://schemas.microsoft.com/office/drawing/2015/10/21/chartex" xmlns:cx3="http://schemas.microsoft.com/office/drawing/2016/5/9/chartex" xmlns:cx4="http://schemas.microsoft.com/office/drawing/2016/5/10/chartex" xmlns:cx5="http://schemas.microsoft.com/office/drawing/2016/5/11/chartex" xmlns:cx6="http://schemas.microsoft.com/office/drawing/2016/5/12/chartex" xmlns:cx7="http://schemas.microsoft.com/office/drawing/2016/5/13/chartex" xmlns:cx8="http://schemas.microsoft.com/office/drawing/2016/5/14/chartex" xmlns:mc="http://schemas.openxmlformats.org/markup-compatibility/2006" xmlns:aink="http://schemas.microsoft.com/office/drawing/2016/ink" xmlns:am3d="http://schemas.microsoft.com/office/drawing/2017/model3d" xmlns:o="urn:schemas-microsoft-com:office:office" xmlns:oel="http://schemas.microsoft.com/office/2019/extlst" xmlns:r="http://schemas.openxmlformats.org/officeDocument/2006/relationships" xmlns:m="http://schemas.openxmlformats.org/officeDocument/2006/math" xmlns:v="urn:schemas-microsoft-com:vml" xmlns:wp14="http://schemas.microsoft.com/office/word/2010/wordprocessingDrawing" xmlns:wp="http://schemas.openxmlformats.org/drawingml/2006/wordprocessingDrawing" xmlns:w10="urn:schemas-microsoft-com:office:word" xmlns:w="http://schemas.openxmlformats.org/wordprocessingml/2006/main" xmlns:w14="http://schemas.microsoft.com/office/word/2010/wordml" xmlns:w15="http://schemas.microsoft.com/office/word/2012/wordml" xmlns:w16cex="http://schemas.microsoft.com/office/word/2018/wordml/cex" xmlns:w16cid="http://schemas.microsoft.com/office/word/2016/wordml/cid" xmlns:w16="http://schemas.microsoft.com/office/word/2018/wordml" xmlns:w16sdtdh="http://schemas.microsoft.com/office/word/2020/wordml/sdtdatahash" xmlns:w16se="http://schemas.microsoft.com/office/word/2015/wordml/symex" xmlns:wpg="http://schemas.microsoft.com/office/word/2010/wordprocessingGroup" xmlns:wpi="http://schemas.microsoft.com/office/word/2010/wordprocessingInk" xmlns:wne="http://schemas.microsoft.com/office/word/2006/wordml" xmlns:wps="http://schemas.microsoft.com/office/word/2010/wordprocessingShape" mc:Ignorable="w14 w15 w16se w16cid w16 w16cex w16sdtdh wp14">
+<w:document xmlns:wpc="http://schemas.microsoft.com/office/word/2010/wordprocessingCanvas" xmlns:cx="http://schemas.microsoft.com/office/drawing/2014/chartex" xmlns:cx1="http://schemas.microsoft.com/office/drawing/2015/9/8/chartex" xmlns:cx2="http://schemas.microsoft.com/office/drawing/2015/10/21/chartex" xmlns:cx3="http://schemas.microsoft.com/office/drawing/2016/5/9/chartex" xmlns:cx4="http://schemas.microsoft.com/office/drawing/2016/5/10/chartex" xmlns:cx5="http://schemas.microsoft.com/office/drawing/2016/5/11/chartex" xmlns:cx6="http://schemas.microsoft.com/office/drawing/2016/5/12/chartex" xmlns:cx7="http://schemas.microsoft.com/office/drawing/2016/5/13/chartex" xmlns:cx8="http://schemas.microsoft.com/office/drawing/2016/5/14/chartex" xmlns:mc="http://schemas.openxmlformats.org/markup-compatibility/2006" xmlns:aink="http://schemas.microsoft.com/office/drawing/2016/ink" xmlns:am3d="http://schemas.microsoft.com/office/drawing/2017/model3d" xmlns:o="urn:schemas-microsoft-com:office:office" xmlns:oel="http://schemas.microsoft.com/office/2019/extlst" xmlns:r="http://schemas.openxmlformats.org/officeDocument/2006/relationships" xmlns:m="http://schemas.openxmlformats.org/officeDocument/2006/math" xmlns:v="urn:schemas-microsoft-com:vml" xmlns:wp14="http://schemas.microsoft.com/office/word/2010/wordprocessingDrawing" xmlns:wp="http://schemas.openxmlformats.org/drawingml/2006/wordprocessingDrawing" xmlns:w10="urn:schemas-microsoft-com:office:word" xmlns:w="http://schemas.openxmlformats.org/wordprocessingml/2006/main" xmlns:w14="http://schemas.microsoft.com/office/word/2010/wordml" xmlns:w15="http://schemas.microsoft.com/office/word/2012/wordml" xmlns:w16cex="http://schemas.microsoft.com/office/word/2018/wordml/cex" xmlns:w16cid="http://schemas.microsoft.com/office/word/2016/wordml/cid" xmlns:w16="http://schemas.microsoft.com/office/word/2018/wordml" xmlns:w16du="http://schemas.microsoft.com/office/word/2023/wordml/word16du" xmlns:w16sdtdh="http://schemas.microsoft.com/office/word/2020/wordml/sdtdatahash" xmlns:w16sdtfl="http://schemas.microsoft.com/office/word/2024/wordml/sdtformatlock" xmlns:w16se="http://schemas.microsoft.com/office/word/2015/wordml/symex" xmlns:wpg="http://schemas.microsoft.com/office/word/2010/wordprocessingGroup" xmlns:wpi="http://schemas.microsoft.com/office/word/2010/wordprocessingInk" xmlns:wne="http://schemas.microsoft.com/office/word/2006/wordml" xmlns:wps="http://schemas.microsoft.com/office/word/2010/wordprocessingShape" mc:Ignorable="w14 w15 w16se w16cid w16 w16cex w16sdtdh w16sdtfl w16du wp14">
   <w:body>
     <w:p>
       <w:pPr>
@@ -21,6 +21,85 @@
         </w:rPr>
         <w:t>s</w:t>
       </w:r>
+    </w:p>
+    <w:p>
+      <w:pPr>
+        <w:rPr>
+          <w:lang w:val="en-NZ"/>
+        </w:rPr>
+      </w:pPr>
+    </w:p>
+    <w:p>
+      <w:pPr>
+        <w:rPr>
+          <w:lang w:val="en-NZ"/>
+        </w:rPr>
+      </w:pPr>
+      <w:r>
+        <w:rPr>
+          <w:lang w:val="en-NZ"/>
+        </w:rPr>
+        <w:t>Introduction</w:t>
+      </w:r>
+    </w:p>
+    <w:p>
+      <w:pPr>
+        <w:rPr>
+          <w:lang w:val="en-NZ"/>
+        </w:rPr>
+      </w:pPr>
+      <w:r>
+        <w:rPr>
+          <w:lang w:val="en-NZ"/>
+        </w:rPr>
+        <w:t>Software development</w:t>
+      </w:r>
+    </w:p>
+    <w:p>
+      <w:pPr>
+        <w:rPr>
+          <w:lang w:val="en-NZ"/>
+        </w:rPr>
+      </w:pPr>
+      <w:r>
+        <w:rPr>
+          <w:lang w:val="en-NZ"/>
+        </w:rPr>
+        <w:t>SQ6 and SQ7</w:t>
+      </w:r>
+    </w:p>
+    <w:p>
+      <w:pPr>
+        <w:rPr>
+          <w:lang w:val="en-NZ"/>
+        </w:rPr>
+      </w:pPr>
+      <w:r>
+        <w:rPr>
+          <w:lang w:val="en-NZ"/>
+        </w:rPr>
+        <w:t>Learning objectives for the tool</w:t>
+      </w:r>
+    </w:p>
+    <w:p>
+      <w:pPr>
+        <w:rPr>
+          <w:lang w:val="en-NZ"/>
+        </w:rPr>
+      </w:pPr>
+      <w:r>
+        <w:rPr>
+          <w:lang w:val="en-NZ"/>
+        </w:rPr>
+        <w:t>Collaborative Learning in ENBU</w:t>
+      </w:r>
+    </w:p>
+    <w:p>
+      <w:pPr>
+        <w:rPr>
+          <w:lang w:val="en-NZ"/>
+        </w:rPr>
+      </w:pPr>
     </w:p>
     <w:sectPr>
       <w:pgSz w:w="12240" w:h="15840"/>
@@ -33,7 +112,7 @@
 </file>
 
 <file path=word/styles.xml><?xml version="1.0" encoding="utf-8"?>
-<w:styles xmlns:mc="http://schemas.openxmlformats.org/markup-compatibility/2006" xmlns:r="http://schemas.openxmlformats.org/officeDocument/2006/relationships" xmlns:w="http://schemas.openxmlformats.org/wordprocessingml/2006/main" xmlns:w14="http://schemas.microsoft.com/office/word/2010/wordml" xmlns:w15="http://schemas.microsoft.com/office/word/2012/wordml" xmlns:w16cex="http://schemas.microsoft.com/office/word/2018/wordml/cex" xmlns:w16cid="http://schemas.microsoft.com/office/word/2016/wordml/cid" xmlns:w16="http://schemas.microsoft.com/office/word/2018/wordml" xmlns:w16sdtdh="http://schemas.microsoft.com/office/word/2020/wordml/sdtdatahash" xmlns:w16se="http://schemas.microsoft.com/office/word/2015/wordml/symex" mc:Ignorable="w14 w15 w16se w16cid w16 w16cex w16sdtdh">
+<w:styles xmlns:mc="http://schemas.openxmlformats.org/markup-compatibility/2006" xmlns:r="http://schemas.openxmlformats.org/officeDocument/2006/relationships" xmlns:w="http://schemas.openxmlformats.org/wordprocessingml/2006/main" xmlns:w14="http://schemas.microsoft.com/office/word/2010/wordml" xmlns:w15="http://schemas.microsoft.com/office/word/2012/wordml" xmlns:w16cex="http://schemas.microsoft.com/office/word/2018/wordml/cex" xmlns:w16cid="http://schemas.microsoft.com/office/word/2016/wordml/cid" xmlns:w16="http://schemas.microsoft.com/office/word/2018/wordml" xmlns:w16du="http://schemas.microsoft.com/office/word/2023/wordml/word16du" xmlns:w16sdtdh="http://schemas.microsoft.com/office/word/2020/wordml/sdtdatahash" xmlns:w16sdtfl="http://schemas.microsoft.com/office/word/2024/wordml/sdtformatlock" xmlns:w16se="http://schemas.microsoft.com/office/word/2015/wordml/symex" mc:Ignorable="w14 w15 w16se w16cid w16 w16cex w16sdtdh w16sdtfl w16du">
   <w:docDefaults>
     <w:rPrDefault>
       <w:rPr>

--- a/Draft/7 Conclusions.docx
+++ b/Draft/7 Conclusions.docx
@@ -13,93 +13,3742 @@
         <w:rPr>
           <w:lang w:val="en-NZ"/>
         </w:rPr>
-        <w:t>6. Conclusion</w:t>
-      </w:r>
-      <w:r>
-        <w:rPr>
+        <w:t>7</w:t>
+      </w:r>
+      <w:r>
+        <w:rPr>
+          <w:lang w:val="en-NZ"/>
+        </w:rPr>
+        <w:t>. Conclusions</w:t>
+      </w:r>
+    </w:p>
+    <w:p>
+      <w:pPr>
+        <w:jc w:val="both"/>
+        <w:rPr>
+          <w:rFonts w:ascii="Arial" w:hAnsi="Arial" w:cs="Arial"/>
+          <w:lang w:val="en-NZ"/>
+        </w:rPr>
+      </w:pPr>
+      <w:r>
+        <w:rPr>
+          <w:rFonts w:ascii="Arial" w:hAnsi="Arial" w:cs="Arial"/>
+          <w:lang w:val="en-NZ"/>
+        </w:rPr>
+        <w:t>This doctoral research explored the use of Augmented Reality technologies to create a learning environment based on</w:t>
+      </w:r>
+      <w:r>
+        <w:rPr>
+          <w:rFonts w:ascii="Arial" w:hAnsi="Arial" w:cs="Arial"/>
+          <w:lang w:val="en-NZ"/>
+        </w:rPr>
+        <w:t xml:space="preserve"> the</w:t>
+      </w:r>
+      <w:r>
+        <w:rPr>
+          <w:rFonts w:ascii="Arial" w:hAnsi="Arial" w:cs="Arial"/>
+          <w:lang w:val="en-NZ"/>
+        </w:rPr>
+        <w:t xml:space="preserve"> principes of Collaborative Learning.</w:t>
+      </w:r>
+      <w:r>
+        <w:rPr>
+          <w:rFonts w:ascii="Arial" w:hAnsi="Arial" w:cs="Arial"/>
+          <w:lang w:val="en-NZ"/>
+        </w:rPr>
+        <w:t xml:space="preserve"> AR technologies provide unique characteristics that can </w:t>
+      </w:r>
+      <w:r>
+        <w:rPr>
+          <w:rFonts w:ascii="Arial" w:hAnsi="Arial" w:cs="Arial"/>
+          <w:lang w:val="en-NZ"/>
+        </w:rPr>
+        <w:t xml:space="preserve">be used </w:t>
+      </w:r>
+      <w:r>
+        <w:rPr>
+          <w:rFonts w:ascii="Arial" w:hAnsi="Arial" w:cs="Arial"/>
+          <w:lang w:val="en-NZ"/>
+        </w:rPr>
+        <w:t xml:space="preserve">to promote diverse learning scenarios </w:t>
+      </w:r>
+      <w:r>
+        <w:rPr>
+          <w:rFonts w:ascii="Arial" w:hAnsi="Arial" w:cs="Arial"/>
+          <w:lang w:val="en-NZ"/>
+        </w:rPr>
+        <w:t>in which students</w:t>
+      </w:r>
+      <w:r>
+        <w:rPr>
+          <w:rFonts w:ascii="Arial" w:hAnsi="Arial" w:cs="Arial"/>
+          <w:lang w:val="en-NZ"/>
+        </w:rPr>
+        <w:t xml:space="preserve"> participat</w:t>
+      </w:r>
+      <w:r>
+        <w:rPr>
+          <w:rFonts w:ascii="Arial" w:hAnsi="Arial" w:cs="Arial"/>
+          <w:lang w:val="en-NZ"/>
+        </w:rPr>
+        <w:t>e more</w:t>
+      </w:r>
+      <w:r>
+        <w:rPr>
+          <w:rFonts w:ascii="Arial" w:hAnsi="Arial" w:cs="Arial"/>
+          <w:lang w:val="en-NZ"/>
+        </w:rPr>
+        <w:t xml:space="preserve">, </w:t>
+      </w:r>
+      <w:r>
+        <w:rPr>
+          <w:rFonts w:ascii="Arial" w:hAnsi="Arial" w:cs="Arial"/>
+          <w:lang w:val="en-NZ"/>
+        </w:rPr>
+        <w:t xml:space="preserve">report more </w:t>
+      </w:r>
+      <w:r>
+        <w:rPr>
+          <w:rFonts w:ascii="Arial" w:hAnsi="Arial" w:cs="Arial"/>
+          <w:lang w:val="en-NZ"/>
+        </w:rPr>
+        <w:t xml:space="preserve">engagement and </w:t>
+      </w:r>
+      <w:r>
+        <w:rPr>
+          <w:rFonts w:ascii="Arial" w:hAnsi="Arial" w:cs="Arial"/>
+          <w:lang w:val="en-NZ"/>
+        </w:rPr>
+        <w:t>develop different</w:t>
+      </w:r>
+      <w:r>
+        <w:rPr>
+          <w:rFonts w:ascii="Arial" w:hAnsi="Arial" w:cs="Arial"/>
+          <w:lang w:val="en-NZ"/>
+        </w:rPr>
+        <w:t xml:space="preserve"> dynamics</w:t>
+      </w:r>
+      <w:r>
+        <w:rPr>
+          <w:rFonts w:ascii="Arial" w:hAnsi="Arial" w:cs="Arial"/>
+          <w:lang w:val="en-NZ"/>
+        </w:rPr>
+        <w:t xml:space="preserve"> </w:t>
+      </w:r>
+      <w:r>
+        <w:rPr>
+          <w:rFonts w:ascii="Arial" w:hAnsi="Arial" w:cs="Arial"/>
+          <w:lang w:val="en-NZ"/>
+        </w:rPr>
+        <w:t>with the learning material.</w:t>
+      </w:r>
+      <w:r>
+        <w:rPr>
+          <w:rFonts w:ascii="Arial" w:hAnsi="Arial" w:cs="Arial"/>
+          <w:lang w:val="en-NZ"/>
+        </w:rPr>
+        <w:t xml:space="preserve"> Additionally, CL approaches use social tools to encourage the students to gradually build the knowledge they need as part of a community and better mirroring the environments and challenges that can be found in real life. </w:t>
+      </w:r>
+    </w:p>
+    <w:p>
+      <w:pPr>
+        <w:jc w:val="both"/>
+        <w:rPr>
+          <w:rFonts w:ascii="Arial" w:hAnsi="Arial" w:cs="Arial"/>
+          <w:lang w:val="en-NZ"/>
+        </w:rPr>
+      </w:pPr>
+      <w:r>
+        <w:rPr>
+          <w:rFonts w:ascii="Arial" w:hAnsi="Arial" w:cs="Arial"/>
+          <w:lang w:val="en-NZ"/>
+        </w:rPr>
+        <w:t>Of the characteristics identified, this project focuse</w:t>
+      </w:r>
+      <w:r>
+        <w:rPr>
+          <w:rFonts w:ascii="Arial" w:hAnsi="Arial" w:cs="Arial"/>
+          <w:lang w:val="en-NZ"/>
+        </w:rPr>
+        <w:t>d</w:t>
+      </w:r>
+      <w:r>
+        <w:rPr>
+          <w:rFonts w:ascii="Arial" w:hAnsi="Arial" w:cs="Arial"/>
+          <w:lang w:val="en-NZ"/>
+        </w:rPr>
+        <w:t xml:space="preserve"> on exploring t</w:t>
+      </w:r>
+      <w:r>
+        <w:rPr>
+          <w:rFonts w:ascii="Arial" w:hAnsi="Arial" w:cs="Arial"/>
+          <w:lang w:val="en-NZ"/>
+        </w:rPr>
+        <w:t>hese</w:t>
+      </w:r>
+      <w:r>
+        <w:rPr>
+          <w:rFonts w:ascii="Arial" w:hAnsi="Arial" w:cs="Arial"/>
+          <w:lang w:val="en-NZ"/>
+        </w:rPr>
+        <w:t xml:space="preserve"> main attributes that distinguish AR from other platforms</w:t>
+      </w:r>
+      <w:r>
+        <w:rPr>
+          <w:rFonts w:ascii="Arial" w:hAnsi="Arial" w:cs="Arial"/>
+          <w:lang w:val="en-NZ"/>
+        </w:rPr>
+        <w:t xml:space="preserve"> and CL from other learning philosophies</w:t>
+      </w:r>
+      <w:r>
+        <w:rPr>
+          <w:rFonts w:ascii="Arial" w:hAnsi="Arial" w:cs="Arial"/>
+          <w:lang w:val="en-NZ"/>
+        </w:rPr>
+        <w:t>:</w:t>
+      </w:r>
+    </w:p>
+    <w:p>
+      <w:pPr>
+        <w:pStyle w:val="Prrafodelista"/>
+        <w:numPr>
+          <w:ilvl w:val="0"/>
+          <w:numId w:val="1"/>
+        </w:numPr>
+        <w:jc w:val="both"/>
+        <w:rPr>
+          <w:rFonts w:ascii="Arial" w:hAnsi="Arial" w:cs="Arial"/>
+          <w:lang w:val="en-NZ"/>
+        </w:rPr>
+      </w:pPr>
+      <w:r>
+        <w:rPr>
+          <w:rFonts w:ascii="Arial" w:hAnsi="Arial" w:cs="Arial"/>
+          <w:lang w:val="en-NZ"/>
+        </w:rPr>
+        <w:t>Digital visuals that incorporate and react to the physical context of the user.</w:t>
+      </w:r>
+    </w:p>
+    <w:p>
+      <w:pPr>
+        <w:pStyle w:val="Prrafodelista"/>
+        <w:numPr>
+          <w:ilvl w:val="0"/>
+          <w:numId w:val="1"/>
+        </w:numPr>
+        <w:jc w:val="both"/>
+        <w:rPr>
+          <w:rFonts w:ascii="Arial" w:hAnsi="Arial" w:cs="Arial"/>
+          <w:lang w:val="en-NZ"/>
+        </w:rPr>
+      </w:pPr>
+      <w:r>
+        <w:rPr>
+          <w:rFonts w:ascii="Arial" w:hAnsi="Arial" w:cs="Arial"/>
+          <w:lang w:val="en-NZ"/>
+        </w:rPr>
+        <w:t>Interactions with the environment that promote creative approaches to</w:t>
+      </w:r>
+      <w:r>
+        <w:rPr>
+          <w:rFonts w:ascii="Arial" w:hAnsi="Arial" w:cs="Arial"/>
+          <w:lang w:val="en-NZ"/>
+        </w:rPr>
+        <w:t xml:space="preserve"> the</w:t>
+      </w:r>
+      <w:r>
+        <w:rPr>
+          <w:rFonts w:ascii="Arial" w:hAnsi="Arial" w:cs="Arial"/>
+          <w:lang w:val="en-NZ"/>
+        </w:rPr>
+        <w:t xml:space="preserve"> learning material, exploration and active participation.</w:t>
+      </w:r>
+    </w:p>
+    <w:p>
+      <w:pPr>
+        <w:pStyle w:val="Prrafodelista"/>
+        <w:numPr>
+          <w:ilvl w:val="0"/>
+          <w:numId w:val="1"/>
+        </w:numPr>
+        <w:jc w:val="both"/>
+        <w:rPr>
+          <w:rFonts w:ascii="Arial" w:hAnsi="Arial" w:cs="Arial"/>
+          <w:lang w:val="en-NZ"/>
+        </w:rPr>
+      </w:pPr>
+      <w:r>
+        <w:rPr>
+          <w:rFonts w:ascii="Arial" w:hAnsi="Arial" w:cs="Arial"/>
+          <w:lang w:val="en-NZ"/>
+        </w:rPr>
+        <w:t>Multiple communication channels that promote constant dialogue and conversation between participants.</w:t>
+      </w:r>
+    </w:p>
+    <w:p>
+      <w:pPr>
+        <w:pStyle w:val="Prrafodelista"/>
+        <w:numPr>
+          <w:ilvl w:val="0"/>
+          <w:numId w:val="1"/>
+        </w:numPr>
+        <w:jc w:val="both"/>
+        <w:rPr>
+          <w:rFonts w:ascii="Arial" w:hAnsi="Arial" w:cs="Arial"/>
+          <w:lang w:val="en-NZ"/>
+        </w:rPr>
+      </w:pPr>
+      <w:r>
+        <w:rPr>
+          <w:rFonts w:ascii="Arial" w:hAnsi="Arial" w:cs="Arial"/>
+          <w:lang w:val="en-NZ"/>
+        </w:rPr>
+        <w:t>Guidance in identifying and using the skills necessary to create a collaborative effort as part of a group.</w:t>
+      </w:r>
+    </w:p>
+    <w:p>
+      <w:pPr>
+        <w:jc w:val="both"/>
+        <w:rPr>
+          <w:rFonts w:ascii="Arial" w:hAnsi="Arial" w:cs="Arial"/>
+          <w:lang w:val="en-NZ"/>
+        </w:rPr>
+      </w:pPr>
+      <w:r>
+        <w:rPr>
+          <w:rFonts w:ascii="Arial" w:hAnsi="Arial" w:cs="Arial"/>
+          <w:lang w:val="en-NZ"/>
+        </w:rPr>
+        <w:t xml:space="preserve">This project proposed that combining </w:t>
+      </w:r>
+      <w:r>
+        <w:rPr>
+          <w:rFonts w:ascii="Arial" w:hAnsi="Arial" w:cs="Arial"/>
+          <w:lang w:val="en-NZ"/>
+        </w:rPr>
+        <w:t>different</w:t>
+      </w:r>
+      <w:r>
+        <w:rPr>
+          <w:rFonts w:ascii="Arial" w:hAnsi="Arial" w:cs="Arial"/>
+          <w:lang w:val="en-NZ"/>
+        </w:rPr>
+        <w:t xml:space="preserve"> characteristics</w:t>
+      </w:r>
+      <w:r>
+        <w:rPr>
+          <w:rFonts w:ascii="Arial" w:hAnsi="Arial" w:cs="Arial"/>
+          <w:lang w:val="en-NZ"/>
+        </w:rPr>
+        <w:t xml:space="preserve"> of AR with the connectivity and social tools provided by mobile pl</w:t>
+      </w:r>
+      <w:r>
+        <w:rPr>
+          <w:rFonts w:ascii="Arial" w:hAnsi="Arial" w:cs="Arial"/>
+          <w:lang w:val="en-NZ"/>
+        </w:rPr>
+        <w:t>a</w:t>
+      </w:r>
+      <w:r>
+        <w:rPr>
+          <w:rFonts w:ascii="Arial" w:hAnsi="Arial" w:cs="Arial"/>
+          <w:lang w:val="en-NZ"/>
+        </w:rPr>
+        <w:t xml:space="preserve">tforms it </w:t>
+      </w:r>
+      <w:r>
+        <w:rPr>
+          <w:rFonts w:ascii="Arial" w:hAnsi="Arial" w:cs="Arial"/>
+          <w:lang w:val="en-NZ"/>
+        </w:rPr>
+        <w:t>was</w:t>
+      </w:r>
+      <w:r>
+        <w:rPr>
+          <w:rFonts w:ascii="Arial" w:hAnsi="Arial" w:cs="Arial"/>
+          <w:lang w:val="en-NZ"/>
+        </w:rPr>
+        <w:t xml:space="preserve"> possible to create a learnin</w:t>
+      </w:r>
+      <w:r>
+        <w:rPr>
+          <w:rFonts w:ascii="Arial" w:hAnsi="Arial" w:cs="Arial"/>
+          <w:lang w:val="en-NZ"/>
+        </w:rPr>
+        <w:t>g</w:t>
+      </w:r>
+      <w:r>
+        <w:rPr>
+          <w:rFonts w:ascii="Arial" w:hAnsi="Arial" w:cs="Arial"/>
+          <w:lang w:val="en-NZ"/>
+        </w:rPr>
+        <w:t xml:space="preserve"> space that </w:t>
+      </w:r>
+      <w:r>
+        <w:rPr>
+          <w:rFonts w:ascii="Arial" w:hAnsi="Arial" w:cs="Arial"/>
+          <w:lang w:val="en-NZ"/>
+        </w:rPr>
+        <w:t>promote</w:t>
+      </w:r>
+      <w:r>
+        <w:rPr>
+          <w:rFonts w:ascii="Arial" w:hAnsi="Arial" w:cs="Arial"/>
+          <w:lang w:val="en-NZ"/>
+        </w:rPr>
+        <w:t>d</w:t>
+      </w:r>
+      <w:r>
+        <w:rPr>
+          <w:rFonts w:ascii="Arial" w:hAnsi="Arial" w:cs="Arial"/>
+          <w:lang w:val="en-NZ"/>
+        </w:rPr>
+        <w:t xml:space="preserve"> and facilitate</w:t>
+      </w:r>
+      <w:r>
+        <w:rPr>
+          <w:rFonts w:ascii="Arial" w:hAnsi="Arial" w:cs="Arial"/>
+          <w:lang w:val="en-NZ"/>
+        </w:rPr>
+        <w:t>d</w:t>
+      </w:r>
+      <w:r>
+        <w:rPr>
+          <w:rFonts w:ascii="Arial" w:hAnsi="Arial" w:cs="Arial"/>
+          <w:lang w:val="en-NZ"/>
+        </w:rPr>
+        <w:t xml:space="preserve"> the </w:t>
+      </w:r>
+      <w:r>
+        <w:rPr>
+          <w:rFonts w:ascii="Arial" w:hAnsi="Arial" w:cs="Arial"/>
+          <w:lang w:val="en-NZ"/>
+        </w:rPr>
+        <w:t>use collaboration and</w:t>
+      </w:r>
+      <w:r>
+        <w:rPr>
+          <w:rFonts w:ascii="Arial" w:hAnsi="Arial" w:cs="Arial"/>
+          <w:lang w:val="en-NZ"/>
+        </w:rPr>
+        <w:t xml:space="preserve"> </w:t>
+      </w:r>
+      <w:r>
+        <w:rPr>
+          <w:rFonts w:ascii="Arial" w:hAnsi="Arial" w:cs="Arial"/>
+          <w:lang w:val="en-NZ"/>
+        </w:rPr>
+        <w:t>teamwork</w:t>
+      </w:r>
+      <w:r>
+        <w:rPr>
+          <w:rFonts w:ascii="Arial" w:hAnsi="Arial" w:cs="Arial"/>
+          <w:lang w:val="en-NZ"/>
+        </w:rPr>
+        <w:t xml:space="preserve"> as teaching tools and learning goals</w:t>
+      </w:r>
+      <w:r>
+        <w:rPr>
+          <w:rFonts w:ascii="Arial" w:hAnsi="Arial" w:cs="Arial"/>
+          <w:lang w:val="en-NZ"/>
+        </w:rPr>
+        <w:t xml:space="preserve">. </w:t>
+      </w:r>
+      <w:r>
+        <w:rPr>
+          <w:rFonts w:ascii="Arial" w:hAnsi="Arial" w:cs="Arial"/>
+          <w:lang w:val="en-NZ"/>
+        </w:rPr>
+        <w:t>The main objective</w:t>
+      </w:r>
+      <w:r>
+        <w:rPr>
+          <w:rFonts w:ascii="Arial" w:hAnsi="Arial" w:cs="Arial"/>
+          <w:lang w:val="en-NZ"/>
+        </w:rPr>
+        <w:t xml:space="preserve"> </w:t>
+      </w:r>
+      <w:r>
+        <w:rPr>
+          <w:rFonts w:ascii="Arial" w:hAnsi="Arial" w:cs="Arial"/>
+          <w:lang w:val="en-NZ"/>
+        </w:rPr>
+        <w:t>was to identify how students approached challenges of collaborative learning using digital technologies, and to design a tool based on AR that could promote behaviours</w:t>
+      </w:r>
+      <w:r>
+        <w:rPr>
+          <w:rFonts w:ascii="Arial" w:hAnsi="Arial" w:cs="Arial"/>
+          <w:lang w:val="en-NZ"/>
+        </w:rPr>
+        <w:t xml:space="preserve"> that boost or reinforce effective collaboration and the development of teamwork skills.</w:t>
+      </w:r>
+    </w:p>
+    <w:p>
+      <w:pPr>
+        <w:jc w:val="both"/>
+        <w:rPr>
+          <w:rFonts w:ascii="Arial" w:hAnsi="Arial" w:cs="Arial"/>
+          <w:lang w:val="en-NZ"/>
+        </w:rPr>
+      </w:pPr>
+      <w:r>
+        <w:rPr>
+          <w:rFonts w:ascii="Arial" w:hAnsi="Arial" w:cs="Arial"/>
+          <w:lang w:val="en-NZ"/>
+        </w:rPr>
+        <w:t xml:space="preserve">The approach of the project to fulfil this objective was divided in two fronts. First, a software development using user-centred design </w:t>
+      </w:r>
+      <w:r>
+        <w:rPr>
+          <w:rFonts w:ascii="Arial" w:hAnsi="Arial" w:cs="Arial"/>
+          <w:lang w:val="en-NZ"/>
+        </w:rPr>
+        <w:t>that identified</w:t>
+      </w:r>
+      <w:r>
+        <w:rPr>
+          <w:rFonts w:ascii="Arial" w:hAnsi="Arial" w:cs="Arial"/>
+          <w:lang w:val="en-NZ"/>
+        </w:rPr>
+        <w:t xml:space="preserve"> core issues about interactions in AR spaces</w:t>
+      </w:r>
+      <w:r>
+        <w:rPr>
+          <w:rFonts w:ascii="Arial" w:hAnsi="Arial" w:cs="Arial"/>
+          <w:lang w:val="en-NZ"/>
+        </w:rPr>
+        <w:t>, m</w:t>
+      </w:r>
+      <w:r>
+        <w:rPr>
+          <w:rFonts w:ascii="Arial" w:hAnsi="Arial" w:cs="Arial"/>
+          <w:lang w:val="en-NZ"/>
+        </w:rPr>
+        <w:t xml:space="preserve">ultiuser experiences using AR and the challenges associated to develop software for learning support. </w:t>
+      </w:r>
+      <w:r>
+        <w:rPr>
+          <w:rFonts w:ascii="Arial" w:hAnsi="Arial" w:cs="Arial"/>
+          <w:lang w:val="en-NZ"/>
+        </w:rPr>
+        <w:t>The second front was the analysis of a case study in which AR was used as a tool to provide support for the objectives of a course that were using a collaborative learning philosophy or developing collaboration as a skill.</w:t>
+      </w:r>
+    </w:p>
+    <w:p>
+      <w:pPr>
+        <w:jc w:val="both"/>
+        <w:rPr>
+          <w:rFonts w:ascii="Arial" w:hAnsi="Arial" w:cs="Arial"/>
+          <w:lang w:val="en-NZ"/>
+        </w:rPr>
+      </w:pPr>
+      <w:r>
+        <w:rPr>
+          <w:rFonts w:ascii="Arial" w:hAnsi="Arial" w:cs="Arial"/>
+          <w:lang w:val="en-NZ"/>
+        </w:rPr>
+        <w:t xml:space="preserve">WorkshopAR was the prototype software born from </w:t>
+      </w:r>
+      <w:r>
+        <w:rPr>
+          <w:rFonts w:ascii="Arial" w:hAnsi="Arial" w:cs="Arial"/>
+          <w:lang w:val="en-NZ"/>
+        </w:rPr>
+        <w:t>these two research fronts and</w:t>
+      </w:r>
+      <w:r>
+        <w:rPr>
+          <w:rFonts w:ascii="Arial" w:hAnsi="Arial" w:cs="Arial"/>
+          <w:lang w:val="en-NZ"/>
+        </w:rPr>
+        <w:t xml:space="preserve"> was </w:t>
+      </w:r>
+      <w:r>
+        <w:rPr>
+          <w:rFonts w:ascii="Arial" w:hAnsi="Arial" w:cs="Arial"/>
+          <w:lang w:val="en-NZ"/>
+        </w:rPr>
+        <w:t>used</w:t>
+      </w:r>
+      <w:r>
+        <w:rPr>
+          <w:rFonts w:ascii="Arial" w:hAnsi="Arial" w:cs="Arial"/>
+          <w:lang w:val="en-NZ"/>
+        </w:rPr>
+        <w:t xml:space="preserve"> to test different </w:t>
+      </w:r>
+      <w:r>
+        <w:rPr>
+          <w:rFonts w:ascii="Arial" w:hAnsi="Arial" w:cs="Arial"/>
+          <w:lang w:val="en-NZ"/>
+        </w:rPr>
+        <w:t>features</w:t>
+      </w:r>
+      <w:r>
+        <w:rPr>
+          <w:rFonts w:ascii="Arial" w:hAnsi="Arial" w:cs="Arial"/>
+          <w:lang w:val="en-NZ"/>
+        </w:rPr>
+        <w:t xml:space="preserve"> that use</w:t>
+      </w:r>
+      <w:r>
+        <w:rPr>
+          <w:rFonts w:ascii="Arial" w:hAnsi="Arial" w:cs="Arial"/>
+          <w:lang w:val="en-NZ"/>
+        </w:rPr>
+        <w:t>d</w:t>
+      </w:r>
+      <w:r>
+        <w:rPr>
+          <w:rFonts w:ascii="Arial" w:hAnsi="Arial" w:cs="Arial"/>
+          <w:lang w:val="en-NZ"/>
+        </w:rPr>
+        <w:t xml:space="preserve"> AR </w:t>
+      </w:r>
+      <w:r>
+        <w:rPr>
+          <w:rFonts w:ascii="Arial" w:hAnsi="Arial" w:cs="Arial"/>
+          <w:lang w:val="en-NZ"/>
+        </w:rPr>
+        <w:t>interactions</w:t>
+      </w:r>
+      <w:r>
+        <w:rPr>
+          <w:rFonts w:ascii="Arial" w:hAnsi="Arial" w:cs="Arial"/>
+          <w:lang w:val="en-NZ"/>
+        </w:rPr>
+        <w:t xml:space="preserve"> to help students manage a collaborative activity</w:t>
+      </w:r>
+      <w:r>
+        <w:rPr>
+          <w:rFonts w:ascii="Arial" w:hAnsi="Arial" w:cs="Arial"/>
+          <w:lang w:val="en-NZ"/>
+        </w:rPr>
+        <w:t>, while teaching basic principles of effective teambuilding and cooperation practices. WorkshopAR provided tools for:</w:t>
+      </w:r>
+    </w:p>
+    <w:p>
+      <w:pPr>
+        <w:pStyle w:val="Prrafodelista"/>
+        <w:numPr>
+          <w:ilvl w:val="0"/>
+          <w:numId w:val="2"/>
+        </w:numPr>
+        <w:jc w:val="both"/>
+        <w:rPr>
+          <w:rFonts w:ascii="Arial" w:hAnsi="Arial" w:cs="Arial"/>
+          <w:lang w:val="en-NZ"/>
+        </w:rPr>
+      </w:pPr>
+      <w:r>
+        <w:rPr>
+          <w:rFonts w:ascii="Arial" w:hAnsi="Arial" w:cs="Arial"/>
+          <w:lang w:val="en-NZ"/>
+        </w:rPr>
+        <w:t>Augmenting the space that a group of students is using to work, providing visuals and interactions to help with team consolidation, team management, planification, progress evaluation, work management, generation of ideas, knowledge management, decision making and participation management.</w:t>
+      </w:r>
+    </w:p>
+    <w:p>
+      <w:pPr>
+        <w:pStyle w:val="Prrafodelista"/>
+        <w:numPr>
+          <w:ilvl w:val="0"/>
+          <w:numId w:val="2"/>
+        </w:numPr>
+        <w:jc w:val="both"/>
+        <w:rPr>
+          <w:rFonts w:ascii="Arial" w:hAnsi="Arial" w:cs="Arial"/>
+          <w:lang w:val="en-NZ"/>
+        </w:rPr>
+      </w:pPr>
+      <w:r>
+        <w:rPr>
+          <w:rFonts w:ascii="Arial" w:hAnsi="Arial" w:cs="Arial"/>
+          <w:lang w:val="en-NZ"/>
+        </w:rPr>
+        <w:t>Creating</w:t>
+      </w:r>
+      <w:r>
+        <w:rPr>
+          <w:rFonts w:ascii="Arial" w:hAnsi="Arial" w:cs="Arial"/>
+          <w:lang w:val="en-NZ"/>
+        </w:rPr>
+        <w:t xml:space="preserve"> a structured approach to teamwork with enough configuration tools to be adopted </w:t>
+      </w:r>
+      <w:r>
+        <w:rPr>
+          <w:rFonts w:ascii="Arial" w:hAnsi="Arial" w:cs="Arial"/>
+          <w:lang w:val="en-NZ"/>
+        </w:rPr>
+        <w:t>in</w:t>
+      </w:r>
+      <w:r>
+        <w:rPr>
+          <w:rFonts w:ascii="Arial" w:hAnsi="Arial" w:cs="Arial"/>
+          <w:lang w:val="en-NZ"/>
+        </w:rPr>
+        <w:t xml:space="preserve"> different stages of the life cycle of a project</w:t>
+      </w:r>
+      <w:r>
+        <w:rPr>
+          <w:rFonts w:ascii="Arial" w:hAnsi="Arial" w:cs="Arial"/>
+          <w:lang w:val="en-NZ"/>
+        </w:rPr>
+        <w:t xml:space="preserve"> and by groups with different characteristics and goals.</w:t>
+      </w:r>
+    </w:p>
+    <w:p>
+      <w:pPr>
+        <w:pStyle w:val="Prrafodelista"/>
+        <w:numPr>
+          <w:ilvl w:val="0"/>
+          <w:numId w:val="2"/>
+        </w:numPr>
+        <w:jc w:val="both"/>
+        <w:rPr>
+          <w:rFonts w:ascii="Arial" w:hAnsi="Arial" w:cs="Arial"/>
+          <w:lang w:val="en-NZ"/>
+        </w:rPr>
+      </w:pPr>
+      <w:r>
+        <w:rPr>
+          <w:rFonts w:ascii="Arial" w:hAnsi="Arial" w:cs="Arial"/>
+          <w:lang w:val="en-NZ"/>
+        </w:rPr>
+        <w:lastRenderedPageBreak/>
+        <w:t>A</w:t>
+      </w:r>
+      <w:r>
+        <w:rPr>
+          <w:rFonts w:ascii="Arial" w:hAnsi="Arial" w:cs="Arial"/>
+          <w:lang w:val="en-NZ"/>
+        </w:rPr>
+        <w:t>ugmented communication in face-to-face interactions, using visuals and interactions to communicate ideas, expand the context of a conversation, provide extra meaning or</w:t>
+      </w:r>
+      <w:r>
+        <w:rPr>
+          <w:rFonts w:ascii="Arial" w:hAnsi="Arial" w:cs="Arial"/>
+          <w:lang w:val="en-NZ"/>
+        </w:rPr>
+        <w:t xml:space="preserve"> </w:t>
+      </w:r>
+      <w:r>
+        <w:rPr>
+          <w:rFonts w:ascii="Arial" w:hAnsi="Arial" w:cs="Arial"/>
+          <w:lang w:val="en-NZ"/>
+        </w:rPr>
+        <w:t>to explore ideas and be creative.</w:t>
+      </w:r>
+    </w:p>
+    <w:p>
+      <w:pPr>
+        <w:jc w:val="both"/>
+        <w:rPr>
+          <w:rFonts w:ascii="Arial" w:hAnsi="Arial" w:cs="Arial"/>
+          <w:lang w:val="en-NZ"/>
+        </w:rPr>
+      </w:pPr>
+      <w:r>
+        <w:rPr>
+          <w:rFonts w:ascii="Arial" w:hAnsi="Arial" w:cs="Arial"/>
+          <w:lang w:val="en-NZ"/>
+        </w:rPr>
+        <w:t>The design process of WorkshopAR</w:t>
+      </w:r>
+      <w:r>
+        <w:rPr>
+          <w:rFonts w:ascii="Arial" w:hAnsi="Arial" w:cs="Arial"/>
+          <w:lang w:val="en-NZ"/>
+        </w:rPr>
+        <w:t xml:space="preserve"> identified important challenges in the implementation of AR software and the development of technologies for learning settings. It highlighted the importance </w:t>
+      </w:r>
+      <w:r>
+        <w:rPr>
+          <w:rFonts w:ascii="Arial" w:hAnsi="Arial" w:cs="Arial"/>
+          <w:lang w:val="en-NZ"/>
+        </w:rPr>
+        <w:t>of</w:t>
+      </w:r>
+      <w:r>
+        <w:rPr>
+          <w:rFonts w:ascii="Arial" w:hAnsi="Arial" w:cs="Arial"/>
+          <w:lang w:val="en-NZ"/>
+        </w:rPr>
+        <w:t xml:space="preserve"> early testing and of adapting a flexible development approach to identify the particularities of a classroom, understand the needs of the target students and adapt to the different profiles that </w:t>
+      </w:r>
+      <w:r>
+        <w:rPr>
+          <w:rFonts w:ascii="Arial" w:hAnsi="Arial" w:cs="Arial"/>
+          <w:lang w:val="en-NZ"/>
+        </w:rPr>
+        <w:t>could</w:t>
+      </w:r>
+      <w:r>
+        <w:rPr>
+          <w:rFonts w:ascii="Arial" w:hAnsi="Arial" w:cs="Arial"/>
+          <w:lang w:val="en-NZ"/>
+        </w:rPr>
+        <w:t xml:space="preserve"> be found among them. A classroom is never homogeneous and is never static, and the implementation of the software should be able to adapt to th</w:t>
+      </w:r>
+      <w:r>
+        <w:rPr>
+          <w:rFonts w:ascii="Arial" w:hAnsi="Arial" w:cs="Arial"/>
+          <w:lang w:val="en-NZ"/>
+        </w:rPr>
+        <w:t>ese variable</w:t>
+      </w:r>
+      <w:r>
+        <w:rPr>
+          <w:rFonts w:ascii="Arial" w:hAnsi="Arial" w:cs="Arial"/>
+          <w:lang w:val="en-NZ"/>
+        </w:rPr>
+        <w:t xml:space="preserve"> </w:t>
+      </w:r>
+      <w:r>
+        <w:rPr>
+          <w:rFonts w:ascii="Arial" w:hAnsi="Arial" w:cs="Arial"/>
+          <w:lang w:val="en-NZ"/>
+        </w:rPr>
+        <w:t>characteristics</w:t>
+      </w:r>
+      <w:r>
+        <w:rPr>
+          <w:rFonts w:ascii="Arial" w:hAnsi="Arial" w:cs="Arial"/>
+          <w:lang w:val="en-NZ"/>
+        </w:rPr>
+        <w:t>.</w:t>
+      </w:r>
+    </w:p>
+    <w:p>
+      <w:pPr>
+        <w:jc w:val="both"/>
+        <w:rPr>
+          <w:rFonts w:ascii="Arial" w:hAnsi="Arial" w:cs="Arial"/>
+          <w:lang w:val="en-NZ"/>
+        </w:rPr>
+      </w:pPr>
+      <w:r>
+        <w:rPr>
+          <w:rFonts w:ascii="Arial" w:hAnsi="Arial" w:cs="Arial"/>
+          <w:lang w:val="en-NZ"/>
+        </w:rPr>
+        <w:t>The Industry Project course provided an ideal case study to observe a collaborative design. The core objective</w:t>
+      </w:r>
+      <w:r>
+        <w:rPr>
+          <w:rFonts w:ascii="Arial" w:hAnsi="Arial" w:cs="Arial"/>
+          <w:lang w:val="en-NZ"/>
+        </w:rPr>
+        <w:t xml:space="preserve"> </w:t>
+      </w:r>
+      <w:r>
+        <w:rPr>
+          <w:rFonts w:ascii="Arial" w:hAnsi="Arial" w:cs="Arial"/>
+          <w:lang w:val="en-NZ"/>
+        </w:rPr>
+        <w:t>was to offer</w:t>
+      </w:r>
+      <w:r>
+        <w:rPr>
+          <w:rFonts w:ascii="Arial" w:hAnsi="Arial" w:cs="Arial"/>
+          <w:lang w:val="en-NZ"/>
+        </w:rPr>
+        <w:t xml:space="preserve"> </w:t>
+      </w:r>
+      <w:r>
+        <w:rPr>
+          <w:rFonts w:ascii="Arial" w:hAnsi="Arial" w:cs="Arial"/>
+          <w:lang w:val="en-NZ"/>
+        </w:rPr>
+        <w:t xml:space="preserve">the opportunity to experience a project close to a real-life professional setting, encouraging </w:t>
+      </w:r>
+      <w:r>
+        <w:rPr>
+          <w:rFonts w:ascii="Arial" w:hAnsi="Arial" w:cs="Arial"/>
+          <w:lang w:val="en-NZ"/>
+        </w:rPr>
+        <w:t>students</w:t>
+      </w:r>
+      <w:r>
+        <w:rPr>
+          <w:rFonts w:ascii="Arial" w:hAnsi="Arial" w:cs="Arial"/>
+          <w:lang w:val="en-NZ"/>
+        </w:rPr>
+        <w:t xml:space="preserve"> to develop and test the skills needed </w:t>
+      </w:r>
+      <w:r>
+        <w:rPr>
+          <w:rFonts w:ascii="Arial" w:hAnsi="Arial" w:cs="Arial"/>
+          <w:lang w:val="en-NZ"/>
+        </w:rPr>
+        <w:t>for</w:t>
+      </w:r>
+      <w:r>
+        <w:rPr>
+          <w:rFonts w:ascii="Arial" w:hAnsi="Arial" w:cs="Arial"/>
+          <w:lang w:val="en-NZ"/>
+        </w:rPr>
+        <w:t xml:space="preserve"> teamwork, communication, planning and constant self-reflection.</w:t>
+      </w:r>
+    </w:p>
+    <w:p>
+      <w:pPr>
+        <w:jc w:val="both"/>
+        <w:rPr>
+          <w:rFonts w:ascii="Arial" w:hAnsi="Arial" w:cs="Arial"/>
+          <w:lang w:val="en-NZ"/>
+        </w:rPr>
+      </w:pPr>
+      <w:r>
+        <w:rPr>
+          <w:rFonts w:ascii="Arial" w:hAnsi="Arial" w:cs="Arial"/>
+          <w:lang w:val="en-NZ"/>
+        </w:rPr>
+        <w:t xml:space="preserve">WorkshopAR was integrated to the course as part of the repository of resources available to the </w:t>
+      </w:r>
+      <w:r>
+        <w:rPr>
+          <w:rFonts w:ascii="Arial" w:hAnsi="Arial" w:cs="Arial"/>
+          <w:lang w:val="en-NZ"/>
+        </w:rPr>
+        <w:t>students to</w:t>
+      </w:r>
+      <w:r>
+        <w:rPr>
+          <w:rFonts w:ascii="Arial" w:hAnsi="Arial" w:cs="Arial"/>
+          <w:lang w:val="en-NZ"/>
+        </w:rPr>
+        <w:t xml:space="preserve"> help the</w:t>
+      </w:r>
+      <w:r>
+        <w:rPr>
+          <w:rFonts w:ascii="Arial" w:hAnsi="Arial" w:cs="Arial"/>
+          <w:lang w:val="en-NZ"/>
+        </w:rPr>
+        <w:t>m</w:t>
+      </w:r>
+      <w:r>
+        <w:rPr>
+          <w:rFonts w:ascii="Arial" w:hAnsi="Arial" w:cs="Arial"/>
+          <w:lang w:val="en-NZ"/>
+        </w:rPr>
+        <w:t xml:space="preserve"> manage the face-to-face collaborative </w:t>
+      </w:r>
+      <w:r>
+        <w:rPr>
+          <w:rFonts w:ascii="Arial" w:hAnsi="Arial" w:cs="Arial"/>
+          <w:lang w:val="en-NZ"/>
+        </w:rPr>
+        <w:t>activities present in the classroom sessions</w:t>
+      </w:r>
+      <w:r>
+        <w:rPr>
+          <w:rFonts w:ascii="Arial" w:hAnsi="Arial" w:cs="Arial"/>
+          <w:lang w:val="en-NZ"/>
+        </w:rPr>
+        <w:t xml:space="preserve">. The students found opportunities to use </w:t>
+      </w:r>
+      <w:r>
+        <w:rPr>
+          <w:rFonts w:ascii="Arial" w:hAnsi="Arial" w:cs="Arial"/>
+          <w:lang w:val="en-NZ"/>
+        </w:rPr>
+        <w:t>WorkshopAR</w:t>
+      </w:r>
+      <w:r>
+        <w:rPr>
+          <w:rFonts w:ascii="Arial" w:hAnsi="Arial" w:cs="Arial"/>
+          <w:lang w:val="en-NZ"/>
+        </w:rPr>
+        <w:t xml:space="preserve"> </w:t>
+      </w:r>
+      <w:r>
+        <w:rPr>
+          <w:rFonts w:ascii="Arial" w:hAnsi="Arial" w:cs="Arial"/>
+          <w:lang w:val="en-NZ"/>
+        </w:rPr>
+        <w:t>by:</w:t>
+      </w:r>
+    </w:p>
+    <w:p>
+      <w:pPr>
+        <w:pStyle w:val="Prrafodelista"/>
+        <w:numPr>
+          <w:ilvl w:val="0"/>
+          <w:numId w:val="3"/>
+        </w:numPr>
+        <w:jc w:val="both"/>
+        <w:rPr>
+          <w:rFonts w:ascii="Arial" w:hAnsi="Arial" w:cs="Arial"/>
+          <w:lang w:val="en-NZ"/>
+        </w:rPr>
+      </w:pPr>
+      <w:r>
+        <w:rPr>
+          <w:rFonts w:ascii="Arial" w:hAnsi="Arial" w:cs="Arial"/>
+          <w:lang w:val="en-NZ"/>
+        </w:rPr>
+        <w:t xml:space="preserve">Using the structure provided by the tool at convenience, </w:t>
+      </w:r>
+      <w:r>
+        <w:rPr>
+          <w:rFonts w:ascii="Arial" w:hAnsi="Arial" w:cs="Arial"/>
+          <w:lang w:val="en-NZ"/>
+        </w:rPr>
+        <w:t>analysing</w:t>
+      </w:r>
+      <w:r>
+        <w:rPr>
+          <w:rFonts w:ascii="Arial" w:hAnsi="Arial" w:cs="Arial"/>
+          <w:lang w:val="en-NZ"/>
+        </w:rPr>
+        <w:t xml:space="preserve"> the current state of their project, the objectives set up for their work and the disposition of the current participants.</w:t>
+      </w:r>
+    </w:p>
+    <w:p>
+      <w:pPr>
+        <w:pStyle w:val="Prrafodelista"/>
+        <w:numPr>
+          <w:ilvl w:val="0"/>
+          <w:numId w:val="3"/>
+        </w:numPr>
+        <w:jc w:val="both"/>
+        <w:rPr>
+          <w:rFonts w:ascii="Arial" w:hAnsi="Arial" w:cs="Arial"/>
+          <w:lang w:val="en-NZ"/>
+        </w:rPr>
+      </w:pPr>
+      <w:r>
+        <w:rPr>
+          <w:rFonts w:ascii="Arial" w:hAnsi="Arial" w:cs="Arial"/>
+          <w:lang w:val="en-NZ"/>
+        </w:rPr>
+        <w:t>Us</w:t>
+      </w:r>
+      <w:r>
+        <w:rPr>
+          <w:rFonts w:ascii="Arial" w:hAnsi="Arial" w:cs="Arial"/>
+          <w:lang w:val="en-NZ"/>
+        </w:rPr>
+        <w:t>ing</w:t>
+      </w:r>
+      <w:r>
+        <w:rPr>
+          <w:rFonts w:ascii="Arial" w:hAnsi="Arial" w:cs="Arial"/>
+          <w:lang w:val="en-NZ"/>
+        </w:rPr>
+        <w:t xml:space="preserve"> the space and resources available in the current context to propose ideas, promote discussions and take decisions.</w:t>
+      </w:r>
+    </w:p>
+    <w:p>
+      <w:pPr>
+        <w:pStyle w:val="Prrafodelista"/>
+        <w:numPr>
+          <w:ilvl w:val="0"/>
+          <w:numId w:val="3"/>
+        </w:numPr>
+        <w:jc w:val="both"/>
+        <w:rPr>
+          <w:rFonts w:ascii="Arial" w:hAnsi="Arial" w:cs="Arial"/>
+          <w:lang w:val="en-NZ"/>
+        </w:rPr>
+      </w:pPr>
+      <w:r>
+        <w:rPr>
+          <w:rFonts w:ascii="Arial" w:hAnsi="Arial" w:cs="Arial"/>
+          <w:lang w:val="en-NZ"/>
+        </w:rPr>
+        <w:t>Maintain</w:t>
+      </w:r>
+      <w:r>
+        <w:rPr>
+          <w:rFonts w:ascii="Arial" w:hAnsi="Arial" w:cs="Arial"/>
+          <w:lang w:val="en-NZ"/>
+        </w:rPr>
+        <w:t>ing</w:t>
+      </w:r>
+      <w:r>
+        <w:rPr>
+          <w:rFonts w:ascii="Arial" w:hAnsi="Arial" w:cs="Arial"/>
+          <w:lang w:val="en-NZ"/>
+        </w:rPr>
+        <w:t xml:space="preserve"> constant communication with their teammates, not only transmitting information but also contextual meaning.</w:t>
+      </w:r>
+    </w:p>
+    <w:p>
+      <w:pPr>
+        <w:jc w:val="both"/>
+        <w:rPr>
+          <w:rFonts w:ascii="Arial" w:hAnsi="Arial" w:cs="Arial"/>
+          <w:lang w:val="en-NZ"/>
+        </w:rPr>
+      </w:pPr>
+      <w:r>
+        <w:rPr>
+          <w:rFonts w:ascii="Arial" w:hAnsi="Arial" w:cs="Arial"/>
+          <w:lang w:val="en-NZ"/>
+        </w:rPr>
+        <w:t xml:space="preserve">The development of the case study showed the importance of giving the students the space to create collaborative skills in an organic way but also offering guidance when needed, mechanisms to fail safely and opportunities to iterate in the approaches proposed by a group. WorkshopAR </w:t>
+      </w:r>
+      <w:r>
+        <w:rPr>
+          <w:rFonts w:ascii="Arial" w:hAnsi="Arial" w:cs="Arial"/>
+          <w:lang w:val="en-NZ"/>
+        </w:rPr>
+        <w:t xml:space="preserve">also </w:t>
+      </w:r>
+      <w:r>
+        <w:rPr>
+          <w:rFonts w:ascii="Arial" w:hAnsi="Arial" w:cs="Arial"/>
+          <w:lang w:val="en-NZ"/>
+        </w:rPr>
+        <w:t xml:space="preserve">benefited from this iterative approach, failing to integrate in some aspects of the collaborative process but </w:t>
+      </w:r>
+      <w:r>
+        <w:rPr>
+          <w:rFonts w:ascii="Arial" w:hAnsi="Arial" w:cs="Arial"/>
+          <w:lang w:val="en-NZ"/>
+        </w:rPr>
+        <w:t xml:space="preserve">adapting, incorporating feedback and finally </w:t>
+      </w:r>
+      <w:r>
+        <w:rPr>
+          <w:rFonts w:ascii="Arial" w:hAnsi="Arial" w:cs="Arial"/>
+          <w:lang w:val="en-NZ"/>
+        </w:rPr>
+        <w:t>finding an interesting place in other</w:t>
+      </w:r>
+      <w:r>
+        <w:rPr>
+          <w:rFonts w:ascii="Arial" w:hAnsi="Arial" w:cs="Arial"/>
+          <w:lang w:val="en-NZ"/>
+        </w:rPr>
+        <w:t xml:space="preserve"> instances of the students’ work</w:t>
+      </w:r>
+      <w:r>
+        <w:rPr>
+          <w:rFonts w:ascii="Arial" w:hAnsi="Arial" w:cs="Arial"/>
+          <w:lang w:val="en-NZ"/>
+        </w:rPr>
+        <w:t>.</w:t>
+      </w:r>
+    </w:p>
+    <w:p>
+      <w:pPr>
+        <w:pStyle w:val="Ttulo1"/>
+        <w:rPr>
+          <w:lang w:val="en-NZ"/>
+        </w:rPr>
+      </w:pPr>
+      <w:r>
+        <w:rPr>
+          <w:lang w:val="en-NZ"/>
+        </w:rPr>
+        <w:t>7.1 Research Questions</w:t>
+      </w:r>
+    </w:p>
+    <w:p>
+      <w:pPr>
+        <w:jc w:val="both"/>
+        <w:rPr>
+          <w:rFonts w:ascii="Arial" w:hAnsi="Arial" w:cs="Arial"/>
+          <w:lang w:val="en-NZ"/>
+        </w:rPr>
+      </w:pPr>
+      <w:r>
+        <w:rPr>
+          <w:rFonts w:ascii="Arial" w:hAnsi="Arial" w:cs="Arial"/>
+          <w:lang w:val="en-NZ"/>
+        </w:rPr>
+        <w:t xml:space="preserve">The research structure of this project focused on identifying changes in behaviour produced </w:t>
+      </w:r>
+      <w:r>
+        <w:rPr>
+          <w:rFonts w:ascii="Arial" w:hAnsi="Arial" w:cs="Arial"/>
+          <w:lang w:val="en-NZ"/>
+        </w:rPr>
+        <w:t>by the</w:t>
+      </w:r>
+      <w:r>
+        <w:rPr>
+          <w:rFonts w:ascii="Arial" w:hAnsi="Arial" w:cs="Arial"/>
+          <w:lang w:val="en-NZ"/>
+        </w:rPr>
+        <w:t xml:space="preserve"> AR tool</w:t>
+      </w:r>
+      <w:r>
+        <w:rPr>
+          <w:rFonts w:ascii="Arial" w:hAnsi="Arial" w:cs="Arial"/>
+          <w:lang w:val="en-NZ"/>
+        </w:rPr>
+        <w:t xml:space="preserve"> </w:t>
+      </w:r>
+      <w:r>
+        <w:rPr>
+          <w:rFonts w:ascii="Arial" w:hAnsi="Arial" w:cs="Arial"/>
+          <w:lang w:val="en-NZ"/>
+        </w:rPr>
+        <w:t>support</w:t>
+      </w:r>
+      <w:r>
+        <w:rPr>
+          <w:rFonts w:ascii="Arial" w:hAnsi="Arial" w:cs="Arial"/>
+          <w:lang w:val="en-NZ"/>
+        </w:rPr>
+        <w:t>ing the collaborative work of the</w:t>
+      </w:r>
+      <w:r>
+        <w:rPr>
+          <w:rFonts w:ascii="Arial" w:hAnsi="Arial" w:cs="Arial"/>
+          <w:lang w:val="en-NZ"/>
+        </w:rPr>
+        <w:t xml:space="preserve"> students. AR was used </w:t>
+      </w:r>
+      <w:r>
+        <w:rPr>
+          <w:rFonts w:ascii="Arial" w:hAnsi="Arial" w:cs="Arial"/>
+          <w:lang w:val="en-NZ"/>
+        </w:rPr>
+        <w:t>in activities related to</w:t>
+      </w:r>
+      <w:r>
+        <w:rPr>
+          <w:rFonts w:ascii="Arial" w:hAnsi="Arial" w:cs="Arial"/>
+          <w:lang w:val="en-NZ"/>
+        </w:rPr>
+        <w:t xml:space="preserve"> team management, communication and decision making.</w:t>
+      </w:r>
+    </w:p>
+    <w:p>
+      <w:pPr>
+        <w:jc w:val="both"/>
+        <w:rPr>
+          <w:rFonts w:ascii="Arial" w:hAnsi="Arial" w:cs="Arial"/>
+          <w:lang w:val="en-NZ"/>
+        </w:rPr>
+      </w:pPr>
+      <w:r>
+        <w:rPr>
+          <w:rFonts w:ascii="Arial" w:hAnsi="Arial" w:cs="Arial"/>
+          <w:lang w:val="en-NZ"/>
+        </w:rPr>
+        <w:t>This thesis proposed six secondary research questions to help build a conclusion for the main objective of the project. The question</w:t>
+      </w:r>
+      <w:r>
+        <w:rPr>
+          <w:rFonts w:ascii="Arial" w:hAnsi="Arial" w:cs="Arial"/>
           <w:lang w:val="en-NZ"/>
         </w:rPr>
         <w:t>s</w:t>
       </w:r>
-    </w:p>
-    <w:p>
-      <w:pPr>
-        <w:rPr>
-          <w:lang w:val="en-NZ"/>
-        </w:rPr>
-      </w:pPr>
-    </w:p>
-    <w:p>
-      <w:pPr>
-        <w:rPr>
-          <w:lang w:val="en-NZ"/>
-        </w:rPr>
-      </w:pPr>
-      <w:r>
-        <w:rPr>
-          <w:lang w:val="en-NZ"/>
-        </w:rPr>
-        <w:t>Introduction</w:t>
-      </w:r>
-    </w:p>
-    <w:p>
-      <w:pPr>
-        <w:rPr>
-          <w:lang w:val="en-NZ"/>
-        </w:rPr>
-      </w:pPr>
-      <w:r>
-        <w:rPr>
-          <w:lang w:val="en-NZ"/>
-        </w:rPr>
-        <w:t>Software development</w:t>
-      </w:r>
-    </w:p>
-    <w:p>
-      <w:pPr>
-        <w:rPr>
-          <w:lang w:val="en-NZ"/>
-        </w:rPr>
-      </w:pPr>
-      <w:r>
-        <w:rPr>
-          <w:lang w:val="en-NZ"/>
-        </w:rPr>
-        <w:t>SQ6 and SQ7</w:t>
-      </w:r>
-    </w:p>
-    <w:p>
-      <w:pPr>
-        <w:rPr>
-          <w:lang w:val="en-NZ"/>
-        </w:rPr>
-      </w:pPr>
-      <w:r>
-        <w:rPr>
-          <w:lang w:val="en-NZ"/>
-        </w:rPr>
-        <w:t>Learning objectives for the tool</w:t>
-      </w:r>
-    </w:p>
-    <w:p>
-      <w:pPr>
-        <w:rPr>
-          <w:lang w:val="en-NZ"/>
-        </w:rPr>
-      </w:pPr>
-      <w:r>
-        <w:rPr>
-          <w:lang w:val="en-NZ"/>
-        </w:rPr>
-        <w:t>Collaborative Learning in ENBU</w:t>
-      </w:r>
-    </w:p>
-    <w:p>
-      <w:pPr>
-        <w:rPr>
-          <w:lang w:val="en-NZ"/>
-        </w:rPr>
-      </w:pPr>
+      <w:r>
+        <w:rPr>
+          <w:rFonts w:ascii="Arial" w:hAnsi="Arial" w:cs="Arial"/>
+          <w:lang w:val="en-NZ"/>
+        </w:rPr>
+        <w:t xml:space="preserve"> w</w:t>
+      </w:r>
+      <w:r>
+        <w:rPr>
+          <w:rFonts w:ascii="Arial" w:hAnsi="Arial" w:cs="Arial"/>
+          <w:lang w:val="en-NZ"/>
+        </w:rPr>
+        <w:t>ere</w:t>
+      </w:r>
+      <w:r>
+        <w:rPr>
+          <w:rFonts w:ascii="Arial" w:hAnsi="Arial" w:cs="Arial"/>
+          <w:lang w:val="en-NZ"/>
+        </w:rPr>
+        <w:t xml:space="preserve"> aimed at comparing</w:t>
+      </w:r>
+      <w:r>
+        <w:rPr>
+          <w:rFonts w:ascii="Arial" w:hAnsi="Arial" w:cs="Arial"/>
+          <w:lang w:val="en-NZ"/>
+        </w:rPr>
+        <w:t xml:space="preserve"> </w:t>
+      </w:r>
+      <w:r>
+        <w:rPr>
+          <w:rFonts w:ascii="Arial" w:hAnsi="Arial" w:cs="Arial"/>
+          <w:lang w:val="en-NZ"/>
+        </w:rPr>
+        <w:t>current approaches and perception</w:t>
+      </w:r>
+      <w:r>
+        <w:rPr>
+          <w:rFonts w:ascii="Arial" w:hAnsi="Arial" w:cs="Arial"/>
+          <w:lang w:val="en-NZ"/>
+        </w:rPr>
+        <w:t>s</w:t>
+      </w:r>
+      <w:r>
+        <w:rPr>
+          <w:rFonts w:ascii="Arial" w:hAnsi="Arial" w:cs="Arial"/>
+          <w:lang w:val="en-NZ"/>
+        </w:rPr>
+        <w:t xml:space="preserve"> that students have around collaboration and group-based learning against what AR could offer</w:t>
+      </w:r>
+      <w:r>
+        <w:rPr>
+          <w:rFonts w:ascii="Arial" w:hAnsi="Arial" w:cs="Arial"/>
+          <w:lang w:val="en-NZ"/>
+        </w:rPr>
+        <w:t>. The main objective of the software development was</w:t>
+      </w:r>
+      <w:r>
+        <w:rPr>
+          <w:rFonts w:ascii="Arial" w:hAnsi="Arial" w:cs="Arial"/>
+          <w:lang w:val="en-NZ"/>
+        </w:rPr>
+        <w:t xml:space="preserve"> </w:t>
+      </w:r>
+      <w:r>
+        <w:rPr>
+          <w:rFonts w:ascii="Arial" w:hAnsi="Arial" w:cs="Arial"/>
+          <w:lang w:val="en-NZ"/>
+        </w:rPr>
+        <w:t>to test ideas in which</w:t>
+      </w:r>
+      <w:r>
+        <w:rPr>
+          <w:rFonts w:ascii="Arial" w:hAnsi="Arial" w:cs="Arial"/>
+          <w:lang w:val="en-NZ"/>
+        </w:rPr>
+        <w:t xml:space="preserve"> the technology </w:t>
+      </w:r>
+      <w:r>
+        <w:rPr>
+          <w:rFonts w:ascii="Arial" w:hAnsi="Arial" w:cs="Arial"/>
+          <w:lang w:val="en-NZ"/>
+        </w:rPr>
+        <w:t>could</w:t>
+      </w:r>
+      <w:r>
+        <w:rPr>
+          <w:rFonts w:ascii="Arial" w:hAnsi="Arial" w:cs="Arial"/>
+          <w:lang w:val="en-NZ"/>
+        </w:rPr>
+        <w:t xml:space="preserve"> </w:t>
+      </w:r>
+      <w:r>
+        <w:rPr>
+          <w:rFonts w:ascii="Arial" w:hAnsi="Arial" w:cs="Arial"/>
+          <w:lang w:val="en-NZ"/>
+        </w:rPr>
+        <w:t>create</w:t>
+      </w:r>
+      <w:r>
+        <w:rPr>
+          <w:rFonts w:ascii="Arial" w:hAnsi="Arial" w:cs="Arial"/>
+          <w:lang w:val="en-NZ"/>
+        </w:rPr>
+        <w:t xml:space="preserve"> a different approach</w:t>
+      </w:r>
+      <w:r>
+        <w:rPr>
+          <w:rFonts w:ascii="Arial" w:hAnsi="Arial" w:cs="Arial"/>
+          <w:lang w:val="en-NZ"/>
+        </w:rPr>
+        <w:t xml:space="preserve"> tha</w:t>
+      </w:r>
+      <w:r>
+        <w:rPr>
+          <w:rFonts w:ascii="Arial" w:hAnsi="Arial" w:cs="Arial"/>
+          <w:lang w:val="en-NZ"/>
+        </w:rPr>
+        <w:t>n</w:t>
+      </w:r>
+      <w:r>
+        <w:rPr>
+          <w:rFonts w:ascii="Arial" w:hAnsi="Arial" w:cs="Arial"/>
+          <w:lang w:val="en-NZ"/>
+        </w:rPr>
+        <w:t xml:space="preserve"> those already used by the students</w:t>
+      </w:r>
+      <w:r>
+        <w:rPr>
+          <w:rFonts w:ascii="Arial" w:hAnsi="Arial" w:cs="Arial"/>
+          <w:lang w:val="en-NZ"/>
+        </w:rPr>
+        <w:t>.</w:t>
+      </w:r>
+    </w:p>
+    <w:p>
+      <w:pPr>
+        <w:jc w:val="both"/>
+        <w:rPr>
+          <w:rFonts w:ascii="Arial" w:hAnsi="Arial" w:cs="Arial"/>
+          <w:lang w:val="en-NZ"/>
+        </w:rPr>
+      </w:pPr>
+      <w:r>
+        <w:rPr>
+          <w:rFonts w:ascii="Arial" w:hAnsi="Arial" w:cs="Arial"/>
+          <w:b/>
+          <w:bCs/>
+          <w:lang w:val="en-NZ"/>
+        </w:rPr>
+        <w:lastRenderedPageBreak/>
+        <w:t>SQ1:</w:t>
+      </w:r>
+      <w:r>
+        <w:rPr>
+          <w:rFonts w:ascii="Arial" w:hAnsi="Arial" w:cs="Arial"/>
+          <w:lang w:val="en-NZ"/>
+        </w:rPr>
+        <w:t xml:space="preserve"> What differences in behaviour can be observed between students collaborating using the AR tool and those that are not?</w:t>
+      </w:r>
+    </w:p>
+    <w:p>
+      <w:pPr>
+        <w:jc w:val="both"/>
+        <w:rPr>
+          <w:rFonts w:ascii="Arial" w:hAnsi="Arial" w:cs="Arial"/>
+          <w:lang w:val="en-NZ"/>
+        </w:rPr>
+      </w:pPr>
+      <w:r>
+        <w:rPr>
+          <w:rFonts w:ascii="Arial" w:hAnsi="Arial" w:cs="Arial"/>
+          <w:lang w:val="en-NZ"/>
+        </w:rPr>
+        <w:t>The use of WorkshopAR promoted the most positive behaviours at the beginning of the life cycle of the project, when the students were first consolidating the group, identifying the collaborative mechanisms to be used in the activity and deciding what rules and what roles would be present in the</w:t>
+      </w:r>
+      <w:r>
+        <w:rPr>
+          <w:rFonts w:ascii="Arial" w:hAnsi="Arial" w:cs="Arial"/>
+          <w:lang w:val="en-NZ"/>
+        </w:rPr>
+        <w:t xml:space="preserve"> dynamics of their</w:t>
+      </w:r>
+      <w:r>
+        <w:rPr>
+          <w:rFonts w:ascii="Arial" w:hAnsi="Arial" w:cs="Arial"/>
+          <w:lang w:val="en-NZ"/>
+        </w:rPr>
+        <w:t xml:space="preserve"> group.</w:t>
+      </w:r>
+    </w:p>
+    <w:p>
+      <w:pPr>
+        <w:jc w:val="both"/>
+        <w:rPr>
+          <w:rFonts w:ascii="Arial" w:hAnsi="Arial" w:cs="Arial"/>
+          <w:lang w:val="en-NZ"/>
+        </w:rPr>
+      </w:pPr>
+      <w:r>
+        <w:rPr>
+          <w:rFonts w:ascii="Arial" w:hAnsi="Arial" w:cs="Arial"/>
+          <w:lang w:val="en-NZ"/>
+        </w:rPr>
+        <w:t>Students were</w:t>
+      </w:r>
+      <w:r>
+        <w:rPr>
+          <w:rFonts w:ascii="Arial" w:hAnsi="Arial" w:cs="Arial"/>
+          <w:lang w:val="en-NZ"/>
+        </w:rPr>
+        <w:t xml:space="preserve"> discussi</w:t>
+      </w:r>
+      <w:r>
+        <w:rPr>
+          <w:rFonts w:ascii="Arial" w:hAnsi="Arial" w:cs="Arial"/>
+          <w:lang w:val="en-NZ"/>
+        </w:rPr>
+        <w:t>ng how to organize their group</w:t>
+      </w:r>
+      <w:r>
+        <w:rPr>
+          <w:rFonts w:ascii="Arial" w:hAnsi="Arial" w:cs="Arial"/>
+          <w:lang w:val="en-NZ"/>
+        </w:rPr>
+        <w:t xml:space="preserve"> while configuring the digital room and identifying elements like the session goal and the assignation of tasks. Even when not directly using WorkshopAR, discussion</w:t>
+      </w:r>
+      <w:r>
+        <w:rPr>
+          <w:rFonts w:ascii="Arial" w:hAnsi="Arial" w:cs="Arial"/>
+          <w:lang w:val="en-NZ"/>
+        </w:rPr>
+        <w:t>s</w:t>
+      </w:r>
+      <w:r>
+        <w:rPr>
+          <w:rFonts w:ascii="Arial" w:hAnsi="Arial" w:cs="Arial"/>
+          <w:lang w:val="en-NZ"/>
+        </w:rPr>
+        <w:t xml:space="preserve"> over these elements continued after their introduction, and helped the students with the organization of their work.</w:t>
+      </w:r>
+    </w:p>
+    <w:p>
+      <w:pPr>
+        <w:jc w:val="both"/>
+        <w:rPr>
+          <w:rFonts w:ascii="Arial" w:hAnsi="Arial" w:cs="Arial"/>
+          <w:lang w:val="en-NZ"/>
+        </w:rPr>
+      </w:pPr>
+      <w:r>
+        <w:rPr>
+          <w:rFonts w:ascii="Arial" w:hAnsi="Arial" w:cs="Arial"/>
+          <w:lang w:val="en-NZ"/>
+        </w:rPr>
+        <w:t xml:space="preserve">WorkshopAR also created a positive </w:t>
+      </w:r>
+      <w:r>
+        <w:rPr>
+          <w:rFonts w:ascii="Arial" w:hAnsi="Arial" w:cs="Arial"/>
+          <w:lang w:val="en-NZ"/>
+        </w:rPr>
+        <w:t xml:space="preserve">influence </w:t>
+      </w:r>
+      <w:r>
+        <w:rPr>
+          <w:rFonts w:ascii="Arial" w:hAnsi="Arial" w:cs="Arial"/>
+          <w:lang w:val="en-NZ"/>
+        </w:rPr>
+        <w:t xml:space="preserve">with </w:t>
+      </w:r>
+      <w:r>
+        <w:rPr>
+          <w:rFonts w:ascii="Arial" w:hAnsi="Arial" w:cs="Arial"/>
+          <w:lang w:val="en-NZ"/>
+        </w:rPr>
+        <w:t>the quick interactions taking place between students during the work session like conversations, planning and decision making. The bulk of the communication of the group was taking place outside of the classroom, and major instances of communication like team organization and the flow of information needed for the project was mediated by other technologies and taking place using asynchronous methods. WorkshopAR gave the students tools to have more dynamic conversations during the classroom time</w:t>
+      </w:r>
+      <w:r>
+        <w:rPr>
+          <w:rFonts w:ascii="Arial" w:hAnsi="Arial" w:cs="Arial"/>
+          <w:lang w:val="en-NZ"/>
+        </w:rPr>
+        <w:t>, which was observed to be primarily</w:t>
+      </w:r>
+      <w:r>
+        <w:rPr>
+          <w:rFonts w:ascii="Arial" w:hAnsi="Arial" w:cs="Arial"/>
+          <w:lang w:val="en-NZ"/>
+        </w:rPr>
+        <w:t xml:space="preserve"> focused on individual work. The students were using visuals and low structured debates to provide more information about the</w:t>
+      </w:r>
+      <w:r>
+        <w:rPr>
+          <w:rFonts w:ascii="Arial" w:hAnsi="Arial" w:cs="Arial"/>
+          <w:lang w:val="en-NZ"/>
+        </w:rPr>
+        <w:t>ir</w:t>
+      </w:r>
+      <w:r>
+        <w:rPr>
+          <w:rFonts w:ascii="Arial" w:hAnsi="Arial" w:cs="Arial"/>
+          <w:lang w:val="en-NZ"/>
+        </w:rPr>
+        <w:t xml:space="preserve"> activities, </w:t>
+      </w:r>
+      <w:r>
+        <w:rPr>
+          <w:rFonts w:ascii="Arial" w:hAnsi="Arial" w:cs="Arial"/>
+          <w:lang w:val="en-NZ"/>
+        </w:rPr>
+        <w:t xml:space="preserve">to </w:t>
+      </w:r>
+      <w:r>
+        <w:rPr>
+          <w:rFonts w:ascii="Arial" w:hAnsi="Arial" w:cs="Arial"/>
+          <w:lang w:val="en-NZ"/>
+        </w:rPr>
+        <w:t>add more context to the conversations taking place or simply interacting more between them</w:t>
+      </w:r>
+      <w:r>
+        <w:rPr>
+          <w:rFonts w:ascii="Arial" w:hAnsi="Arial" w:cs="Arial"/>
+          <w:lang w:val="en-NZ"/>
+        </w:rPr>
+        <w:t>, which was closer to the initial intent that the teaching staff had for those presential sessions</w:t>
+      </w:r>
+      <w:r>
+        <w:rPr>
+          <w:rFonts w:ascii="Arial" w:hAnsi="Arial" w:cs="Arial"/>
+          <w:lang w:val="en-NZ"/>
+        </w:rPr>
+        <w:t>.</w:t>
+      </w:r>
+    </w:p>
+    <w:p>
+      <w:pPr>
+        <w:jc w:val="both"/>
+        <w:rPr>
+          <w:rFonts w:ascii="Arial" w:hAnsi="Arial" w:cs="Arial"/>
+          <w:lang w:val="en-NZ"/>
+        </w:rPr>
+      </w:pPr>
+      <w:r>
+        <w:rPr>
+          <w:rFonts w:ascii="Arial" w:hAnsi="Arial" w:cs="Arial"/>
+          <w:lang w:val="en-NZ"/>
+        </w:rPr>
+        <w:t xml:space="preserve">The most relevant negative behaviour observed promoted by WorkshopAR was an excessive allocation of time in configuration tasks. The work of flow </w:t>
+      </w:r>
+      <w:r>
+        <w:rPr>
+          <w:rFonts w:ascii="Arial" w:hAnsi="Arial" w:cs="Arial"/>
+          <w:lang w:val="en-NZ"/>
+        </w:rPr>
+        <w:t xml:space="preserve">of the groups </w:t>
+      </w:r>
+      <w:r>
+        <w:rPr>
+          <w:rFonts w:ascii="Arial" w:hAnsi="Arial" w:cs="Arial"/>
+          <w:lang w:val="en-NZ"/>
+        </w:rPr>
+        <w:t>was interrupted every time that someone wanted to interact with some feature of WorkshopAR</w:t>
+      </w:r>
+      <w:r>
+        <w:rPr>
+          <w:rFonts w:ascii="Arial" w:hAnsi="Arial" w:cs="Arial"/>
+          <w:lang w:val="en-NZ"/>
+        </w:rPr>
+        <w:t>. If a long time had passed between interactions, the configuration or setup needed was even longer</w:t>
+      </w:r>
+      <w:r>
+        <w:rPr>
+          <w:rFonts w:ascii="Arial" w:hAnsi="Arial" w:cs="Arial"/>
+          <w:lang w:val="en-NZ"/>
+        </w:rPr>
+        <w:t xml:space="preserve">. The work of the students was characterized by </w:t>
+      </w:r>
+      <w:r>
+        <w:rPr>
+          <w:rFonts w:ascii="Arial" w:hAnsi="Arial" w:cs="Arial"/>
+          <w:lang w:val="en-NZ"/>
+        </w:rPr>
+        <w:t>medium to long periods of intensive works using a variety of technologies and devices, and WorkshopAR failed to integrate well with this environment, disincentivising it use in favour of quicker or more effective means of communication.</w:t>
+      </w:r>
+    </w:p>
+    <w:p>
+      <w:pPr>
+        <w:jc w:val="both"/>
+        <w:rPr>
+          <w:rFonts w:ascii="Arial" w:hAnsi="Arial" w:cs="Arial"/>
+          <w:lang w:val="en-NZ"/>
+        </w:rPr>
+      </w:pPr>
+      <w:r>
+        <w:rPr>
+          <w:rFonts w:ascii="Arial" w:hAnsi="Arial" w:cs="Arial"/>
+          <w:b/>
+          <w:bCs/>
+          <w:lang w:val="en-NZ"/>
+        </w:rPr>
+        <w:t>SQ2:</w:t>
+      </w:r>
+      <w:r>
+        <w:rPr>
+          <w:rFonts w:ascii="Arial" w:hAnsi="Arial" w:cs="Arial"/>
+          <w:lang w:val="en-NZ"/>
+        </w:rPr>
+        <w:t xml:space="preserve"> What differences the students report in their perception of the activities done in the course between those using the AR tool and those who are not?</w:t>
+      </w:r>
+    </w:p>
+    <w:p>
+      <w:pPr>
+        <w:jc w:val="both"/>
+        <w:rPr>
+          <w:rFonts w:ascii="Arial" w:hAnsi="Arial" w:cs="Arial"/>
+          <w:lang w:val="en-NZ"/>
+        </w:rPr>
+      </w:pPr>
+      <w:r>
+        <w:rPr>
+          <w:rFonts w:ascii="Arial" w:hAnsi="Arial" w:cs="Arial"/>
+          <w:lang w:val="en-NZ"/>
+        </w:rPr>
+        <w:t xml:space="preserve">One of many requirements for the </w:t>
+      </w:r>
+      <w:r>
+        <w:rPr>
+          <w:rFonts w:ascii="Arial" w:hAnsi="Arial" w:cs="Arial"/>
+          <w:lang w:val="en-NZ"/>
+        </w:rPr>
+        <w:t>students</w:t>
+      </w:r>
+      <w:r>
+        <w:rPr>
+          <w:rFonts w:ascii="Arial" w:hAnsi="Arial" w:cs="Arial"/>
+          <w:lang w:val="en-NZ"/>
+        </w:rPr>
+        <w:t xml:space="preserve"> to create an effective collaboration during the course was to identify and coordinate all the software tools needed to work and communicate. Students saw WorkshopAR as another tool in the repertoire of options at their disposal</w:t>
+      </w:r>
+      <w:r>
+        <w:rPr>
+          <w:rFonts w:ascii="Arial" w:hAnsi="Arial" w:cs="Arial"/>
+          <w:lang w:val="en-NZ"/>
+        </w:rPr>
+        <w:t>, and not in contraposition to any other. Some students saw the value in the characteristics of the tool and incorporated it in their work, other preferred to use tools they felt more comfortable with.</w:t>
+      </w:r>
+    </w:p>
+    <w:p>
+      <w:pPr>
+        <w:jc w:val="both"/>
+        <w:rPr>
+          <w:rFonts w:ascii="Arial" w:hAnsi="Arial" w:cs="Arial"/>
+          <w:lang w:val="en-NZ"/>
+        </w:rPr>
+      </w:pPr>
+      <w:r>
+        <w:rPr>
+          <w:rFonts w:ascii="Arial" w:hAnsi="Arial" w:cs="Arial"/>
+          <w:lang w:val="en-NZ"/>
+        </w:rPr>
+        <w:t xml:space="preserve">It can be considered as a positive behaviour to be able to analyse if the use of WorkshopAR was beneficial for a work session or </w:t>
+      </w:r>
+      <w:r>
+        <w:rPr>
+          <w:rFonts w:ascii="Arial" w:hAnsi="Arial" w:cs="Arial"/>
+          <w:lang w:val="en-NZ"/>
+        </w:rPr>
+        <w:t>not and</w:t>
+      </w:r>
+      <w:r>
+        <w:rPr>
+          <w:rFonts w:ascii="Arial" w:hAnsi="Arial" w:cs="Arial"/>
+          <w:lang w:val="en-NZ"/>
+        </w:rPr>
+        <w:t xml:space="preserve"> setting aside the tool was as valid a decision as trying to organize the group using the features of WorkshopAR.</w:t>
+      </w:r>
+      <w:r>
+        <w:rPr>
+          <w:rFonts w:ascii="Arial" w:hAnsi="Arial" w:cs="Arial"/>
+          <w:lang w:val="en-NZ"/>
+        </w:rPr>
+        <w:t xml:space="preserve"> Rather than changing perceptions or behaving different with the use of one tool or another, some students incorporated the use of WorkshopAR in their workflow and other not, and both </w:t>
+      </w:r>
+      <w:r>
+        <w:rPr>
+          <w:rFonts w:ascii="Arial" w:hAnsi="Arial" w:cs="Arial"/>
+          <w:lang w:val="en-NZ"/>
+        </w:rPr>
+        <w:t>were correct approaches to the situation.</w:t>
+      </w:r>
+    </w:p>
+    <w:p>
+      <w:pPr>
+        <w:jc w:val="both"/>
+        <w:rPr>
+          <w:rFonts w:ascii="Arial" w:hAnsi="Arial" w:cs="Arial"/>
+          <w:lang w:val="en-NZ"/>
+        </w:rPr>
+      </w:pPr>
+      <w:r>
+        <w:rPr>
+          <w:rFonts w:ascii="Arial" w:hAnsi="Arial" w:cs="Arial"/>
+          <w:b/>
+          <w:bCs/>
+          <w:lang w:val="en-NZ"/>
+        </w:rPr>
+        <w:lastRenderedPageBreak/>
+        <w:t>SQ3:</w:t>
+      </w:r>
+      <w:r>
+        <w:rPr>
+          <w:rFonts w:ascii="Arial" w:hAnsi="Arial" w:cs="Arial"/>
+          <w:lang w:val="en-NZ"/>
+        </w:rPr>
+        <w:t xml:space="preserve"> How does the collaboration and communication process changes between students using the AR tool and those that are not?</w:t>
+      </w:r>
+    </w:p>
+    <w:p>
+      <w:pPr>
+        <w:jc w:val="both"/>
+        <w:rPr>
+          <w:rFonts w:ascii="Arial" w:hAnsi="Arial" w:cs="Arial"/>
+          <w:lang w:val="en-NZ"/>
+        </w:rPr>
+      </w:pPr>
+      <w:r>
+        <w:rPr>
+          <w:rFonts w:ascii="Arial" w:hAnsi="Arial" w:cs="Arial"/>
+          <w:lang w:val="en-NZ"/>
+        </w:rPr>
+        <w:t>WorkshopAR helped in creating more dynamic and meaningful form</w:t>
+      </w:r>
+      <w:r>
+        <w:rPr>
+          <w:rFonts w:ascii="Arial" w:hAnsi="Arial" w:cs="Arial"/>
+          <w:lang w:val="en-NZ"/>
+        </w:rPr>
+        <w:t>s</w:t>
+      </w:r>
+      <w:r>
+        <w:rPr>
+          <w:rFonts w:ascii="Arial" w:hAnsi="Arial" w:cs="Arial"/>
+          <w:lang w:val="en-NZ"/>
+        </w:rPr>
+        <w:t xml:space="preserve"> of conversation in the face-to-face setting of the course.</w:t>
+      </w:r>
+    </w:p>
+    <w:p>
+      <w:pPr>
+        <w:jc w:val="both"/>
+        <w:rPr>
+          <w:rFonts w:ascii="Arial" w:hAnsi="Arial" w:cs="Arial"/>
+          <w:lang w:val="en-NZ"/>
+        </w:rPr>
+      </w:pPr>
+      <w:r>
+        <w:rPr>
+          <w:rFonts w:ascii="Arial" w:hAnsi="Arial" w:cs="Arial"/>
+          <w:lang w:val="en-NZ"/>
+        </w:rPr>
+        <w:t xml:space="preserve">The collaborative design </w:t>
+      </w:r>
+      <w:r>
+        <w:rPr>
+          <w:rFonts w:ascii="Arial" w:hAnsi="Arial" w:cs="Arial"/>
+          <w:lang w:val="en-NZ"/>
+        </w:rPr>
+        <w:t>followed</w:t>
+      </w:r>
+      <w:r>
+        <w:rPr>
+          <w:rFonts w:ascii="Arial" w:hAnsi="Arial" w:cs="Arial"/>
+          <w:lang w:val="en-NZ"/>
+        </w:rPr>
+        <w:t xml:space="preserve"> by the Industry Project course presented the students with the challenge of understanding the problem of the project and proposing a solution as a group</w:t>
+      </w:r>
+      <w:r>
+        <w:rPr>
+          <w:rFonts w:ascii="Arial" w:hAnsi="Arial" w:cs="Arial"/>
+          <w:lang w:val="en-NZ"/>
+        </w:rPr>
+        <w:t>, but relied mostly on individual work for the creation of the deliverables and the assessment of the project, incentivising minimal communication among the members of the group once certain milestones of the project were reached.</w:t>
+      </w:r>
+    </w:p>
+    <w:p>
+      <w:pPr>
+        <w:jc w:val="both"/>
+        <w:rPr>
+          <w:rFonts w:ascii="Arial" w:hAnsi="Arial" w:cs="Arial"/>
+          <w:lang w:val="en-NZ"/>
+        </w:rPr>
+      </w:pPr>
+      <w:r>
+        <w:rPr>
+          <w:rFonts w:ascii="Arial" w:hAnsi="Arial" w:cs="Arial"/>
+          <w:lang w:val="en-NZ"/>
+        </w:rPr>
+        <w:t>Those groups that used WorkshopAR had more opportunities and resources to communicate between each other during the work session, they discussed more elements about the structure of their work and the current progress of the project</w:t>
+      </w:r>
+      <w:r>
+        <w:rPr>
+          <w:rFonts w:ascii="Arial" w:hAnsi="Arial" w:cs="Arial"/>
+          <w:lang w:val="en-NZ"/>
+        </w:rPr>
+        <w:t xml:space="preserve"> and were more open to discuss their individual work with their peers</w:t>
+      </w:r>
+      <w:r>
+        <w:rPr>
+          <w:rFonts w:ascii="Arial" w:hAnsi="Arial" w:cs="Arial"/>
+          <w:lang w:val="en-NZ"/>
+        </w:rPr>
+        <w:t>. Those conversations were short but consistent, and their working session were more dynamic.</w:t>
+      </w:r>
+    </w:p>
+    <w:p>
+      <w:pPr>
+        <w:jc w:val="both"/>
+        <w:rPr>
+          <w:rFonts w:ascii="Arial" w:hAnsi="Arial" w:cs="Arial"/>
+          <w:lang w:val="en-NZ"/>
+        </w:rPr>
+      </w:pPr>
+      <w:r>
+        <w:rPr>
+          <w:rFonts w:ascii="Arial" w:hAnsi="Arial" w:cs="Arial"/>
+          <w:lang w:val="en-NZ"/>
+        </w:rPr>
+        <w:t xml:space="preserve">In contrast, students not using WorkshopAR focused more on individual work and the use of personal devices. Communication was </w:t>
+      </w:r>
+      <w:r>
+        <w:rPr>
+          <w:rFonts w:ascii="Arial" w:hAnsi="Arial" w:cs="Arial"/>
+          <w:lang w:val="en-NZ"/>
+        </w:rPr>
+        <w:t>mostly</w:t>
+      </w:r>
+      <w:r>
+        <w:rPr>
+          <w:rFonts w:ascii="Arial" w:hAnsi="Arial" w:cs="Arial"/>
+          <w:lang w:val="en-NZ"/>
+        </w:rPr>
+        <w:t xml:space="preserve"> with lecture</w:t>
+      </w:r>
+      <w:r>
+        <w:rPr>
+          <w:rFonts w:ascii="Arial" w:hAnsi="Arial" w:cs="Arial"/>
+          <w:lang w:val="en-NZ"/>
+        </w:rPr>
+        <w:t>r</w:t>
+      </w:r>
+      <w:r>
+        <w:rPr>
+          <w:rFonts w:ascii="Arial" w:hAnsi="Arial" w:cs="Arial"/>
+          <w:lang w:val="en-NZ"/>
+        </w:rPr>
+        <w:t xml:space="preserve">s or </w:t>
+      </w:r>
+      <w:r>
+        <w:rPr>
+          <w:rFonts w:ascii="Arial" w:hAnsi="Arial" w:cs="Arial"/>
+          <w:lang w:val="en-NZ"/>
+        </w:rPr>
+        <w:t xml:space="preserve">with a </w:t>
+      </w:r>
+      <w:r>
+        <w:rPr>
+          <w:rFonts w:ascii="Arial" w:hAnsi="Arial" w:cs="Arial"/>
+          <w:lang w:val="en-NZ"/>
+        </w:rPr>
+        <w:t>T</w:t>
+      </w:r>
+      <w:r>
+        <w:rPr>
+          <w:rFonts w:ascii="Arial" w:hAnsi="Arial" w:cs="Arial"/>
+          <w:lang w:val="en-NZ"/>
+        </w:rPr>
+        <w:t>eaching Assistant,</w:t>
+      </w:r>
+      <w:r>
+        <w:rPr>
+          <w:rFonts w:ascii="Arial" w:hAnsi="Arial" w:cs="Arial"/>
+          <w:lang w:val="en-NZ"/>
+        </w:rPr>
+        <w:t xml:space="preserve"> and the information gathered benefited </w:t>
+      </w:r>
+      <w:r>
+        <w:rPr>
+          <w:rFonts w:ascii="Arial" w:hAnsi="Arial" w:cs="Arial"/>
+          <w:lang w:val="en-NZ"/>
+        </w:rPr>
+        <w:t xml:space="preserve">only </w:t>
+      </w:r>
+      <w:r>
+        <w:rPr>
+          <w:rFonts w:ascii="Arial" w:hAnsi="Arial" w:cs="Arial"/>
+          <w:lang w:val="en-NZ"/>
+        </w:rPr>
+        <w:t>their individual work</w:t>
+      </w:r>
+      <w:r>
+        <w:rPr>
+          <w:rFonts w:ascii="Arial" w:hAnsi="Arial" w:cs="Arial"/>
+          <w:lang w:val="en-NZ"/>
+        </w:rPr>
+        <w:t xml:space="preserve">. It did not </w:t>
+      </w:r>
+      <w:r>
+        <w:rPr>
+          <w:rFonts w:ascii="Arial" w:hAnsi="Arial" w:cs="Arial"/>
+          <w:lang w:val="en-NZ"/>
+        </w:rPr>
+        <w:t>mean</w:t>
+      </w:r>
+      <w:r>
+        <w:rPr>
+          <w:rFonts w:ascii="Arial" w:hAnsi="Arial" w:cs="Arial"/>
+          <w:lang w:val="en-NZ"/>
+        </w:rPr>
+        <w:t xml:space="preserve"> that communication was not </w:t>
+      </w:r>
+      <w:r>
+        <w:rPr>
+          <w:rFonts w:ascii="Arial" w:hAnsi="Arial" w:cs="Arial"/>
+          <w:lang w:val="en-NZ"/>
+        </w:rPr>
+        <w:t>present,</w:t>
+      </w:r>
+      <w:r>
+        <w:rPr>
+          <w:rFonts w:ascii="Arial" w:hAnsi="Arial" w:cs="Arial"/>
+          <w:lang w:val="en-NZ"/>
+        </w:rPr>
+        <w:t xml:space="preserve"> or </w:t>
+      </w:r>
+      <w:r>
+        <w:rPr>
+          <w:rFonts w:ascii="Arial" w:hAnsi="Arial" w:cs="Arial"/>
+          <w:lang w:val="en-NZ"/>
+        </w:rPr>
+        <w:t xml:space="preserve">that their </w:t>
+      </w:r>
+      <w:r>
+        <w:rPr>
+          <w:rFonts w:ascii="Arial" w:hAnsi="Arial" w:cs="Arial"/>
+          <w:lang w:val="en-NZ"/>
+        </w:rPr>
+        <w:t>team management was poor, it meant that those instances of communication were taken place asynchronously and outside the classroom</w:t>
+      </w:r>
+      <w:r>
+        <w:rPr>
+          <w:rFonts w:ascii="Arial" w:hAnsi="Arial" w:cs="Arial"/>
+          <w:lang w:val="en-NZ"/>
+        </w:rPr>
+        <w:t>, and the face-to-face session were not being used to their full potential.</w:t>
+      </w:r>
+    </w:p>
+    <w:p>
+      <w:pPr>
+        <w:jc w:val="both"/>
+        <w:rPr>
+          <w:rFonts w:ascii="Arial" w:hAnsi="Arial" w:cs="Arial"/>
+          <w:lang w:val="en-NZ"/>
+        </w:rPr>
+      </w:pPr>
+      <w:r>
+        <w:rPr>
+          <w:rFonts w:ascii="Arial" w:hAnsi="Arial" w:cs="Arial"/>
+          <w:b/>
+          <w:bCs/>
+          <w:lang w:val="en-NZ"/>
+        </w:rPr>
+        <w:t>SQ4:</w:t>
+      </w:r>
+      <w:r>
+        <w:rPr>
+          <w:rFonts w:ascii="Arial" w:hAnsi="Arial" w:cs="Arial"/>
+          <w:lang w:val="en-NZ"/>
+        </w:rPr>
+        <w:t xml:space="preserve"> What differences can be observed in the end results of the course between all the different collaborative approaches observed, especially of those that incorporate the AR tool?</w:t>
+      </w:r>
+    </w:p>
+    <w:p>
+      <w:pPr>
+        <w:jc w:val="both"/>
+        <w:rPr>
+          <w:rFonts w:ascii="Arial" w:hAnsi="Arial" w:cs="Arial"/>
+          <w:lang w:val="en-NZ"/>
+        </w:rPr>
+      </w:pPr>
+      <w:r>
+        <w:rPr>
+          <w:rFonts w:ascii="Arial" w:hAnsi="Arial" w:cs="Arial"/>
+          <w:lang w:val="en-NZ"/>
+        </w:rPr>
+        <w:t xml:space="preserve">There was </w:t>
+      </w:r>
+      <w:r>
+        <w:rPr>
+          <w:rFonts w:ascii="Arial" w:hAnsi="Arial" w:cs="Arial"/>
+          <w:lang w:val="en-NZ"/>
+        </w:rPr>
+        <w:t>no</w:t>
+      </w:r>
+      <w:r>
+        <w:rPr>
+          <w:rFonts w:ascii="Arial" w:hAnsi="Arial" w:cs="Arial"/>
+          <w:lang w:val="en-NZ"/>
+        </w:rPr>
+        <w:t xml:space="preserve"> evidence of a relation between the use of </w:t>
+      </w:r>
+      <w:proofErr w:type="gramStart"/>
+      <w:r>
+        <w:rPr>
+          <w:rFonts w:ascii="Arial" w:hAnsi="Arial" w:cs="Arial"/>
+          <w:lang w:val="en-NZ"/>
+        </w:rPr>
+        <w:t>WorkshopAR</w:t>
+      </w:r>
+      <w:proofErr w:type="gramEnd"/>
+      <w:r>
+        <w:rPr>
+          <w:rFonts w:ascii="Arial" w:hAnsi="Arial" w:cs="Arial"/>
+          <w:lang w:val="en-NZ"/>
+        </w:rPr>
+        <w:t xml:space="preserve"> and </w:t>
+      </w:r>
+      <w:r>
+        <w:rPr>
+          <w:rFonts w:ascii="Arial" w:hAnsi="Arial" w:cs="Arial"/>
+          <w:lang w:val="en-NZ"/>
+        </w:rPr>
+        <w:t>the</w:t>
+      </w:r>
+      <w:r>
+        <w:rPr>
+          <w:rFonts w:ascii="Arial" w:hAnsi="Arial" w:cs="Arial"/>
+          <w:lang w:val="en-NZ"/>
+        </w:rPr>
+        <w:t xml:space="preserve"> result</w:t>
+      </w:r>
+      <w:r>
+        <w:rPr>
+          <w:rFonts w:ascii="Arial" w:hAnsi="Arial" w:cs="Arial"/>
+          <w:lang w:val="en-NZ"/>
+        </w:rPr>
+        <w:t>s</w:t>
+      </w:r>
+      <w:r>
+        <w:rPr>
+          <w:rFonts w:ascii="Arial" w:hAnsi="Arial" w:cs="Arial"/>
+          <w:lang w:val="en-NZ"/>
+        </w:rPr>
+        <w:t xml:space="preserve"> </w:t>
+      </w:r>
+      <w:r>
+        <w:rPr>
+          <w:rFonts w:ascii="Arial" w:hAnsi="Arial" w:cs="Arial"/>
+          <w:lang w:val="en-NZ"/>
+        </w:rPr>
+        <w:t>achieved</w:t>
+      </w:r>
+      <w:r>
+        <w:rPr>
+          <w:rFonts w:ascii="Arial" w:hAnsi="Arial" w:cs="Arial"/>
+          <w:lang w:val="en-NZ"/>
+        </w:rPr>
+        <w:t xml:space="preserve"> by the students. Groups that </w:t>
+      </w:r>
+      <w:r>
+        <w:rPr>
+          <w:rFonts w:ascii="Arial" w:hAnsi="Arial" w:cs="Arial"/>
+          <w:lang w:val="en-NZ"/>
+        </w:rPr>
+        <w:t>presented</w:t>
+      </w:r>
+      <w:r>
+        <w:rPr>
+          <w:rFonts w:ascii="Arial" w:hAnsi="Arial" w:cs="Arial"/>
+          <w:lang w:val="en-NZ"/>
+        </w:rPr>
+        <w:t xml:space="preserve"> good results </w:t>
+      </w:r>
+      <w:r>
+        <w:rPr>
+          <w:rFonts w:ascii="Arial" w:hAnsi="Arial" w:cs="Arial"/>
+          <w:lang w:val="en-NZ"/>
+        </w:rPr>
+        <w:t xml:space="preserve">were those that organized their resources and established a proper workflow, which sometimes included the use of WorkshopAR. Groups that had a better sense of the structure of their work used the tool more for conversations and debates, while groups that initially struggled more organising themselves used the tool to </w:t>
+      </w:r>
+      <w:r>
+        <w:rPr>
+          <w:rFonts w:ascii="Arial" w:hAnsi="Arial" w:cs="Arial"/>
+          <w:lang w:val="en-NZ"/>
+        </w:rPr>
+        <w:t>as an aide</w:t>
+      </w:r>
+      <w:r>
+        <w:rPr>
+          <w:rFonts w:ascii="Arial" w:hAnsi="Arial" w:cs="Arial"/>
+          <w:lang w:val="en-NZ"/>
+        </w:rPr>
+        <w:t xml:space="preserve"> and the progressed to other objectives. WorkshopAR was present in both successful and struggling projects.</w:t>
+      </w:r>
+    </w:p>
+    <w:p>
+      <w:pPr>
+        <w:jc w:val="both"/>
+        <w:rPr>
+          <w:rFonts w:ascii="Arial" w:hAnsi="Arial" w:cs="Arial"/>
+          <w:lang w:val="en-NZ"/>
+        </w:rPr>
+      </w:pPr>
+      <w:r>
+        <w:rPr>
+          <w:rFonts w:ascii="Arial" w:hAnsi="Arial" w:cs="Arial"/>
+          <w:lang w:val="en-NZ"/>
+        </w:rPr>
+        <w:t>The last two secondary questions change</w:t>
+      </w:r>
+      <w:r>
+        <w:rPr>
+          <w:rFonts w:ascii="Arial" w:hAnsi="Arial" w:cs="Arial"/>
+          <w:lang w:val="en-NZ"/>
+        </w:rPr>
+        <w:t>d</w:t>
+      </w:r>
+      <w:r>
+        <w:rPr>
+          <w:rFonts w:ascii="Arial" w:hAnsi="Arial" w:cs="Arial"/>
+          <w:lang w:val="en-NZ"/>
+        </w:rPr>
+        <w:t xml:space="preserve"> focus to the implementation of the tool itself rather than its role in the case </w:t>
+      </w:r>
+      <w:r>
+        <w:rPr>
+          <w:rFonts w:ascii="Arial" w:hAnsi="Arial" w:cs="Arial"/>
+          <w:lang w:val="en-NZ"/>
+        </w:rPr>
+        <w:t>study and</w:t>
+      </w:r>
+      <w:r>
+        <w:rPr>
+          <w:rFonts w:ascii="Arial" w:hAnsi="Arial" w:cs="Arial"/>
+          <w:lang w:val="en-NZ"/>
+        </w:rPr>
+        <w:t xml:space="preserve"> required the analysis of what elements of AR were creating the behaviours observed and how could they be better understood and incorporated in future projects.</w:t>
+      </w:r>
+    </w:p>
+    <w:p>
+      <w:pPr>
+        <w:jc w:val="both"/>
+        <w:rPr>
+          <w:rFonts w:ascii="Arial" w:hAnsi="Arial" w:cs="Arial"/>
+          <w:lang w:val="en-NZ"/>
+        </w:rPr>
+      </w:pPr>
+      <w:r>
+        <w:rPr>
+          <w:rFonts w:ascii="Arial" w:hAnsi="Arial" w:cs="Arial"/>
+          <w:b/>
+          <w:bCs/>
+          <w:lang w:val="en-NZ"/>
+        </w:rPr>
+        <w:t>SQ5:</w:t>
+      </w:r>
+      <w:r>
+        <w:rPr>
+          <w:rFonts w:ascii="Arial" w:hAnsi="Arial" w:cs="Arial"/>
+          <w:lang w:val="en-NZ"/>
+        </w:rPr>
+        <w:t xml:space="preserve"> What elements of a technological intervention using AR create the most impact in changing the behaviours, perceptions or results of the students?</w:t>
+      </w:r>
+    </w:p>
+    <w:p>
+      <w:pPr>
+        <w:jc w:val="both"/>
+        <w:rPr>
+          <w:rFonts w:ascii="Arial" w:hAnsi="Arial" w:cs="Arial"/>
+          <w:lang w:val="en-NZ"/>
+        </w:rPr>
+      </w:pPr>
+      <w:r>
+        <w:rPr>
+          <w:rFonts w:ascii="Arial" w:hAnsi="Arial" w:cs="Arial"/>
+          <w:lang w:val="en-NZ"/>
+        </w:rPr>
+        <w:t xml:space="preserve">The AR implementation used by WorkshopAR </w:t>
+      </w:r>
+      <w:r>
+        <w:rPr>
+          <w:rFonts w:ascii="Arial" w:hAnsi="Arial" w:cs="Arial"/>
+          <w:lang w:val="en-NZ"/>
+        </w:rPr>
+        <w:t>succeeded</w:t>
+      </w:r>
+      <w:r>
+        <w:rPr>
+          <w:rFonts w:ascii="Arial" w:hAnsi="Arial" w:cs="Arial"/>
+          <w:lang w:val="en-NZ"/>
+        </w:rPr>
+        <w:t xml:space="preserve"> in conveying information about structure and effective team management</w:t>
+      </w:r>
+      <w:r>
+        <w:rPr>
+          <w:rFonts w:ascii="Arial" w:hAnsi="Arial" w:cs="Arial"/>
+          <w:lang w:val="en-NZ"/>
+        </w:rPr>
+        <w:t xml:space="preserve"> as well as engaging the students with dynamic and constant communication when other groups were struggling to be more active during the classroom sessions.</w:t>
+      </w:r>
+    </w:p>
+    <w:p>
+      <w:pPr>
+        <w:jc w:val="both"/>
+        <w:rPr>
+          <w:rFonts w:ascii="Arial" w:hAnsi="Arial" w:cs="Arial"/>
+          <w:lang w:val="en-NZ"/>
+        </w:rPr>
+      </w:pPr>
+      <w:r>
+        <w:rPr>
+          <w:rFonts w:ascii="Arial" w:hAnsi="Arial" w:cs="Arial"/>
+          <w:lang w:val="en-NZ"/>
+        </w:rPr>
+        <w:lastRenderedPageBreak/>
+        <w:t>In contrast, WorkshopAR failed to offer value to the students during activities related to the design and implementation of the proposal for their project. The tool required long configurations and the interactions offered through the play models were only useful during the initial stages of the project.</w:t>
+      </w:r>
+    </w:p>
+    <w:p>
+      <w:pPr>
+        <w:jc w:val="both"/>
+        <w:rPr>
+          <w:rFonts w:ascii="Arial" w:hAnsi="Arial" w:cs="Arial"/>
+          <w:lang w:val="en-NZ"/>
+        </w:rPr>
+      </w:pPr>
+      <w:r>
+        <w:rPr>
+          <w:rFonts w:ascii="Arial" w:hAnsi="Arial" w:cs="Arial"/>
+          <w:lang w:val="en-NZ"/>
+        </w:rPr>
+        <w:t>WorkshopAR was good for proposing and discussing ideas but not to support co-creative collaboration or help in the work needed for the deliverables of the project</w:t>
+      </w:r>
+      <w:r>
+        <w:rPr>
+          <w:rFonts w:ascii="Arial" w:hAnsi="Arial" w:cs="Arial"/>
+          <w:lang w:val="en-NZ"/>
+        </w:rPr>
+        <w:t>. The augmentation core in the AR proposal of WorkshopAR worked better when conveying information in a visual format to the students, but the physical interactions with the digital space were clunky and consumed too much time.</w:t>
+      </w:r>
+      <w:r>
+        <w:rPr>
+          <w:rFonts w:ascii="Arial" w:hAnsi="Arial" w:cs="Arial"/>
+          <w:lang w:val="en-NZ"/>
+        </w:rPr>
+        <w:t xml:space="preserve"> In either case, the objective of provide</w:t>
+      </w:r>
+      <w:r>
+        <w:rPr>
+          <w:rFonts w:ascii="Arial" w:hAnsi="Arial" w:cs="Arial"/>
+          <w:lang w:val="en-NZ"/>
+        </w:rPr>
+        <w:t xml:space="preserve"> </w:t>
+      </w:r>
+      <w:r>
+        <w:rPr>
+          <w:rFonts w:ascii="Arial" w:hAnsi="Arial" w:cs="Arial"/>
+          <w:lang w:val="en-NZ"/>
+        </w:rPr>
+        <w:t>an augmented layer of information to the physical space and to the communication process</w:t>
+      </w:r>
+      <w:r>
+        <w:rPr>
+          <w:rFonts w:ascii="Arial" w:hAnsi="Arial" w:cs="Arial"/>
+          <w:lang w:val="en-NZ"/>
+        </w:rPr>
+        <w:t xml:space="preserve"> </w:t>
+      </w:r>
+      <w:r>
+        <w:rPr>
+          <w:rFonts w:ascii="Arial" w:hAnsi="Arial" w:cs="Arial"/>
+          <w:lang w:val="en-NZ"/>
+        </w:rPr>
+        <w:t>was a success, and offered interesting points of discussion for future projects:</w:t>
+      </w:r>
+    </w:p>
+    <w:p>
+      <w:pPr>
+        <w:pStyle w:val="Prrafodelista"/>
+        <w:numPr>
+          <w:ilvl w:val="0"/>
+          <w:numId w:val="4"/>
+        </w:numPr>
+        <w:jc w:val="both"/>
+        <w:rPr>
+          <w:rFonts w:ascii="Arial" w:hAnsi="Arial" w:cs="Arial"/>
+          <w:lang w:val="en-NZ"/>
+        </w:rPr>
+      </w:pPr>
+      <w:r>
+        <w:rPr>
+          <w:rFonts w:ascii="Arial" w:hAnsi="Arial" w:cs="Arial"/>
+          <w:lang w:val="en-NZ"/>
+        </w:rPr>
+        <w:t>Data annotation li</w:t>
+      </w:r>
+      <w:r>
+        <w:rPr>
+          <w:rFonts w:ascii="Arial" w:hAnsi="Arial" w:cs="Arial"/>
+          <w:lang w:val="en-NZ"/>
+        </w:rPr>
+        <w:t>nked both to the physical space and to the digital room where participants are interacting. Offer the possibilities to save this information, modify it across multiple sessions and share it with other similar digital spaces.</w:t>
+      </w:r>
+    </w:p>
+    <w:p>
+      <w:pPr>
+        <w:pStyle w:val="Prrafodelista"/>
+        <w:numPr>
+          <w:ilvl w:val="0"/>
+          <w:numId w:val="4"/>
+        </w:numPr>
+        <w:jc w:val="both"/>
+        <w:rPr>
+          <w:rFonts w:ascii="Arial" w:hAnsi="Arial" w:cs="Arial"/>
+          <w:lang w:val="en-NZ"/>
+        </w:rPr>
+      </w:pPr>
+      <w:r>
+        <w:rPr>
+          <w:rFonts w:ascii="Arial" w:hAnsi="Arial" w:cs="Arial"/>
+          <w:lang w:val="en-NZ"/>
+        </w:rPr>
+        <w:t xml:space="preserve">More varied methods to support face-to-face communication </w:t>
+      </w:r>
+      <w:r>
+        <w:rPr>
+          <w:rFonts w:ascii="Arial" w:hAnsi="Arial" w:cs="Arial"/>
+          <w:lang w:val="en-NZ"/>
+        </w:rPr>
+        <w:t>using</w:t>
+      </w:r>
+      <w:r>
+        <w:rPr>
+          <w:rFonts w:ascii="Arial" w:hAnsi="Arial" w:cs="Arial"/>
+          <w:lang w:val="en-NZ"/>
+        </w:rPr>
+        <w:t xml:space="preserve"> visuals and shared interactions, both in structured and unstructured settings.</w:t>
+      </w:r>
+    </w:p>
+    <w:p>
+      <w:pPr>
+        <w:pStyle w:val="Prrafodelista"/>
+        <w:numPr>
+          <w:ilvl w:val="0"/>
+          <w:numId w:val="4"/>
+        </w:numPr>
+        <w:jc w:val="both"/>
+        <w:rPr>
+          <w:rFonts w:ascii="Arial" w:hAnsi="Arial" w:cs="Arial"/>
+          <w:lang w:val="en-NZ"/>
+        </w:rPr>
+      </w:pPr>
+      <w:r>
+        <w:rPr>
+          <w:rFonts w:ascii="Arial" w:hAnsi="Arial" w:cs="Arial"/>
+          <w:lang w:val="en-NZ"/>
+        </w:rPr>
+        <w:t>Connectivity and synchronization, not only with the tools provide</w:t>
+      </w:r>
+      <w:r>
+        <w:rPr>
+          <w:rFonts w:ascii="Arial" w:hAnsi="Arial" w:cs="Arial"/>
+          <w:lang w:val="en-NZ"/>
+        </w:rPr>
+        <w:t>d</w:t>
+      </w:r>
+      <w:r>
+        <w:rPr>
+          <w:rFonts w:ascii="Arial" w:hAnsi="Arial" w:cs="Arial"/>
+          <w:lang w:val="en-NZ"/>
+        </w:rPr>
+        <w:t xml:space="preserve"> by mobile platforms (such as photos, contact list and web browsing), but with other tools that are often used in collaboration settings like group chats, repositories of ideas</w:t>
+      </w:r>
+      <w:r>
+        <w:rPr>
+          <w:rFonts w:ascii="Arial" w:hAnsi="Arial" w:cs="Arial"/>
+          <w:lang w:val="en-NZ"/>
+        </w:rPr>
+        <w:t xml:space="preserve"> and </w:t>
+      </w:r>
+      <w:r>
+        <w:rPr>
+          <w:rFonts w:ascii="Arial" w:hAnsi="Arial" w:cs="Arial"/>
+          <w:lang w:val="en-NZ"/>
+        </w:rPr>
+        <w:t>sketch tools.</w:t>
+      </w:r>
+    </w:p>
+    <w:p>
+      <w:pPr>
+        <w:jc w:val="both"/>
+        <w:rPr>
+          <w:rFonts w:ascii="Arial" w:hAnsi="Arial" w:cs="Arial"/>
+          <w:lang w:val="en-NZ"/>
+        </w:rPr>
+      </w:pPr>
+      <w:r>
+        <w:rPr>
+          <w:rFonts w:ascii="Arial" w:hAnsi="Arial" w:cs="Arial"/>
+          <w:b/>
+          <w:bCs/>
+          <w:lang w:val="en-NZ"/>
+        </w:rPr>
+        <w:t>SQ6:</w:t>
+      </w:r>
+      <w:r>
+        <w:rPr>
+          <w:rFonts w:ascii="Arial" w:hAnsi="Arial" w:cs="Arial"/>
+          <w:lang w:val="en-NZ"/>
+        </w:rPr>
+        <w:t xml:space="preserve"> What elements of a multi-user AR tool creates the most impact in changing the behaviours, perceptions or results of students collaborating and communicating in a learning scenario?</w:t>
+      </w:r>
+    </w:p>
+    <w:p>
+      <w:pPr>
+        <w:jc w:val="both"/>
+        <w:rPr>
+          <w:rFonts w:ascii="Arial" w:hAnsi="Arial" w:cs="Arial"/>
+          <w:lang w:val="en-NZ"/>
+        </w:rPr>
+      </w:pPr>
+      <w:r>
+        <w:rPr>
+          <w:rFonts w:ascii="Arial" w:hAnsi="Arial" w:cs="Arial"/>
+          <w:lang w:val="en-NZ"/>
+        </w:rPr>
+        <w:t>The possibility of sharing a digital space with the group was at the core of the features proposed by WorkshopAR</w:t>
+      </w:r>
+      <w:r>
+        <w:rPr>
+          <w:rFonts w:ascii="Arial" w:hAnsi="Arial" w:cs="Arial"/>
+          <w:lang w:val="en-NZ"/>
+        </w:rPr>
+        <w:t xml:space="preserve">, and it </w:t>
+      </w:r>
+      <w:r>
+        <w:rPr>
+          <w:rFonts w:ascii="Arial" w:hAnsi="Arial" w:cs="Arial"/>
+          <w:lang w:val="en-NZ"/>
+        </w:rPr>
+        <w:t xml:space="preserve">resonated </w:t>
+      </w:r>
+      <w:r>
+        <w:rPr>
+          <w:rFonts w:ascii="Arial" w:hAnsi="Arial" w:cs="Arial"/>
+          <w:lang w:val="en-NZ"/>
+        </w:rPr>
+        <w:t>well</w:t>
+      </w:r>
+      <w:r>
+        <w:rPr>
+          <w:rFonts w:ascii="Arial" w:hAnsi="Arial" w:cs="Arial"/>
+          <w:lang w:val="en-NZ"/>
+        </w:rPr>
+        <w:t xml:space="preserve"> with the students.</w:t>
+      </w:r>
+      <w:r>
+        <w:rPr>
+          <w:rFonts w:ascii="Arial" w:hAnsi="Arial" w:cs="Arial"/>
+          <w:lang w:val="en-NZ"/>
+        </w:rPr>
+        <w:t xml:space="preserve"> T</w:t>
+      </w:r>
+      <w:r>
+        <w:rPr>
+          <w:rFonts w:ascii="Arial" w:hAnsi="Arial" w:cs="Arial"/>
+          <w:lang w:val="en-NZ"/>
+        </w:rPr>
+        <w:t xml:space="preserve">he shared space </w:t>
+      </w:r>
+      <w:r>
+        <w:rPr>
+          <w:rFonts w:ascii="Arial" w:hAnsi="Arial" w:cs="Arial"/>
+          <w:lang w:val="en-NZ"/>
+        </w:rPr>
+        <w:t>offered tools</w:t>
+      </w:r>
+      <w:r>
+        <w:rPr>
+          <w:rFonts w:ascii="Arial" w:hAnsi="Arial" w:cs="Arial"/>
+          <w:lang w:val="en-NZ"/>
+        </w:rPr>
+        <w:t xml:space="preserve"> </w:t>
+      </w:r>
+      <w:r>
+        <w:rPr>
+          <w:rFonts w:ascii="Arial" w:hAnsi="Arial" w:cs="Arial"/>
+          <w:lang w:val="en-NZ"/>
+        </w:rPr>
+        <w:t xml:space="preserve">to </w:t>
+      </w:r>
+      <w:r>
+        <w:rPr>
+          <w:rFonts w:ascii="Arial" w:hAnsi="Arial" w:cs="Arial"/>
+          <w:lang w:val="en-NZ"/>
+        </w:rPr>
+        <w:t xml:space="preserve">represented </w:t>
+      </w:r>
+      <w:r>
+        <w:rPr>
+          <w:rFonts w:ascii="Arial" w:hAnsi="Arial" w:cs="Arial"/>
+          <w:lang w:val="en-NZ"/>
+        </w:rPr>
+        <w:t xml:space="preserve">and give a more tangible presence to the </w:t>
+      </w:r>
+      <w:r>
+        <w:rPr>
+          <w:rFonts w:ascii="Arial" w:hAnsi="Arial" w:cs="Arial"/>
+          <w:lang w:val="en-NZ"/>
+        </w:rPr>
+        <w:t xml:space="preserve">group and allowed </w:t>
+      </w:r>
+      <w:r>
+        <w:rPr>
+          <w:rFonts w:ascii="Arial" w:hAnsi="Arial" w:cs="Arial"/>
+          <w:lang w:val="en-NZ"/>
+        </w:rPr>
+        <w:t>the students</w:t>
+      </w:r>
+      <w:r>
+        <w:rPr>
+          <w:rFonts w:ascii="Arial" w:hAnsi="Arial" w:cs="Arial"/>
+          <w:lang w:val="en-NZ"/>
+        </w:rPr>
+        <w:t xml:space="preserve"> to express their personality</w:t>
+      </w:r>
+      <w:r>
+        <w:rPr>
+          <w:rFonts w:ascii="Arial" w:hAnsi="Arial" w:cs="Arial"/>
+          <w:lang w:val="en-NZ"/>
+        </w:rPr>
+        <w:t xml:space="preserve"> using the </w:t>
+      </w:r>
+      <w:r>
+        <w:rPr>
+          <w:rFonts w:ascii="Arial" w:hAnsi="Arial" w:cs="Arial"/>
+          <w:lang w:val="en-NZ"/>
+        </w:rPr>
+        <w:t>tools present</w:t>
+      </w:r>
+      <w:r>
+        <w:rPr>
+          <w:rFonts w:ascii="Arial" w:hAnsi="Arial" w:cs="Arial"/>
+          <w:lang w:val="en-NZ"/>
+        </w:rPr>
+        <w:t xml:space="preserve"> </w:t>
+      </w:r>
+      <w:r>
+        <w:rPr>
+          <w:rFonts w:ascii="Arial" w:hAnsi="Arial" w:cs="Arial"/>
+          <w:lang w:val="en-NZ"/>
+        </w:rPr>
+        <w:t>in</w:t>
+      </w:r>
+      <w:r>
+        <w:rPr>
+          <w:rFonts w:ascii="Arial" w:hAnsi="Arial" w:cs="Arial"/>
+          <w:lang w:val="en-NZ"/>
+        </w:rPr>
+        <w:t xml:space="preserve"> </w:t>
+      </w:r>
+      <w:r>
+        <w:rPr>
+          <w:rFonts w:ascii="Arial" w:hAnsi="Arial" w:cs="Arial"/>
+          <w:lang w:val="en-NZ"/>
+        </w:rPr>
+        <w:t>the User Anchors and the emotes. Th</w:t>
+      </w:r>
+      <w:r>
+        <w:rPr>
+          <w:rFonts w:ascii="Arial" w:hAnsi="Arial" w:cs="Arial"/>
+          <w:lang w:val="en-NZ"/>
+        </w:rPr>
+        <w:t>is</w:t>
+      </w:r>
+      <w:r>
+        <w:rPr>
+          <w:rFonts w:ascii="Arial" w:hAnsi="Arial" w:cs="Arial"/>
+          <w:lang w:val="en-NZ"/>
+        </w:rPr>
+        <w:t xml:space="preserve"> type of social activity helped in the dynamics of the groups and promoted a better use of the presential work sessions.</w:t>
+      </w:r>
+    </w:p>
+    <w:p>
+      <w:pPr>
+        <w:jc w:val="both"/>
+        <w:rPr>
+          <w:rFonts w:ascii="Arial" w:hAnsi="Arial" w:cs="Arial"/>
+          <w:lang w:val="en-NZ"/>
+        </w:rPr>
+      </w:pPr>
+      <w:r>
+        <w:rPr>
+          <w:rFonts w:ascii="Arial" w:hAnsi="Arial" w:cs="Arial"/>
+          <w:lang w:val="en-NZ"/>
+        </w:rPr>
+        <w:t>S</w:t>
+      </w:r>
+      <w:r>
+        <w:rPr>
+          <w:rFonts w:ascii="Arial" w:hAnsi="Arial" w:cs="Arial"/>
+          <w:lang w:val="en-NZ"/>
+        </w:rPr>
+        <w:t>tudents were also organized around asynchronous form</w:t>
+      </w:r>
+      <w:r>
+        <w:rPr>
+          <w:rFonts w:ascii="Arial" w:hAnsi="Arial" w:cs="Arial"/>
+          <w:lang w:val="en-NZ"/>
+        </w:rPr>
+        <w:t>s</w:t>
+      </w:r>
+      <w:r>
+        <w:rPr>
+          <w:rFonts w:ascii="Arial" w:hAnsi="Arial" w:cs="Arial"/>
+          <w:lang w:val="en-NZ"/>
+        </w:rPr>
+        <w:t xml:space="preserve"> of communication and </w:t>
+      </w:r>
+      <w:r>
+        <w:rPr>
+          <w:rFonts w:ascii="Arial" w:hAnsi="Arial" w:cs="Arial"/>
+          <w:lang w:val="en-NZ"/>
+        </w:rPr>
+        <w:t>work</w:t>
+      </w:r>
+      <w:r>
+        <w:rPr>
+          <w:rFonts w:ascii="Arial" w:hAnsi="Arial" w:cs="Arial"/>
+          <w:lang w:val="en-NZ"/>
+        </w:rPr>
+        <w:t xml:space="preserve"> that WorkshopAR was not supporting, and </w:t>
+      </w:r>
+      <w:r>
+        <w:rPr>
+          <w:rFonts w:ascii="Arial" w:hAnsi="Arial" w:cs="Arial"/>
+          <w:lang w:val="en-NZ"/>
+        </w:rPr>
+        <w:t>the students found very limiting that there was no way to coordinate those channels, as both were crucial for their work</w:t>
+      </w:r>
+      <w:r>
+        <w:rPr>
+          <w:rFonts w:ascii="Arial" w:hAnsi="Arial" w:cs="Arial"/>
+          <w:lang w:val="en-NZ"/>
+        </w:rPr>
+        <w:t>.</w:t>
+      </w:r>
+    </w:p>
+    <w:p>
+      <w:pPr>
+        <w:jc w:val="both"/>
+        <w:rPr>
+          <w:rFonts w:ascii="Arial" w:hAnsi="Arial" w:cs="Arial"/>
+          <w:lang w:val="en-NZ"/>
+        </w:rPr>
+      </w:pPr>
+      <w:r>
+        <w:rPr>
+          <w:rFonts w:ascii="Arial" w:hAnsi="Arial" w:cs="Arial"/>
+          <w:lang w:val="en-NZ"/>
+        </w:rPr>
+        <w:t xml:space="preserve">In a similar note, WorkshopAR did not incorporate the horizontal interactions </w:t>
+      </w:r>
+      <w:r>
+        <w:rPr>
+          <w:rFonts w:ascii="Arial" w:hAnsi="Arial" w:cs="Arial"/>
+          <w:lang w:val="en-NZ"/>
+        </w:rPr>
+        <w:t xml:space="preserve">between groups </w:t>
+      </w:r>
+      <w:r>
+        <w:rPr>
+          <w:rFonts w:ascii="Arial" w:hAnsi="Arial" w:cs="Arial"/>
+          <w:lang w:val="en-NZ"/>
+        </w:rPr>
+        <w:t xml:space="preserve">that the shared </w:t>
+      </w:r>
+      <w:r>
+        <w:rPr>
+          <w:rFonts w:ascii="Arial" w:hAnsi="Arial" w:cs="Arial"/>
+          <w:lang w:val="en-NZ"/>
+        </w:rPr>
+        <w:t xml:space="preserve">space on the classroom was promoting, nor it integrated the role of the teaching staff in </w:t>
+      </w:r>
+      <w:r>
+        <w:rPr>
+          <w:rFonts w:ascii="Arial" w:hAnsi="Arial" w:cs="Arial"/>
+          <w:lang w:val="en-NZ"/>
+        </w:rPr>
+        <w:t>its</w:t>
+      </w:r>
+      <w:r>
+        <w:rPr>
+          <w:rFonts w:ascii="Arial" w:hAnsi="Arial" w:cs="Arial"/>
+          <w:lang w:val="en-NZ"/>
+        </w:rPr>
+        <w:t xml:space="preserve"> workflow</w:t>
+      </w:r>
+      <w:r>
+        <w:rPr>
+          <w:rFonts w:ascii="Arial" w:hAnsi="Arial" w:cs="Arial"/>
+          <w:lang w:val="en-NZ"/>
+        </w:rPr>
+        <w:t>, and it was evident that the interaction with WorkshopAR felt disjointed from the rest of the activities because of that.</w:t>
+      </w:r>
+    </w:p>
+    <w:p>
+      <w:pPr>
+        <w:jc w:val="both"/>
+        <w:rPr>
+          <w:rFonts w:ascii="Arial" w:hAnsi="Arial" w:cs="Arial"/>
+          <w:lang w:val="en-NZ"/>
+        </w:rPr>
+      </w:pPr>
+      <w:r>
+        <w:rPr>
+          <w:rFonts w:ascii="Arial" w:hAnsi="Arial" w:cs="Arial"/>
+          <w:lang w:val="en-NZ"/>
+        </w:rPr>
+        <w:t>The secondary research questions offered</w:t>
+      </w:r>
+      <w:r>
+        <w:rPr>
+          <w:rFonts w:ascii="Arial" w:hAnsi="Arial" w:cs="Arial"/>
+          <w:lang w:val="en-NZ"/>
+        </w:rPr>
+        <w:t xml:space="preserve"> an overview of what was achieved with the development of WorkshopAR and i</w:t>
+      </w:r>
+      <w:r>
+        <w:rPr>
+          <w:rFonts w:ascii="Arial" w:hAnsi="Arial" w:cs="Arial"/>
+          <w:lang w:val="en-NZ"/>
+        </w:rPr>
+        <w:t>ts</w:t>
+      </w:r>
+      <w:r>
+        <w:rPr>
+          <w:rFonts w:ascii="Arial" w:hAnsi="Arial" w:cs="Arial"/>
+          <w:lang w:val="en-NZ"/>
+        </w:rPr>
+        <w:t xml:space="preserve"> implementation in the Industry Project course. AR was used to create a shared environment supporting the activities </w:t>
+      </w:r>
+      <w:r>
+        <w:rPr>
+          <w:rFonts w:ascii="Arial" w:hAnsi="Arial" w:cs="Arial"/>
+          <w:lang w:val="en-NZ"/>
+        </w:rPr>
+        <w:t>taking place</w:t>
+      </w:r>
+      <w:r>
+        <w:rPr>
+          <w:rFonts w:ascii="Arial" w:hAnsi="Arial" w:cs="Arial"/>
+          <w:lang w:val="en-NZ"/>
+        </w:rPr>
+        <w:t xml:space="preserve"> in the classroom</w:t>
+      </w:r>
+      <w:r>
+        <w:rPr>
+          <w:rFonts w:ascii="Arial" w:hAnsi="Arial" w:cs="Arial"/>
+          <w:lang w:val="en-NZ"/>
+        </w:rPr>
+        <w:t xml:space="preserve">. It also </w:t>
+      </w:r>
+      <w:r>
+        <w:rPr>
+          <w:rFonts w:ascii="Arial" w:hAnsi="Arial" w:cs="Arial"/>
+          <w:lang w:val="en-NZ"/>
+        </w:rPr>
+        <w:t>help</w:t>
+      </w:r>
+      <w:r>
+        <w:rPr>
+          <w:rFonts w:ascii="Arial" w:hAnsi="Arial" w:cs="Arial"/>
+          <w:lang w:val="en-NZ"/>
+        </w:rPr>
+        <w:t>ed</w:t>
+      </w:r>
+      <w:r>
+        <w:rPr>
+          <w:rFonts w:ascii="Arial" w:hAnsi="Arial" w:cs="Arial"/>
+          <w:lang w:val="en-NZ"/>
+        </w:rPr>
+        <w:t xml:space="preserve"> </w:t>
+      </w:r>
+      <w:r>
+        <w:rPr>
+          <w:rFonts w:ascii="Arial" w:hAnsi="Arial" w:cs="Arial"/>
+          <w:lang w:val="en-NZ"/>
+        </w:rPr>
+        <w:t>the students</w:t>
+      </w:r>
+      <w:r>
+        <w:rPr>
+          <w:rFonts w:ascii="Arial" w:hAnsi="Arial" w:cs="Arial"/>
+          <w:lang w:val="en-NZ"/>
+        </w:rPr>
+        <w:t xml:space="preserve"> to better develop the skills necessary for teamwork and collaboration. The groups participating used this tool the most to help them consolidate their group and to engage in more dynamics processes of conversation. With this information </w:t>
+      </w:r>
+      <w:r>
+        <w:rPr>
+          <w:rFonts w:ascii="Arial" w:hAnsi="Arial" w:cs="Arial"/>
+          <w:lang w:val="en-NZ"/>
+        </w:rPr>
+        <w:t>at hand is now</w:t>
+      </w:r>
+      <w:r>
+        <w:rPr>
+          <w:rFonts w:ascii="Arial" w:hAnsi="Arial" w:cs="Arial"/>
+          <w:lang w:val="en-NZ"/>
+        </w:rPr>
+        <w:t xml:space="preserve"> </w:t>
+      </w:r>
+      <w:r>
+        <w:rPr>
+          <w:rFonts w:ascii="Arial" w:hAnsi="Arial" w:cs="Arial"/>
+          <w:lang w:val="en-NZ"/>
+        </w:rPr>
+        <w:t xml:space="preserve">the moment </w:t>
+      </w:r>
+      <w:r>
+        <w:rPr>
+          <w:rFonts w:ascii="Arial" w:hAnsi="Arial" w:cs="Arial"/>
+          <w:lang w:val="en-NZ"/>
+        </w:rPr>
+        <w:t>to revisit the main question of the research</w:t>
+      </w:r>
+      <w:r>
+        <w:rPr>
+          <w:rFonts w:ascii="Arial" w:hAnsi="Arial" w:cs="Arial"/>
+          <w:lang w:val="en-NZ"/>
+        </w:rPr>
+        <w:t>:</w:t>
+      </w:r>
+    </w:p>
+    <w:p>
+      <w:pPr>
+        <w:jc w:val="both"/>
+        <w:rPr>
+          <w:rFonts w:ascii="Arial" w:hAnsi="Arial" w:cs="Arial"/>
+          <w:lang w:val="en-NZ"/>
+        </w:rPr>
+      </w:pPr>
+      <w:r>
+        <w:rPr>
+          <w:rFonts w:ascii="Arial" w:hAnsi="Arial" w:cs="Arial"/>
+          <w:b/>
+          <w:bCs/>
+          <w:lang w:val="en-NZ"/>
+        </w:rPr>
+        <w:lastRenderedPageBreak/>
+        <w:t>MQ:</w:t>
+      </w:r>
+      <w:r>
+        <w:rPr>
+          <w:rFonts w:ascii="Arial" w:hAnsi="Arial" w:cs="Arial"/>
+          <w:lang w:val="en-NZ"/>
+        </w:rPr>
+        <w:t xml:space="preserve"> How does the behaviour of a group of students changes when using an AR tool designed to aid in the achievement of a learning goal framed in a collaborative learning scenario?</w:t>
+      </w:r>
+    </w:p>
+    <w:p>
+      <w:pPr>
+        <w:jc w:val="both"/>
+        <w:rPr>
+          <w:rFonts w:ascii="Arial" w:hAnsi="Arial" w:cs="Arial"/>
+          <w:lang w:val="en-NZ"/>
+        </w:rPr>
+      </w:pPr>
+      <w:r>
+        <w:rPr>
+          <w:rFonts w:ascii="Arial" w:hAnsi="Arial" w:cs="Arial"/>
+          <w:lang w:val="en-NZ"/>
+        </w:rPr>
+        <w:t>All the groups showed a bad or poor approach to the face-to-face collaboration setting proposed for the classroom sessions, overfocusing on individual assignments and avoiding almost any form of communication within the group. WorkshopAR offered the tools to create more dynamic spaces for conversation and integrated those features better to the workflow proposed by the students, rather than forcing the students to follow a specific structure.</w:t>
+      </w:r>
+    </w:p>
+    <w:p>
+      <w:pPr>
+        <w:jc w:val="both"/>
+        <w:rPr>
+          <w:rFonts w:ascii="Arial" w:hAnsi="Arial" w:cs="Arial"/>
+          <w:lang w:val="en-NZ"/>
+        </w:rPr>
+      </w:pPr>
+      <w:r>
+        <w:rPr>
+          <w:rFonts w:ascii="Arial" w:hAnsi="Arial" w:cs="Arial"/>
+          <w:lang w:val="en-NZ"/>
+        </w:rPr>
+        <w:t>The Industry Project course implement different ways to help the students further develop collaborative skills but mostly opted to let them explore by themselves the necessities of their group and to find solutions to the hurdles they were encountering. It was satisfactory to see that WorkshopAR help some groups to identify what was lacking in their approach and to continue the conversation of team management using the concepts and mechanisms that WorkshopAR provided.</w:t>
+      </w:r>
+    </w:p>
+    <w:p>
+      <w:pPr>
+        <w:jc w:val="both"/>
+        <w:rPr>
+          <w:rFonts w:ascii="Arial" w:hAnsi="Arial" w:cs="Arial"/>
+          <w:lang w:val="en-NZ"/>
+        </w:rPr>
+      </w:pPr>
+      <w:r>
+        <w:rPr>
+          <w:rFonts w:ascii="Arial" w:hAnsi="Arial" w:cs="Arial"/>
+          <w:lang w:val="en-NZ"/>
+        </w:rPr>
+        <w:t xml:space="preserve">Students were also capable of analysing the resources at their disposals, especially those digital tools needed to complete their work. </w:t>
+      </w:r>
+      <w:r>
+        <w:rPr>
+          <w:rFonts w:ascii="Arial" w:hAnsi="Arial" w:cs="Arial"/>
+          <w:lang w:val="en-NZ"/>
+        </w:rPr>
+        <w:t xml:space="preserve"> </w:t>
+      </w:r>
+      <w:r>
+        <w:rPr>
+          <w:rFonts w:ascii="Arial" w:hAnsi="Arial" w:cs="Arial"/>
+          <w:lang w:val="en-NZ"/>
+        </w:rPr>
+        <w:t xml:space="preserve">The group was able to discuss and </w:t>
+      </w:r>
+      <w:r>
+        <w:rPr>
+          <w:rFonts w:ascii="Arial" w:hAnsi="Arial" w:cs="Arial"/>
+          <w:lang w:val="en-NZ"/>
+        </w:rPr>
+        <w:t xml:space="preserve">recognize when </w:t>
+      </w:r>
+      <w:r>
+        <w:rPr>
+          <w:rFonts w:ascii="Arial" w:hAnsi="Arial" w:cs="Arial"/>
+          <w:lang w:val="en-NZ"/>
+        </w:rPr>
+        <w:t>WorkshopAR</w:t>
+      </w:r>
+      <w:r>
+        <w:rPr>
+          <w:rFonts w:ascii="Arial" w:hAnsi="Arial" w:cs="Arial"/>
+          <w:lang w:val="en-NZ"/>
+        </w:rPr>
+        <w:t xml:space="preserve"> was not fitting properly with their work style or with the activities planned for a </w:t>
+      </w:r>
+      <w:r>
+        <w:rPr>
+          <w:rFonts w:ascii="Arial" w:hAnsi="Arial" w:cs="Arial"/>
+          <w:lang w:val="en-NZ"/>
+        </w:rPr>
+        <w:t>session and took the decision to explore alternatives that better suited them as a group</w:t>
+      </w:r>
+      <w:r>
+        <w:rPr>
+          <w:rFonts w:ascii="Arial" w:hAnsi="Arial" w:cs="Arial"/>
+          <w:lang w:val="en-NZ"/>
+        </w:rPr>
+        <w:t>.</w:t>
+      </w:r>
+    </w:p>
+    <w:p>
+      <w:pPr>
+        <w:jc w:val="both"/>
+        <w:rPr>
+          <w:rFonts w:ascii="Arial" w:hAnsi="Arial" w:cs="Arial"/>
+          <w:lang w:val="en-NZ"/>
+        </w:rPr>
+      </w:pPr>
+      <w:r>
+        <w:rPr>
+          <w:rFonts w:ascii="Arial" w:hAnsi="Arial" w:cs="Arial"/>
+          <w:lang w:val="en-NZ"/>
+        </w:rPr>
+        <w:t>Students disliked the long configuration process required for many of the features of WorkshopAR and tried to explore alternatives to either create a more complex working station using the smartphone as a basis, or dedicating more time to the activities mediated by WorkshopAR to justify the time invested in configuration. Neither of these approaches related well with the original design of the tool or with the workflow proposed by the course and was affecting the time allocation that students had to manage during the classroom sessions in a negative way.</w:t>
+      </w:r>
+    </w:p>
+    <w:p>
+      <w:pPr>
+        <w:jc w:val="both"/>
+        <w:rPr>
+          <w:rFonts w:ascii="Arial" w:hAnsi="Arial" w:cs="Arial"/>
+          <w:lang w:val="en-NZ"/>
+        </w:rPr>
+      </w:pPr>
+      <w:r>
+        <w:rPr>
+          <w:rFonts w:ascii="Arial" w:hAnsi="Arial" w:cs="Arial"/>
+          <w:lang w:val="en-NZ"/>
+        </w:rPr>
+        <w:t>In conclusion, it was possible to observer both positive and negative behaviour changes in the students that interacted with WorkshopAR. The tool provided a different channel of communication in an activity that the students were struggling to implement and offered learning tools to improve the collaborative skills during the early stages of group consolidation. The tool was also consuming too much time in configurations and that was affecting negatively the time management process of the group.</w:t>
+      </w:r>
+    </w:p>
+    <w:p>
+      <w:pPr>
+        <w:jc w:val="both"/>
+        <w:rPr>
+          <w:rFonts w:ascii="Arial" w:hAnsi="Arial" w:cs="Arial"/>
+          <w:lang w:val="en-NZ"/>
+        </w:rPr>
+      </w:pPr>
+      <w:r>
+        <w:rPr>
+          <w:rFonts w:ascii="Arial" w:hAnsi="Arial" w:cs="Arial"/>
+          <w:lang w:val="en-NZ"/>
+        </w:rPr>
+        <w:t>Overall is a positive imple</w:t>
+      </w:r>
+      <w:r>
+        <w:rPr>
+          <w:rFonts w:ascii="Arial" w:hAnsi="Arial" w:cs="Arial"/>
+          <w:lang w:val="en-NZ"/>
+        </w:rPr>
+        <w:t xml:space="preserve">mentation, it was shown that the unique characteristics of AR can be used to implement an effective collaborative learning approach that promotes interesting forms of communication and learning, but also poses substantial challenges based on the hardware used to deploy the solution and how much the technology has to integrate with the academical work of the students. Both positive and negative results are valuable lessons that can further the research in education or to be </w:t>
+      </w:r>
+      <w:r>
+        <w:rPr>
+          <w:rFonts w:ascii="Arial" w:hAnsi="Arial" w:cs="Arial"/>
+          <w:lang w:val="en-NZ"/>
+        </w:rPr>
+        <w:t>a</w:t>
+      </w:r>
+      <w:r>
+        <w:rPr>
+          <w:rFonts w:ascii="Arial" w:hAnsi="Arial" w:cs="Arial"/>
+          <w:lang w:val="en-NZ"/>
+        </w:rPr>
+        <w:t xml:space="preserve"> starting point to explore other forms of implementation of this technology. </w:t>
+      </w:r>
+    </w:p>
+    <w:p>
+      <w:pPr>
+        <w:pStyle w:val="Ttulo1"/>
+        <w:rPr>
+          <w:lang w:val="en-NZ"/>
+        </w:rPr>
+      </w:pPr>
+      <w:r>
+        <w:rPr>
+          <w:lang w:val="en-NZ"/>
+        </w:rPr>
+        <w:t>7.2 Future Work</w:t>
+      </w:r>
+    </w:p>
+    <w:p>
+      <w:pPr>
+        <w:jc w:val="both"/>
+        <w:rPr>
+          <w:rFonts w:ascii="Arial" w:hAnsi="Arial" w:cs="Arial"/>
+          <w:lang w:val="en-NZ"/>
+        </w:rPr>
+      </w:pPr>
+      <w:r>
+        <w:rPr>
+          <w:rFonts w:ascii="Arial" w:hAnsi="Arial" w:cs="Arial"/>
+          <w:lang w:val="en-NZ"/>
+        </w:rPr>
+        <w:t>WorkshopAR was developed following an iterative process aimed</w:t>
+      </w:r>
+      <w:r>
+        <w:rPr>
+          <w:rFonts w:ascii="Arial" w:hAnsi="Arial" w:cs="Arial"/>
+          <w:lang w:val="en-NZ"/>
+        </w:rPr>
+        <w:t xml:space="preserve"> at </w:t>
+      </w:r>
+      <w:r>
+        <w:rPr>
+          <w:rFonts w:ascii="Arial" w:hAnsi="Arial" w:cs="Arial"/>
+          <w:lang w:val="en-NZ"/>
+        </w:rPr>
+        <w:t>polish</w:t>
+      </w:r>
+      <w:r>
+        <w:rPr>
+          <w:rFonts w:ascii="Arial" w:hAnsi="Arial" w:cs="Arial"/>
+          <w:lang w:val="en-NZ"/>
+        </w:rPr>
+        <w:t>ing</w:t>
+      </w:r>
+      <w:r>
+        <w:rPr>
+          <w:rFonts w:ascii="Arial" w:hAnsi="Arial" w:cs="Arial"/>
+          <w:lang w:val="en-NZ"/>
+        </w:rPr>
+        <w:t xml:space="preserve"> features in each cycle and</w:t>
+      </w:r>
+      <w:r>
+        <w:rPr>
+          <w:rFonts w:ascii="Arial" w:hAnsi="Arial" w:cs="Arial"/>
+          <w:lang w:val="en-NZ"/>
+        </w:rPr>
+        <w:t xml:space="preserve"> to</w:t>
+      </w:r>
+      <w:r>
+        <w:rPr>
+          <w:rFonts w:ascii="Arial" w:hAnsi="Arial" w:cs="Arial"/>
+          <w:lang w:val="en-NZ"/>
+        </w:rPr>
+        <w:t xml:space="preserve"> explore the ideas found by gathering feedback from the users. Through this procedure is that adjustments to the inconsistencies in the interaction design were </w:t>
+      </w:r>
+      <w:r>
+        <w:rPr>
+          <w:rFonts w:ascii="Arial" w:hAnsi="Arial" w:cs="Arial"/>
+          <w:lang w:val="en-NZ"/>
+        </w:rPr>
+        <w:lastRenderedPageBreak/>
+        <w:t>identified and implemented, and how the emotes feature was expanded when it became a focus of interest for the students.</w:t>
+      </w:r>
+    </w:p>
+    <w:p>
+      <w:pPr>
+        <w:jc w:val="both"/>
+        <w:rPr>
+          <w:rFonts w:ascii="Arial" w:hAnsi="Arial" w:cs="Arial"/>
+          <w:lang w:val="en-NZ"/>
+        </w:rPr>
+      </w:pPr>
+      <w:r>
+        <w:rPr>
+          <w:rFonts w:ascii="Arial" w:hAnsi="Arial" w:cs="Arial"/>
+          <w:lang w:val="en-NZ"/>
+        </w:rPr>
+        <w:t>Additional iterations over the development of WorkshopAR would continue with this process of expansion of</w:t>
+      </w:r>
+      <w:r>
+        <w:rPr>
+          <w:rFonts w:ascii="Arial" w:hAnsi="Arial" w:cs="Arial"/>
+          <w:lang w:val="en-NZ"/>
+        </w:rPr>
+        <w:t xml:space="preserve"> the</w:t>
+      </w:r>
+      <w:r>
+        <w:rPr>
+          <w:rFonts w:ascii="Arial" w:hAnsi="Arial" w:cs="Arial"/>
+          <w:lang w:val="en-NZ"/>
+        </w:rPr>
+        <w:t xml:space="preserve"> features that students found compelling but were not complete enough.</w:t>
+      </w:r>
+      <w:r>
+        <w:rPr>
+          <w:rFonts w:ascii="Arial" w:hAnsi="Arial" w:cs="Arial"/>
+          <w:lang w:val="en-NZ"/>
+        </w:rPr>
+        <w:t xml:space="preserve"> Specifically, it could be of interest to provide the following expansions:</w:t>
+      </w:r>
+    </w:p>
+    <w:p>
+      <w:pPr>
+        <w:pStyle w:val="Prrafodelista"/>
+        <w:numPr>
+          <w:ilvl w:val="0"/>
+          <w:numId w:val="5"/>
+        </w:numPr>
+        <w:jc w:val="both"/>
+        <w:rPr>
+          <w:rFonts w:ascii="Arial" w:hAnsi="Arial" w:cs="Arial"/>
+          <w:lang w:val="en-NZ"/>
+        </w:rPr>
+      </w:pPr>
+      <w:r>
+        <w:rPr>
+          <w:rFonts w:ascii="Arial" w:hAnsi="Arial" w:cs="Arial"/>
+          <w:lang w:val="en-NZ"/>
+        </w:rPr>
+        <w:t>Annotations using other forms of multimedia beside images and text, potentially expanding the configuration process to incorporate content that could be found in the local storage of the device or even on the web.</w:t>
+      </w:r>
+    </w:p>
+    <w:p>
+      <w:pPr>
+        <w:pStyle w:val="Prrafodelista"/>
+        <w:numPr>
+          <w:ilvl w:val="0"/>
+          <w:numId w:val="5"/>
+        </w:numPr>
+        <w:rPr>
+          <w:rFonts w:ascii="Arial" w:hAnsi="Arial" w:cs="Arial"/>
+          <w:lang w:val="en-NZ"/>
+        </w:rPr>
+      </w:pPr>
+      <w:r>
+        <w:rPr>
+          <w:rFonts w:ascii="Arial" w:hAnsi="Arial" w:cs="Arial"/>
+          <w:lang w:val="en-NZ"/>
+        </w:rPr>
+        <w:t>Reimagine the play models feature to become a tool for augmented presentations. This idea came from</w:t>
+      </w:r>
+      <w:r>
+        <w:rPr>
+          <w:rFonts w:ascii="Arial" w:hAnsi="Arial" w:cs="Arial"/>
+          <w:lang w:val="en-NZ"/>
+        </w:rPr>
+        <w:t xml:space="preserve"> </w:t>
+      </w:r>
+      <w:r>
+        <w:rPr>
+          <w:rFonts w:ascii="Arial" w:hAnsi="Arial" w:cs="Arial"/>
+          <w:lang w:val="en-NZ"/>
+        </w:rPr>
+        <w:t xml:space="preserve">conversations taking place with the students when asked how to make the play models tool more relevant for their work in the course. </w:t>
+      </w:r>
+      <w:r>
+        <w:rPr>
+          <w:rFonts w:ascii="Arial" w:hAnsi="Arial" w:cs="Arial"/>
+          <w:lang w:val="en-NZ"/>
+        </w:rPr>
+        <w:t>The interactions proposed included a shared presentation of three-dimensional information to explain the proposal of the group to the clients</w:t>
+      </w:r>
+      <w:r>
+        <w:rPr>
+          <w:rFonts w:ascii="Arial" w:hAnsi="Arial" w:cs="Arial"/>
+          <w:lang w:val="en-NZ"/>
+        </w:rPr>
+        <w:t xml:space="preserve"> or</w:t>
+      </w:r>
+      <w:r>
+        <w:rPr>
+          <w:rFonts w:ascii="Arial" w:hAnsi="Arial" w:cs="Arial"/>
+          <w:lang w:val="en-NZ"/>
+        </w:rPr>
+        <w:t xml:space="preserve"> the use of</w:t>
+      </w:r>
+      <w:r>
+        <w:rPr>
+          <w:rFonts w:ascii="Arial" w:hAnsi="Arial" w:cs="Arial"/>
+          <w:lang w:val="en-NZ"/>
+        </w:rPr>
+        <w:t xml:space="preserve"> presentation slides and posters that could be projected and interacted with in the room</w:t>
+      </w:r>
+      <w:r>
+        <w:rPr>
+          <w:rFonts w:ascii="Arial" w:hAnsi="Arial" w:cs="Arial"/>
+          <w:lang w:val="en-NZ"/>
+        </w:rPr>
+        <w:t>. A</w:t>
+      </w:r>
+      <w:r>
+        <w:rPr>
+          <w:rFonts w:ascii="Arial" w:hAnsi="Arial" w:cs="Arial"/>
+          <w:lang w:val="en-NZ"/>
+        </w:rPr>
+        <w:t xml:space="preserve">ll </w:t>
+      </w:r>
+      <w:r>
+        <w:rPr>
+          <w:rFonts w:ascii="Arial" w:hAnsi="Arial" w:cs="Arial"/>
+          <w:lang w:val="en-NZ"/>
+        </w:rPr>
+        <w:t xml:space="preserve">these </w:t>
+      </w:r>
+      <w:r>
+        <w:rPr>
+          <w:rFonts w:ascii="Arial" w:hAnsi="Arial" w:cs="Arial"/>
+          <w:lang w:val="en-NZ"/>
+        </w:rPr>
+        <w:t>ideas hinted at a tool that supports a more structured form of communication and exposition of information.</w:t>
+      </w:r>
+    </w:p>
+    <w:p>
+      <w:pPr>
+        <w:pStyle w:val="Prrafodelista"/>
+        <w:numPr>
+          <w:ilvl w:val="0"/>
+          <w:numId w:val="5"/>
+        </w:numPr>
+        <w:jc w:val="both"/>
+        <w:rPr>
+          <w:rFonts w:ascii="Arial" w:hAnsi="Arial" w:cs="Arial"/>
+          <w:lang w:val="en-NZ"/>
+        </w:rPr>
+      </w:pPr>
+      <w:r>
+        <w:rPr>
+          <w:rFonts w:ascii="Arial" w:hAnsi="Arial" w:cs="Arial"/>
+          <w:lang w:val="en-NZ"/>
+        </w:rPr>
+        <w:t>Incorporate the role of the teacher as initially proposed in the interaction design, offering tools to visualise and interact with the work of many groups at the same time and integrating the teacher</w:t>
+      </w:r>
+      <w:r>
+        <w:rPr>
+          <w:rFonts w:ascii="Arial" w:hAnsi="Arial" w:cs="Arial"/>
+          <w:lang w:val="en-NZ"/>
+        </w:rPr>
+        <w:t xml:space="preserve"> and other similar roles</w:t>
+      </w:r>
+      <w:r>
+        <w:rPr>
+          <w:rFonts w:ascii="Arial" w:hAnsi="Arial" w:cs="Arial"/>
+          <w:lang w:val="en-NZ"/>
+        </w:rPr>
+        <w:t xml:space="preserve"> into the workflow proposed by the students.</w:t>
+      </w:r>
+    </w:p>
+    <w:p>
+      <w:pPr>
+        <w:jc w:val="both"/>
+        <w:rPr>
+          <w:rFonts w:ascii="Arial" w:hAnsi="Arial" w:cs="Arial"/>
+          <w:lang w:val="en-NZ"/>
+        </w:rPr>
+      </w:pPr>
+      <w:r>
+        <w:rPr>
+          <w:rFonts w:ascii="Arial" w:hAnsi="Arial" w:cs="Arial"/>
+          <w:lang w:val="en-NZ"/>
+        </w:rPr>
+        <w:t>All these proposals are natural extension to the original design of WorkshopAR that can be considered to create a more robust software or, following a different approach, could be individual, smaller developments that branch from WorkshopAR.</w:t>
+      </w:r>
+    </w:p>
+    <w:p>
+      <w:pPr>
+        <w:jc w:val="both"/>
+        <w:rPr>
+          <w:rFonts w:ascii="Arial" w:hAnsi="Arial" w:cs="Arial"/>
+          <w:lang w:val="en-NZ"/>
+        </w:rPr>
+      </w:pPr>
+      <w:r>
+        <w:rPr>
+          <w:rFonts w:ascii="Arial" w:hAnsi="Arial" w:cs="Arial"/>
+          <w:lang w:val="en-NZ"/>
+        </w:rPr>
+        <w:t>Other ideas and paths of research emerged from conversations with all the participants</w:t>
+      </w:r>
+      <w:r>
+        <w:rPr>
+          <w:rFonts w:ascii="Arial" w:hAnsi="Arial" w:cs="Arial"/>
+          <w:lang w:val="en-NZ"/>
+        </w:rPr>
+        <w:t xml:space="preserve">, </w:t>
+      </w:r>
+      <w:proofErr w:type="spellStart"/>
+      <w:r>
+        <w:rPr>
+          <w:rFonts w:ascii="Arial" w:hAnsi="Arial" w:cs="Arial"/>
+          <w:lang w:val="en-NZ"/>
+        </w:rPr>
+        <w:t>specially</w:t>
+      </w:r>
+      <w:proofErr w:type="spellEnd"/>
+      <w:r>
+        <w:rPr>
+          <w:rFonts w:ascii="Arial" w:hAnsi="Arial" w:cs="Arial"/>
+          <w:lang w:val="en-NZ"/>
+        </w:rPr>
+        <w:t xml:space="preserve"> when discussing how to solve the most evident issues with WorkshopAR related to long configurations and the constant use </w:t>
+      </w:r>
+      <w:proofErr w:type="spellStart"/>
+      <w:r>
+        <w:rPr>
+          <w:rFonts w:ascii="Arial" w:hAnsi="Arial" w:cs="Arial"/>
+          <w:lang w:val="en-NZ"/>
+        </w:rPr>
+        <w:t>o</w:t>
+      </w:r>
+      <w:proofErr w:type="spellEnd"/>
+      <w:r>
+        <w:rPr>
+          <w:rFonts w:ascii="Arial" w:hAnsi="Arial" w:cs="Arial"/>
+          <w:lang w:val="en-NZ"/>
+        </w:rPr>
+        <w:t xml:space="preserve"> the phone in the classroom.</w:t>
+      </w:r>
+    </w:p>
+    <w:p>
+      <w:pPr>
+        <w:jc w:val="both"/>
+        <w:rPr>
+          <w:rFonts w:ascii="Arial" w:hAnsi="Arial" w:cs="Arial"/>
+          <w:lang w:val="en-NZ"/>
+        </w:rPr>
+      </w:pPr>
+      <w:r>
+        <w:rPr>
+          <w:rFonts w:ascii="Arial" w:hAnsi="Arial" w:cs="Arial"/>
+          <w:lang w:val="en-NZ"/>
+        </w:rPr>
+        <w:t xml:space="preserve">The idea of a collaboration laboratory using AR and other related technologies emerged from discussions with the students about how to create a setup that deemphasises the distractions created by ta smartphone and that promotes a best work mentality. The use of clamp arms in the setup of WorkshopAR tried to create </w:t>
+      </w:r>
+      <w:r>
+        <w:rPr>
+          <w:rFonts w:ascii="Arial" w:hAnsi="Arial" w:cs="Arial"/>
+          <w:lang w:val="en-NZ"/>
+        </w:rPr>
+        <w:t>a</w:t>
+      </w:r>
+      <w:r>
+        <w:rPr>
+          <w:rFonts w:ascii="Arial" w:hAnsi="Arial" w:cs="Arial"/>
+          <w:lang w:val="en-NZ"/>
+        </w:rPr>
+        <w:t xml:space="preserve"> space more suited for consistent collaboration, and students expanded that idea to incorporate other forms of hardware an</w:t>
+      </w:r>
+      <w:r>
+        <w:rPr>
+          <w:rFonts w:ascii="Arial" w:hAnsi="Arial" w:cs="Arial"/>
+          <w:lang w:val="en-NZ"/>
+        </w:rPr>
+        <w:t>d</w:t>
+      </w:r>
+      <w:r>
+        <w:rPr>
+          <w:rFonts w:ascii="Arial" w:hAnsi="Arial" w:cs="Arial"/>
+          <w:lang w:val="en-NZ"/>
+        </w:rPr>
+        <w:t xml:space="preserve"> </w:t>
+      </w:r>
+      <w:r>
+        <w:rPr>
+          <w:rFonts w:ascii="Arial" w:hAnsi="Arial" w:cs="Arial"/>
+          <w:lang w:val="en-NZ"/>
+        </w:rPr>
+        <w:t>activit</w:t>
+      </w:r>
+      <w:r>
+        <w:rPr>
+          <w:rFonts w:ascii="Arial" w:hAnsi="Arial" w:cs="Arial"/>
+          <w:lang w:val="en-NZ"/>
+        </w:rPr>
+        <w:t>ies</w:t>
+      </w:r>
+      <w:r>
+        <w:rPr>
+          <w:rFonts w:ascii="Arial" w:hAnsi="Arial" w:cs="Arial"/>
+          <w:lang w:val="en-NZ"/>
+        </w:rPr>
+        <w:t xml:space="preserve"> not necessarily linked with learning. This idea tackles the problem found with excessive configuration requirements and how much resources the software hoards form the </w:t>
+      </w:r>
+      <w:r>
+        <w:rPr>
+          <w:rFonts w:ascii="Arial" w:hAnsi="Arial" w:cs="Arial"/>
+          <w:lang w:val="en-NZ"/>
+        </w:rPr>
+        <w:t>device,</w:t>
+      </w:r>
+      <w:r>
+        <w:rPr>
+          <w:rFonts w:ascii="Arial" w:hAnsi="Arial" w:cs="Arial"/>
+          <w:lang w:val="en-NZ"/>
+        </w:rPr>
+        <w:t xml:space="preserve"> but</w:t>
+      </w:r>
+      <w:r>
+        <w:rPr>
+          <w:rFonts w:ascii="Arial" w:hAnsi="Arial" w:cs="Arial"/>
+          <w:lang w:val="en-NZ"/>
+        </w:rPr>
+        <w:t xml:space="preserve"> </w:t>
+      </w:r>
+      <w:r>
+        <w:rPr>
+          <w:rFonts w:ascii="Arial" w:hAnsi="Arial" w:cs="Arial"/>
+          <w:lang w:val="en-NZ"/>
+        </w:rPr>
+        <w:t xml:space="preserve">it </w:t>
+      </w:r>
+      <w:r>
+        <w:rPr>
+          <w:rFonts w:ascii="Arial" w:hAnsi="Arial" w:cs="Arial"/>
+          <w:lang w:val="en-NZ"/>
+        </w:rPr>
+        <w:t xml:space="preserve">abandons the premise of a BYOD activity and the flexibility of </w:t>
+      </w:r>
+      <w:r>
+        <w:rPr>
+          <w:rFonts w:ascii="Arial" w:hAnsi="Arial" w:cs="Arial"/>
+          <w:lang w:val="en-NZ"/>
+        </w:rPr>
+        <w:t>augmenting</w:t>
+      </w:r>
+      <w:r>
+        <w:rPr>
+          <w:rFonts w:ascii="Arial" w:hAnsi="Arial" w:cs="Arial"/>
+          <w:lang w:val="en-NZ"/>
+        </w:rPr>
+        <w:t xml:space="preserve"> any space for work. It could be interesting to dig deeper in </w:t>
+      </w:r>
+      <w:r>
+        <w:rPr>
+          <w:rFonts w:ascii="Arial" w:hAnsi="Arial" w:cs="Arial"/>
+          <w:lang w:val="en-NZ"/>
+        </w:rPr>
+        <w:t>these ideas of fixed AR spaces for collaboration that were difficult to test due to the characteristics of the case study.</w:t>
+      </w:r>
+    </w:p>
+    <w:p>
+      <w:pPr>
+        <w:jc w:val="both"/>
+        <w:rPr>
+          <w:rFonts w:ascii="Arial" w:hAnsi="Arial" w:cs="Arial"/>
+          <w:lang w:val="en-NZ"/>
+        </w:rPr>
+      </w:pPr>
+      <w:r>
+        <w:rPr>
+          <w:rFonts w:ascii="Arial" w:hAnsi="Arial" w:cs="Arial"/>
+          <w:lang w:val="en-NZ"/>
+        </w:rPr>
+        <w:t xml:space="preserve">A second scenario for development appeared when discussing how to expand the annotation feature. The idea took form when some students compared the way the annotations behaved to other web tools like Miro, Milanote and Pinterest, and how students and professional use those tools </w:t>
+      </w:r>
+      <w:r>
+        <w:rPr>
+          <w:rFonts w:ascii="Arial" w:hAnsi="Arial" w:cs="Arial"/>
+          <w:lang w:val="en-NZ"/>
+        </w:rPr>
+        <w:t>to aid</w:t>
+      </w:r>
+      <w:r>
+        <w:rPr>
+          <w:rFonts w:ascii="Arial" w:hAnsi="Arial" w:cs="Arial"/>
+          <w:lang w:val="en-NZ"/>
+        </w:rPr>
+        <w:t xml:space="preserve"> </w:t>
+      </w:r>
+      <w:r>
+        <w:rPr>
+          <w:rFonts w:ascii="Arial" w:hAnsi="Arial" w:cs="Arial"/>
+          <w:lang w:val="en-NZ"/>
+        </w:rPr>
+        <w:t xml:space="preserve">their </w:t>
+      </w:r>
+      <w:r>
+        <w:rPr>
+          <w:rFonts w:ascii="Arial" w:hAnsi="Arial" w:cs="Arial"/>
+          <w:lang w:val="en-NZ"/>
+        </w:rPr>
+        <w:t>creative process. This scenario would explore some of the recommendation</w:t>
+      </w:r>
+      <w:r>
+        <w:rPr>
+          <w:rFonts w:ascii="Arial" w:hAnsi="Arial" w:cs="Arial"/>
+          <w:lang w:val="en-NZ"/>
+        </w:rPr>
+        <w:t>s</w:t>
+      </w:r>
+      <w:r>
+        <w:rPr>
+          <w:rFonts w:ascii="Arial" w:hAnsi="Arial" w:cs="Arial"/>
+          <w:lang w:val="en-NZ"/>
+        </w:rPr>
+        <w:t xml:space="preserve"> made by students for the annotations to expand </w:t>
+      </w:r>
+      <w:r>
+        <w:rPr>
+          <w:rFonts w:ascii="Arial" w:hAnsi="Arial" w:cs="Arial"/>
+          <w:lang w:val="en-NZ"/>
+        </w:rPr>
+        <w:t xml:space="preserve">their use into scenarios like </w:t>
+      </w:r>
+      <w:r>
+        <w:rPr>
+          <w:rFonts w:ascii="Arial" w:hAnsi="Arial" w:cs="Arial"/>
+          <w:lang w:val="en-NZ"/>
+        </w:rPr>
+        <w:t>visual repositories of ideas, mental maps</w:t>
+      </w:r>
+      <w:r>
+        <w:rPr>
+          <w:rFonts w:ascii="Arial" w:hAnsi="Arial" w:cs="Arial"/>
+          <w:lang w:val="en-NZ"/>
+        </w:rPr>
+        <w:t>, mood boards</w:t>
+      </w:r>
+      <w:r>
+        <w:rPr>
+          <w:rFonts w:ascii="Arial" w:hAnsi="Arial" w:cs="Arial"/>
+          <w:lang w:val="en-NZ"/>
+        </w:rPr>
+        <w:t xml:space="preserve"> and other similar activities</w:t>
+      </w:r>
+      <w:r>
+        <w:rPr>
+          <w:rFonts w:ascii="Arial" w:hAnsi="Arial" w:cs="Arial"/>
+          <w:lang w:val="en-NZ"/>
+        </w:rPr>
+        <w:t>.</w:t>
+      </w:r>
+    </w:p>
+    <w:p>
+      <w:pPr>
+        <w:jc w:val="both"/>
+        <w:rPr>
+          <w:rFonts w:ascii="Arial" w:hAnsi="Arial" w:cs="Arial"/>
+          <w:lang w:val="en-NZ"/>
+        </w:rPr>
+      </w:pPr>
+      <w:r>
+        <w:rPr>
+          <w:rFonts w:ascii="Arial" w:hAnsi="Arial" w:cs="Arial"/>
+          <w:lang w:val="en-NZ"/>
+        </w:rPr>
+        <w:lastRenderedPageBreak/>
+        <w:t>These seed ideas for future projects and for possible paths forward in the evolution of WorkshopAR derived from conversations with the students and teaching staff, those that managed to relate the functionalities of the software with the needs of their work, showing that WorkshopAR was creating interest in the intended users</w:t>
+      </w:r>
+      <w:r>
+        <w:rPr>
+          <w:rFonts w:ascii="Arial" w:hAnsi="Arial" w:cs="Arial"/>
+          <w:lang w:val="en-NZ"/>
+        </w:rPr>
+        <w:t>. A</w:t>
+      </w:r>
+      <w:r>
+        <w:rPr>
+          <w:rFonts w:ascii="Arial" w:hAnsi="Arial" w:cs="Arial"/>
+          <w:lang w:val="en-NZ"/>
+        </w:rPr>
+        <w:t xml:space="preserve"> progressive expansion and adjustment of the proposal can derive in a tool that is useful to the students and helps to promote a valuable learning design focused on teamwork and collaboration.</w:t>
+      </w:r>
+    </w:p>
+    <w:p>
+      <w:pPr>
+        <w:pStyle w:val="Ttulo1"/>
+        <w:rPr>
+          <w:lang w:val="en-NZ"/>
+        </w:rPr>
+      </w:pPr>
+      <w:r>
+        <w:rPr>
+          <w:lang w:val="en-NZ"/>
+        </w:rPr>
+        <w:t>7.3 Final Words</w:t>
+      </w:r>
+    </w:p>
+    <w:p>
+      <w:pPr>
+        <w:jc w:val="both"/>
+        <w:rPr>
+          <w:rFonts w:ascii="Arial" w:hAnsi="Arial" w:cs="Arial"/>
+          <w:lang w:val="en-NZ"/>
+        </w:rPr>
+      </w:pPr>
+      <w:r>
+        <w:rPr>
+          <w:rFonts w:ascii="Arial" w:hAnsi="Arial" w:cs="Arial"/>
+          <w:lang w:val="en-NZ"/>
+        </w:rPr>
+        <w:t xml:space="preserve">The development of WorkshopAR and </w:t>
+      </w:r>
+      <w:r>
+        <w:rPr>
+          <w:rFonts w:ascii="Arial" w:hAnsi="Arial" w:cs="Arial"/>
+          <w:lang w:val="en-NZ"/>
+        </w:rPr>
+        <w:t>its</w:t>
+      </w:r>
+      <w:r>
+        <w:rPr>
+          <w:rFonts w:ascii="Arial" w:hAnsi="Arial" w:cs="Arial"/>
+          <w:lang w:val="en-NZ"/>
+        </w:rPr>
+        <w:t xml:space="preserve"> integration to the Industry Project course was a </w:t>
+      </w:r>
+      <w:r>
+        <w:rPr>
+          <w:rFonts w:ascii="Arial" w:hAnsi="Arial" w:cs="Arial"/>
+          <w:lang w:val="en-NZ"/>
+        </w:rPr>
+        <w:t>valuable</w:t>
+      </w:r>
+      <w:r>
+        <w:rPr>
+          <w:rFonts w:ascii="Arial" w:hAnsi="Arial" w:cs="Arial"/>
+          <w:lang w:val="en-NZ"/>
+        </w:rPr>
+        <w:t xml:space="preserve"> example of a collaborative design and how this </w:t>
+      </w:r>
+      <w:r>
+        <w:rPr>
+          <w:rFonts w:ascii="Arial" w:hAnsi="Arial" w:cs="Arial"/>
+          <w:lang w:val="en-NZ"/>
+        </w:rPr>
+        <w:t>philosophy</w:t>
+      </w:r>
+      <w:r>
+        <w:rPr>
+          <w:rFonts w:ascii="Arial" w:hAnsi="Arial" w:cs="Arial"/>
+          <w:lang w:val="en-NZ"/>
+        </w:rPr>
+        <w:t xml:space="preserve"> </w:t>
+      </w:r>
+      <w:r>
+        <w:rPr>
+          <w:rFonts w:ascii="Arial" w:hAnsi="Arial" w:cs="Arial"/>
+          <w:lang w:val="en-NZ"/>
+        </w:rPr>
+        <w:t>supports the creation of transversal skills and complex learning scenarios by encouraging social connections, collective intelligence and effective communication.</w:t>
+      </w:r>
+    </w:p>
+    <w:p>
+      <w:pPr>
+        <w:jc w:val="both"/>
+        <w:rPr>
+          <w:rFonts w:ascii="Arial" w:hAnsi="Arial" w:cs="Arial"/>
+          <w:lang w:val="en-NZ"/>
+        </w:rPr>
+      </w:pPr>
+      <w:r>
+        <w:rPr>
+          <w:rFonts w:ascii="Arial" w:hAnsi="Arial" w:cs="Arial"/>
+          <w:lang w:val="en-NZ"/>
+        </w:rPr>
+        <w:t>It can be confidently said that this research did produce observable changes in the behaviours of the students incorporating the tool to the workflow that the course was encouraging. Students demonstrated a better communication process and had the opportunities to further develop collaborative skills, and in turn they helped to evolve and grow the project itself thanks to the feedback provided and the rich experiences that were possible to observe in the classroom, opening the possibilities to keep expanding this line of research in future work thanks to the promising results obtained.</w:t>
+      </w:r>
     </w:p>
     <w:sectPr>
       <w:pgSz w:w="12240" w:h="15840"/>
@@ -109,6 +3758,591 @@
     </w:sectPr>
   </w:body>
 </w:document>
+</file>
+
+<file path=word/numbering.xml><?xml version="1.0" encoding="utf-8"?>
+<w:numbering xmlns:wpc="http://schemas.microsoft.com/office/word/2010/wordprocessingCanvas" xmlns:cx="http://schemas.microsoft.com/office/drawing/2014/chartex" xmlns:cx1="http://schemas.microsoft.com/office/drawing/2015/9/8/chartex" xmlns:cx2="http://schemas.microsoft.com/office/drawing/2015/10/21/chartex" xmlns:cx3="http://schemas.microsoft.com/office/drawing/2016/5/9/chartex" xmlns:cx4="http://schemas.microsoft.com/office/drawing/2016/5/10/chartex" xmlns:cx5="http://schemas.microsoft.com/office/drawing/2016/5/11/chartex" xmlns:cx6="http://schemas.microsoft.com/office/drawing/2016/5/12/chartex" xmlns:cx7="http://schemas.microsoft.com/office/drawing/2016/5/13/chartex" xmlns:cx8="http://schemas.microsoft.com/office/drawing/2016/5/14/chartex" xmlns:mc="http://schemas.openxmlformats.org/markup-compatibility/2006" xmlns:aink="http://schemas.microsoft.com/office/drawing/2016/ink" xmlns:am3d="http://schemas.microsoft.com/office/drawing/2017/model3d" xmlns:o="urn:schemas-microsoft-com:office:office" xmlns:oel="http://schemas.microsoft.com/office/2019/extlst" xmlns:r="http://schemas.openxmlformats.org/officeDocument/2006/relationships" xmlns:m="http://schemas.openxmlformats.org/officeDocument/2006/math" xmlns:v="urn:schemas-microsoft-com:vml" xmlns:wp14="http://schemas.microsoft.com/office/word/2010/wordprocessingDrawing" xmlns:wp="http://schemas.openxmlformats.org/drawingml/2006/wordprocessingDrawing" xmlns:w10="urn:schemas-microsoft-com:office:word" xmlns:w="http://schemas.openxmlformats.org/wordprocessingml/2006/main" xmlns:w14="http://schemas.microsoft.com/office/word/2010/wordml" xmlns:w15="http://schemas.microsoft.com/office/word/2012/wordml" xmlns:w16cex="http://schemas.microsoft.com/office/word/2018/wordml/cex" xmlns:w16cid="http://schemas.microsoft.com/office/word/2016/wordml/cid" xmlns:w16="http://schemas.microsoft.com/office/word/2018/wordml" xmlns:w16du="http://schemas.microsoft.com/office/word/2023/wordml/word16du" xmlns:w16sdtdh="http://schemas.microsoft.com/office/word/2020/wordml/sdtdatahash" xmlns:w16sdtfl="http://schemas.microsoft.com/office/word/2024/wordml/sdtformatlock" xmlns:w16se="http://schemas.microsoft.com/office/word/2015/wordml/symex" xmlns:wpg="http://schemas.microsoft.com/office/word/2010/wordprocessingGroup" xmlns:wpi="http://schemas.microsoft.com/office/word/2010/wordprocessingInk" xmlns:wne="http://schemas.microsoft.com/office/word/2006/wordml" xmlns:wps="http://schemas.microsoft.com/office/word/2010/wordprocessingShape" mc:Ignorable="w14 w15 w16se w16cid w16 w16cex w16sdtdh w16sdtfl w16du wp14">
+  <w:abstractNum w:abstractNumId="0" w15:restartNumberingAfterBreak="0">
+    <w:nsid w:val="028D081B"/>
+    <w:multiLevelType w:val="hybridMultilevel"/>
+    <w:tmpl w:val="3EBAD17E"/>
+    <w:lvl w:ilvl="0" w:tplc="240A0001">
+      <w:start w:val="1"/>
+      <w:numFmt w:val="bullet"/>
+      <w:lvlText w:val=""/>
+      <w:lvlJc w:val="left"/>
+      <w:pPr>
+        <w:ind w:left="720" w:hanging="360"/>
+      </w:pPr>
+      <w:rPr>
+        <w:rFonts w:ascii="Symbol" w:hAnsi="Symbol" w:hint="default"/>
+      </w:rPr>
+    </w:lvl>
+    <w:lvl w:ilvl="1" w:tplc="240A0003" w:tentative="1">
+      <w:start w:val="1"/>
+      <w:numFmt w:val="bullet"/>
+      <w:lvlText w:val="o"/>
+      <w:lvlJc w:val="left"/>
+      <w:pPr>
+        <w:ind w:left="1440" w:hanging="360"/>
+      </w:pPr>
+      <w:rPr>
+        <w:rFonts w:ascii="Courier New" w:hAnsi="Courier New" w:cs="Courier New" w:hint="default"/>
+      </w:rPr>
+    </w:lvl>
+    <w:lvl w:ilvl="2" w:tplc="240A0005" w:tentative="1">
+      <w:start w:val="1"/>
+      <w:numFmt w:val="bullet"/>
+      <w:lvlText w:val=""/>
+      <w:lvlJc w:val="left"/>
+      <w:pPr>
+        <w:ind w:left="2160" w:hanging="360"/>
+      </w:pPr>
+      <w:rPr>
+        <w:rFonts w:ascii="Wingdings" w:hAnsi="Wingdings" w:hint="default"/>
+      </w:rPr>
+    </w:lvl>
+    <w:lvl w:ilvl="3" w:tplc="240A0001" w:tentative="1">
+      <w:start w:val="1"/>
+      <w:numFmt w:val="bullet"/>
+      <w:lvlText w:val=""/>
+      <w:lvlJc w:val="left"/>
+      <w:pPr>
+        <w:ind w:left="2880" w:hanging="360"/>
+      </w:pPr>
+      <w:rPr>
+        <w:rFonts w:ascii="Symbol" w:hAnsi="Symbol" w:hint="default"/>
+      </w:rPr>
+    </w:lvl>
+    <w:lvl w:ilvl="4" w:tplc="240A0003" w:tentative="1">
+      <w:start w:val="1"/>
+      <w:numFmt w:val="bullet"/>
+      <w:lvlText w:val="o"/>
+      <w:lvlJc w:val="left"/>
+      <w:pPr>
+        <w:ind w:left="3600" w:hanging="360"/>
+      </w:pPr>
+      <w:rPr>
+        <w:rFonts w:ascii="Courier New" w:hAnsi="Courier New" w:cs="Courier New" w:hint="default"/>
+      </w:rPr>
+    </w:lvl>
+    <w:lvl w:ilvl="5" w:tplc="240A0005" w:tentative="1">
+      <w:start w:val="1"/>
+      <w:numFmt w:val="bullet"/>
+      <w:lvlText w:val=""/>
+      <w:lvlJc w:val="left"/>
+      <w:pPr>
+        <w:ind w:left="4320" w:hanging="360"/>
+      </w:pPr>
+      <w:rPr>
+        <w:rFonts w:ascii="Wingdings" w:hAnsi="Wingdings" w:hint="default"/>
+      </w:rPr>
+    </w:lvl>
+    <w:lvl w:ilvl="6" w:tplc="240A0001" w:tentative="1">
+      <w:start w:val="1"/>
+      <w:numFmt w:val="bullet"/>
+      <w:lvlText w:val=""/>
+      <w:lvlJc w:val="left"/>
+      <w:pPr>
+        <w:ind w:left="5040" w:hanging="360"/>
+      </w:pPr>
+      <w:rPr>
+        <w:rFonts w:ascii="Symbol" w:hAnsi="Symbol" w:hint="default"/>
+      </w:rPr>
+    </w:lvl>
+    <w:lvl w:ilvl="7" w:tplc="240A0003" w:tentative="1">
+      <w:start w:val="1"/>
+      <w:numFmt w:val="bullet"/>
+      <w:lvlText w:val="o"/>
+      <w:lvlJc w:val="left"/>
+      <w:pPr>
+        <w:ind w:left="5760" w:hanging="360"/>
+      </w:pPr>
+      <w:rPr>
+        <w:rFonts w:ascii="Courier New" w:hAnsi="Courier New" w:cs="Courier New" w:hint="default"/>
+      </w:rPr>
+    </w:lvl>
+    <w:lvl w:ilvl="8" w:tplc="240A0005" w:tentative="1">
+      <w:start w:val="1"/>
+      <w:numFmt w:val="bullet"/>
+      <w:lvlText w:val=""/>
+      <w:lvlJc w:val="left"/>
+      <w:pPr>
+        <w:ind w:left="6480" w:hanging="360"/>
+      </w:pPr>
+      <w:rPr>
+        <w:rFonts w:ascii="Wingdings" w:hAnsi="Wingdings" w:hint="default"/>
+      </w:rPr>
+    </w:lvl>
+  </w:abstractNum>
+  <w:abstractNum w:abstractNumId="1" w15:restartNumberingAfterBreak="0">
+    <w:nsid w:val="216F6047"/>
+    <w:multiLevelType w:val="hybridMultilevel"/>
+    <w:tmpl w:val="776E252A"/>
+    <w:lvl w:ilvl="0" w:tplc="240A0001">
+      <w:start w:val="1"/>
+      <w:numFmt w:val="bullet"/>
+      <w:lvlText w:val=""/>
+      <w:lvlJc w:val="left"/>
+      <w:pPr>
+        <w:ind w:left="720" w:hanging="360"/>
+      </w:pPr>
+      <w:rPr>
+        <w:rFonts w:ascii="Symbol" w:hAnsi="Symbol" w:hint="default"/>
+      </w:rPr>
+    </w:lvl>
+    <w:lvl w:ilvl="1" w:tplc="240A0003" w:tentative="1">
+      <w:start w:val="1"/>
+      <w:numFmt w:val="bullet"/>
+      <w:lvlText w:val="o"/>
+      <w:lvlJc w:val="left"/>
+      <w:pPr>
+        <w:ind w:left="1440" w:hanging="360"/>
+      </w:pPr>
+      <w:rPr>
+        <w:rFonts w:ascii="Courier New" w:hAnsi="Courier New" w:cs="Courier New" w:hint="default"/>
+      </w:rPr>
+    </w:lvl>
+    <w:lvl w:ilvl="2" w:tplc="240A0005" w:tentative="1">
+      <w:start w:val="1"/>
+      <w:numFmt w:val="bullet"/>
+      <w:lvlText w:val=""/>
+      <w:lvlJc w:val="left"/>
+      <w:pPr>
+        <w:ind w:left="2160" w:hanging="360"/>
+      </w:pPr>
+      <w:rPr>
+        <w:rFonts w:ascii="Wingdings" w:hAnsi="Wingdings" w:hint="default"/>
+      </w:rPr>
+    </w:lvl>
+    <w:lvl w:ilvl="3" w:tplc="240A0001" w:tentative="1">
+      <w:start w:val="1"/>
+      <w:numFmt w:val="bullet"/>
+      <w:lvlText w:val=""/>
+      <w:lvlJc w:val="left"/>
+      <w:pPr>
+        <w:ind w:left="2880" w:hanging="360"/>
+      </w:pPr>
+      <w:rPr>
+        <w:rFonts w:ascii="Symbol" w:hAnsi="Symbol" w:hint="default"/>
+      </w:rPr>
+    </w:lvl>
+    <w:lvl w:ilvl="4" w:tplc="240A0003" w:tentative="1">
+      <w:start w:val="1"/>
+      <w:numFmt w:val="bullet"/>
+      <w:lvlText w:val="o"/>
+      <w:lvlJc w:val="left"/>
+      <w:pPr>
+        <w:ind w:left="3600" w:hanging="360"/>
+      </w:pPr>
+      <w:rPr>
+        <w:rFonts w:ascii="Courier New" w:hAnsi="Courier New" w:cs="Courier New" w:hint="default"/>
+      </w:rPr>
+    </w:lvl>
+    <w:lvl w:ilvl="5" w:tplc="240A0005" w:tentative="1">
+      <w:start w:val="1"/>
+      <w:numFmt w:val="bullet"/>
+      <w:lvlText w:val=""/>
+      <w:lvlJc w:val="left"/>
+      <w:pPr>
+        <w:ind w:left="4320" w:hanging="360"/>
+      </w:pPr>
+      <w:rPr>
+        <w:rFonts w:ascii="Wingdings" w:hAnsi="Wingdings" w:hint="default"/>
+      </w:rPr>
+    </w:lvl>
+    <w:lvl w:ilvl="6" w:tplc="240A0001" w:tentative="1">
+      <w:start w:val="1"/>
+      <w:numFmt w:val="bullet"/>
+      <w:lvlText w:val=""/>
+      <w:lvlJc w:val="left"/>
+      <w:pPr>
+        <w:ind w:left="5040" w:hanging="360"/>
+      </w:pPr>
+      <w:rPr>
+        <w:rFonts w:ascii="Symbol" w:hAnsi="Symbol" w:hint="default"/>
+      </w:rPr>
+    </w:lvl>
+    <w:lvl w:ilvl="7" w:tplc="240A0003" w:tentative="1">
+      <w:start w:val="1"/>
+      <w:numFmt w:val="bullet"/>
+      <w:lvlText w:val="o"/>
+      <w:lvlJc w:val="left"/>
+      <w:pPr>
+        <w:ind w:left="5760" w:hanging="360"/>
+      </w:pPr>
+      <w:rPr>
+        <w:rFonts w:ascii="Courier New" w:hAnsi="Courier New" w:cs="Courier New" w:hint="default"/>
+      </w:rPr>
+    </w:lvl>
+    <w:lvl w:ilvl="8" w:tplc="240A0005" w:tentative="1">
+      <w:start w:val="1"/>
+      <w:numFmt w:val="bullet"/>
+      <w:lvlText w:val=""/>
+      <w:lvlJc w:val="left"/>
+      <w:pPr>
+        <w:ind w:left="6480" w:hanging="360"/>
+      </w:pPr>
+      <w:rPr>
+        <w:rFonts w:ascii="Wingdings" w:hAnsi="Wingdings" w:hint="default"/>
+      </w:rPr>
+    </w:lvl>
+  </w:abstractNum>
+  <w:abstractNum w:abstractNumId="2" w15:restartNumberingAfterBreak="0">
+    <w:nsid w:val="2FB568A6"/>
+    <w:multiLevelType w:val="hybridMultilevel"/>
+    <w:tmpl w:val="EED61C40"/>
+    <w:lvl w:ilvl="0" w:tplc="240A0001">
+      <w:start w:val="1"/>
+      <w:numFmt w:val="bullet"/>
+      <w:lvlText w:val=""/>
+      <w:lvlJc w:val="left"/>
+      <w:pPr>
+        <w:ind w:left="720" w:hanging="360"/>
+      </w:pPr>
+      <w:rPr>
+        <w:rFonts w:ascii="Symbol" w:hAnsi="Symbol" w:hint="default"/>
+      </w:rPr>
+    </w:lvl>
+    <w:lvl w:ilvl="1" w:tplc="240A0003" w:tentative="1">
+      <w:start w:val="1"/>
+      <w:numFmt w:val="bullet"/>
+      <w:lvlText w:val="o"/>
+      <w:lvlJc w:val="left"/>
+      <w:pPr>
+        <w:ind w:left="1440" w:hanging="360"/>
+      </w:pPr>
+      <w:rPr>
+        <w:rFonts w:ascii="Courier New" w:hAnsi="Courier New" w:cs="Courier New" w:hint="default"/>
+      </w:rPr>
+    </w:lvl>
+    <w:lvl w:ilvl="2" w:tplc="240A0005" w:tentative="1">
+      <w:start w:val="1"/>
+      <w:numFmt w:val="bullet"/>
+      <w:lvlText w:val=""/>
+      <w:lvlJc w:val="left"/>
+      <w:pPr>
+        <w:ind w:left="2160" w:hanging="360"/>
+      </w:pPr>
+      <w:rPr>
+        <w:rFonts w:ascii="Wingdings" w:hAnsi="Wingdings" w:hint="default"/>
+      </w:rPr>
+    </w:lvl>
+    <w:lvl w:ilvl="3" w:tplc="240A0001" w:tentative="1">
+      <w:start w:val="1"/>
+      <w:numFmt w:val="bullet"/>
+      <w:lvlText w:val=""/>
+      <w:lvlJc w:val="left"/>
+      <w:pPr>
+        <w:ind w:left="2880" w:hanging="360"/>
+      </w:pPr>
+      <w:rPr>
+        <w:rFonts w:ascii="Symbol" w:hAnsi="Symbol" w:hint="default"/>
+      </w:rPr>
+    </w:lvl>
+    <w:lvl w:ilvl="4" w:tplc="240A0003" w:tentative="1">
+      <w:start w:val="1"/>
+      <w:numFmt w:val="bullet"/>
+      <w:lvlText w:val="o"/>
+      <w:lvlJc w:val="left"/>
+      <w:pPr>
+        <w:ind w:left="3600" w:hanging="360"/>
+      </w:pPr>
+      <w:rPr>
+        <w:rFonts w:ascii="Courier New" w:hAnsi="Courier New" w:cs="Courier New" w:hint="default"/>
+      </w:rPr>
+    </w:lvl>
+    <w:lvl w:ilvl="5" w:tplc="240A0005" w:tentative="1">
+      <w:start w:val="1"/>
+      <w:numFmt w:val="bullet"/>
+      <w:lvlText w:val=""/>
+      <w:lvlJc w:val="left"/>
+      <w:pPr>
+        <w:ind w:left="4320" w:hanging="360"/>
+      </w:pPr>
+      <w:rPr>
+        <w:rFonts w:ascii="Wingdings" w:hAnsi="Wingdings" w:hint="default"/>
+      </w:rPr>
+    </w:lvl>
+    <w:lvl w:ilvl="6" w:tplc="240A0001" w:tentative="1">
+      <w:start w:val="1"/>
+      <w:numFmt w:val="bullet"/>
+      <w:lvlText w:val=""/>
+      <w:lvlJc w:val="left"/>
+      <w:pPr>
+        <w:ind w:left="5040" w:hanging="360"/>
+      </w:pPr>
+      <w:rPr>
+        <w:rFonts w:ascii="Symbol" w:hAnsi="Symbol" w:hint="default"/>
+      </w:rPr>
+    </w:lvl>
+    <w:lvl w:ilvl="7" w:tplc="240A0003" w:tentative="1">
+      <w:start w:val="1"/>
+      <w:numFmt w:val="bullet"/>
+      <w:lvlText w:val="o"/>
+      <w:lvlJc w:val="left"/>
+      <w:pPr>
+        <w:ind w:left="5760" w:hanging="360"/>
+      </w:pPr>
+      <w:rPr>
+        <w:rFonts w:ascii="Courier New" w:hAnsi="Courier New" w:cs="Courier New" w:hint="default"/>
+      </w:rPr>
+    </w:lvl>
+    <w:lvl w:ilvl="8" w:tplc="240A0005" w:tentative="1">
+      <w:start w:val="1"/>
+      <w:numFmt w:val="bullet"/>
+      <w:lvlText w:val=""/>
+      <w:lvlJc w:val="left"/>
+      <w:pPr>
+        <w:ind w:left="6480" w:hanging="360"/>
+      </w:pPr>
+      <w:rPr>
+        <w:rFonts w:ascii="Wingdings" w:hAnsi="Wingdings" w:hint="default"/>
+      </w:rPr>
+    </w:lvl>
+  </w:abstractNum>
+  <w:abstractNum w:abstractNumId="3" w15:restartNumberingAfterBreak="0">
+    <w:nsid w:val="400C5B31"/>
+    <w:multiLevelType w:val="hybridMultilevel"/>
+    <w:tmpl w:val="7226A518"/>
+    <w:lvl w:ilvl="0" w:tplc="240A0001">
+      <w:start w:val="1"/>
+      <w:numFmt w:val="bullet"/>
+      <w:lvlText w:val=""/>
+      <w:lvlJc w:val="left"/>
+      <w:pPr>
+        <w:ind w:left="780" w:hanging="360"/>
+      </w:pPr>
+      <w:rPr>
+        <w:rFonts w:ascii="Symbol" w:hAnsi="Symbol" w:hint="default"/>
+      </w:rPr>
+    </w:lvl>
+    <w:lvl w:ilvl="1" w:tplc="240A0003" w:tentative="1">
+      <w:start w:val="1"/>
+      <w:numFmt w:val="bullet"/>
+      <w:lvlText w:val="o"/>
+      <w:lvlJc w:val="left"/>
+      <w:pPr>
+        <w:ind w:left="1500" w:hanging="360"/>
+      </w:pPr>
+      <w:rPr>
+        <w:rFonts w:ascii="Courier New" w:hAnsi="Courier New" w:cs="Courier New" w:hint="default"/>
+      </w:rPr>
+    </w:lvl>
+    <w:lvl w:ilvl="2" w:tplc="240A0005" w:tentative="1">
+      <w:start w:val="1"/>
+      <w:numFmt w:val="bullet"/>
+      <w:lvlText w:val=""/>
+      <w:lvlJc w:val="left"/>
+      <w:pPr>
+        <w:ind w:left="2220" w:hanging="360"/>
+      </w:pPr>
+      <w:rPr>
+        <w:rFonts w:ascii="Wingdings" w:hAnsi="Wingdings" w:hint="default"/>
+      </w:rPr>
+    </w:lvl>
+    <w:lvl w:ilvl="3" w:tplc="240A0001" w:tentative="1">
+      <w:start w:val="1"/>
+      <w:numFmt w:val="bullet"/>
+      <w:lvlText w:val=""/>
+      <w:lvlJc w:val="left"/>
+      <w:pPr>
+        <w:ind w:left="2940" w:hanging="360"/>
+      </w:pPr>
+      <w:rPr>
+        <w:rFonts w:ascii="Symbol" w:hAnsi="Symbol" w:hint="default"/>
+      </w:rPr>
+    </w:lvl>
+    <w:lvl w:ilvl="4" w:tplc="240A0003" w:tentative="1">
+      <w:start w:val="1"/>
+      <w:numFmt w:val="bullet"/>
+      <w:lvlText w:val="o"/>
+      <w:lvlJc w:val="left"/>
+      <w:pPr>
+        <w:ind w:left="3660" w:hanging="360"/>
+      </w:pPr>
+      <w:rPr>
+        <w:rFonts w:ascii="Courier New" w:hAnsi="Courier New" w:cs="Courier New" w:hint="default"/>
+      </w:rPr>
+    </w:lvl>
+    <w:lvl w:ilvl="5" w:tplc="240A0005" w:tentative="1">
+      <w:start w:val="1"/>
+      <w:numFmt w:val="bullet"/>
+      <w:lvlText w:val=""/>
+      <w:lvlJc w:val="left"/>
+      <w:pPr>
+        <w:ind w:left="4380" w:hanging="360"/>
+      </w:pPr>
+      <w:rPr>
+        <w:rFonts w:ascii="Wingdings" w:hAnsi="Wingdings" w:hint="default"/>
+      </w:rPr>
+    </w:lvl>
+    <w:lvl w:ilvl="6" w:tplc="240A0001" w:tentative="1">
+      <w:start w:val="1"/>
+      <w:numFmt w:val="bullet"/>
+      <w:lvlText w:val=""/>
+      <w:lvlJc w:val="left"/>
+      <w:pPr>
+        <w:ind w:left="5100" w:hanging="360"/>
+      </w:pPr>
+      <w:rPr>
+        <w:rFonts w:ascii="Symbol" w:hAnsi="Symbol" w:hint="default"/>
+      </w:rPr>
+    </w:lvl>
+    <w:lvl w:ilvl="7" w:tplc="240A0003" w:tentative="1">
+      <w:start w:val="1"/>
+      <w:numFmt w:val="bullet"/>
+      <w:lvlText w:val="o"/>
+      <w:lvlJc w:val="left"/>
+      <w:pPr>
+        <w:ind w:left="5820" w:hanging="360"/>
+      </w:pPr>
+      <w:rPr>
+        <w:rFonts w:ascii="Courier New" w:hAnsi="Courier New" w:cs="Courier New" w:hint="default"/>
+      </w:rPr>
+    </w:lvl>
+    <w:lvl w:ilvl="8" w:tplc="240A0005" w:tentative="1">
+      <w:start w:val="1"/>
+      <w:numFmt w:val="bullet"/>
+      <w:lvlText w:val=""/>
+      <w:lvlJc w:val="left"/>
+      <w:pPr>
+        <w:ind w:left="6540" w:hanging="360"/>
+      </w:pPr>
+      <w:rPr>
+        <w:rFonts w:ascii="Wingdings" w:hAnsi="Wingdings" w:hint="default"/>
+      </w:rPr>
+    </w:lvl>
+  </w:abstractNum>
+  <w:abstractNum w:abstractNumId="4" w15:restartNumberingAfterBreak="0">
+    <w:nsid w:val="4B6F336E"/>
+    <w:multiLevelType w:val="hybridMultilevel"/>
+    <w:tmpl w:val="907C6A88"/>
+    <w:lvl w:ilvl="0" w:tplc="240A0001">
+      <w:start w:val="1"/>
+      <w:numFmt w:val="bullet"/>
+      <w:lvlText w:val=""/>
+      <w:lvlJc w:val="left"/>
+      <w:pPr>
+        <w:ind w:left="720" w:hanging="360"/>
+      </w:pPr>
+      <w:rPr>
+        <w:rFonts w:ascii="Symbol" w:hAnsi="Symbol" w:hint="default"/>
+      </w:rPr>
+    </w:lvl>
+    <w:lvl w:ilvl="1" w:tplc="240A0003" w:tentative="1">
+      <w:start w:val="1"/>
+      <w:numFmt w:val="bullet"/>
+      <w:lvlText w:val="o"/>
+      <w:lvlJc w:val="left"/>
+      <w:pPr>
+        <w:ind w:left="1440" w:hanging="360"/>
+      </w:pPr>
+      <w:rPr>
+        <w:rFonts w:ascii="Courier New" w:hAnsi="Courier New" w:cs="Courier New" w:hint="default"/>
+      </w:rPr>
+    </w:lvl>
+    <w:lvl w:ilvl="2" w:tplc="240A0005" w:tentative="1">
+      <w:start w:val="1"/>
+      <w:numFmt w:val="bullet"/>
+      <w:lvlText w:val=""/>
+      <w:lvlJc w:val="left"/>
+      <w:pPr>
+        <w:ind w:left="2160" w:hanging="360"/>
+      </w:pPr>
+      <w:rPr>
+        <w:rFonts w:ascii="Wingdings" w:hAnsi="Wingdings" w:hint="default"/>
+      </w:rPr>
+    </w:lvl>
+    <w:lvl w:ilvl="3" w:tplc="240A0001" w:tentative="1">
+      <w:start w:val="1"/>
+      <w:numFmt w:val="bullet"/>
+      <w:lvlText w:val=""/>
+      <w:lvlJc w:val="left"/>
+      <w:pPr>
+        <w:ind w:left="2880" w:hanging="360"/>
+      </w:pPr>
+      <w:rPr>
+        <w:rFonts w:ascii="Symbol" w:hAnsi="Symbol" w:hint="default"/>
+      </w:rPr>
+    </w:lvl>
+    <w:lvl w:ilvl="4" w:tplc="240A0003" w:tentative="1">
+      <w:start w:val="1"/>
+      <w:numFmt w:val="bullet"/>
+      <w:lvlText w:val="o"/>
+      <w:lvlJc w:val="left"/>
+      <w:pPr>
+        <w:ind w:left="3600" w:hanging="360"/>
+      </w:pPr>
+      <w:rPr>
+        <w:rFonts w:ascii="Courier New" w:hAnsi="Courier New" w:cs="Courier New" w:hint="default"/>
+      </w:rPr>
+    </w:lvl>
+    <w:lvl w:ilvl="5" w:tplc="240A0005" w:tentative="1">
+      <w:start w:val="1"/>
+      <w:numFmt w:val="bullet"/>
+      <w:lvlText w:val=""/>
+      <w:lvlJc w:val="left"/>
+      <w:pPr>
+        <w:ind w:left="4320" w:hanging="360"/>
+      </w:pPr>
+      <w:rPr>
+        <w:rFonts w:ascii="Wingdings" w:hAnsi="Wingdings" w:hint="default"/>
+      </w:rPr>
+    </w:lvl>
+    <w:lvl w:ilvl="6" w:tplc="240A0001" w:tentative="1">
+      <w:start w:val="1"/>
+      <w:numFmt w:val="bullet"/>
+      <w:lvlText w:val=""/>
+      <w:lvlJc w:val="left"/>
+      <w:pPr>
+        <w:ind w:left="5040" w:hanging="360"/>
+      </w:pPr>
+      <w:rPr>
+        <w:rFonts w:ascii="Symbol" w:hAnsi="Symbol" w:hint="default"/>
+      </w:rPr>
+    </w:lvl>
+    <w:lvl w:ilvl="7" w:tplc="240A0003" w:tentative="1">
+      <w:start w:val="1"/>
+      <w:numFmt w:val="bullet"/>
+      <w:lvlText w:val="o"/>
+      <w:lvlJc w:val="left"/>
+      <w:pPr>
+        <w:ind w:left="5760" w:hanging="360"/>
+      </w:pPr>
+      <w:rPr>
+        <w:rFonts w:ascii="Courier New" w:hAnsi="Courier New" w:cs="Courier New" w:hint="default"/>
+      </w:rPr>
+    </w:lvl>
+    <w:lvl w:ilvl="8" w:tplc="240A0005" w:tentative="1">
+      <w:start w:val="1"/>
+      <w:numFmt w:val="bullet"/>
+      <w:lvlText w:val=""/>
+      <w:lvlJc w:val="left"/>
+      <w:pPr>
+        <w:ind w:left="6480" w:hanging="360"/>
+      </w:pPr>
+      <w:rPr>
+        <w:rFonts w:ascii="Wingdings" w:hAnsi="Wingdings" w:hint="default"/>
+      </w:rPr>
+    </w:lvl>
+  </w:abstractNum>
+  <w:num w:numId="1" w16cid:durableId="1390497510">
+    <w:abstractNumId w:val="1"/>
+  </w:num>
+  <w:num w:numId="2" w16cid:durableId="374158832">
+    <w:abstractNumId w:val="0"/>
+  </w:num>
+  <w:num w:numId="3" w16cid:durableId="1031763513">
+    <w:abstractNumId w:val="2"/>
+  </w:num>
+  <w:num w:numId="4" w16cid:durableId="1670211148">
+    <w:abstractNumId w:val="3"/>
+  </w:num>
+  <w:num w:numId="5" w16cid:durableId="366835521">
+    <w:abstractNumId w:val="4"/>
+  </w:num>
+</w:numbering>
 </file>
 
 <file path=word/styles.xml><?xml version="1.0" encoding="utf-8"?>
@@ -512,6 +4746,27 @@
     <w:name w:val="Normal"/>
     <w:qFormat/>
   </w:style>
+  <w:style w:type="paragraph" w:styleId="Ttulo1">
+    <w:name w:val="heading 1"/>
+    <w:basedOn w:val="Normal"/>
+    <w:next w:val="Normal"/>
+    <w:link w:val="Ttulo1Car"/>
+    <w:uiPriority w:val="9"/>
+    <w:qFormat/>
+    <w:rsid w:val="00017CA7"/>
+    <w:pPr>
+      <w:keepNext/>
+      <w:keepLines/>
+      <w:spacing w:before="240" w:after="0"/>
+      <w:outlineLvl w:val="0"/>
+    </w:pPr>
+    <w:rPr>
+      <w:rFonts w:asciiTheme="majorHAnsi" w:eastAsiaTheme="majorEastAsia" w:hAnsiTheme="majorHAnsi" w:cstheme="majorBidi"/>
+      <w:color w:val="2F5496" w:themeColor="accent1" w:themeShade="BF"/>
+      <w:sz w:val="32"/>
+      <w:szCs w:val="32"/>
+    </w:rPr>
+  </w:style>
   <w:style w:type="character" w:default="1" w:styleId="Fuentedeprrafopredeter">
     <w:name w:val="Default Paragraph Font"/>
     <w:uiPriority w:val="1"/>
@@ -571,6 +4826,30 @@
       <w:kern w:val="28"/>
       <w:sz w:val="56"/>
       <w:szCs w:val="56"/>
+    </w:rPr>
+  </w:style>
+  <w:style w:type="paragraph" w:styleId="Prrafodelista">
+    <w:name w:val="List Paragraph"/>
+    <w:basedOn w:val="Normal"/>
+    <w:uiPriority w:val="34"/>
+    <w:qFormat/>
+    <w:rsid w:val="00247E35"/>
+    <w:pPr>
+      <w:ind w:left="720"/>
+      <w:contextualSpacing/>
+    </w:pPr>
+  </w:style>
+  <w:style w:type="character" w:customStyle="1" w:styleId="Ttulo1Car">
+    <w:name w:val="Título 1 Car"/>
+    <w:basedOn w:val="Fuentedeprrafopredeter"/>
+    <w:link w:val="Ttulo1"/>
+    <w:uiPriority w:val="9"/>
+    <w:rsid w:val="00017CA7"/>
+    <w:rPr>
+      <w:rFonts w:asciiTheme="majorHAnsi" w:eastAsiaTheme="majorEastAsia" w:hAnsiTheme="majorHAnsi" w:cstheme="majorBidi"/>
+      <w:color w:val="2F5496" w:themeColor="accent1" w:themeShade="BF"/>
+      <w:sz w:val="32"/>
+      <w:szCs w:val="32"/>
     </w:rPr>
   </w:style>
 </w:styles>

--- a/Draft/7 Conclusions.docx
+++ b/Draft/7 Conclusions.docx
@@ -424,7 +424,21 @@
           <w:rFonts w:ascii="Arial" w:hAnsi="Arial" w:cs="Arial"/>
           <w:lang w:val="en-NZ"/>
         </w:rPr>
-        <w:t>use collaboration and</w:t>
+        <w:t xml:space="preserve">use </w:t>
+      </w:r>
+      <w:r>
+        <w:rPr>
+          <w:rFonts w:ascii="Arial" w:hAnsi="Arial" w:cs="Arial"/>
+          <w:lang w:val="en-NZ"/>
+        </w:rPr>
+        <w:t xml:space="preserve">of </w:t>
+      </w:r>
+      <w:r>
+        <w:rPr>
+          <w:rFonts w:ascii="Arial" w:hAnsi="Arial" w:cs="Arial"/>
+          <w:lang w:val="en-NZ"/>
+        </w:rPr>
+        <w:t>collaboration and</w:t>
       </w:r>
       <w:r>
         <w:rPr>
@@ -1623,7 +1637,23 @@
           <w:rFonts w:ascii="Arial" w:hAnsi="Arial" w:cs="Arial"/>
           <w:lang w:val="en-NZ"/>
         </w:rPr>
-        <w:t>medium to long periods of intensive works using a variety of technologies and devices, and WorkshopAR failed to integrate well with this environment, disincentivising it use in favour of quicker or more effective means of communication.</w:t>
+        <w:t xml:space="preserve">medium to long periods of intensive works using a variety of technologies and devices, and WorkshopAR failed to integrate well with this environment, disincentivising it </w:t>
+      </w:r>
+      <w:proofErr w:type="gramStart"/>
+      <w:r>
+        <w:rPr>
+          <w:rFonts w:ascii="Arial" w:hAnsi="Arial" w:cs="Arial"/>
+          <w:lang w:val="en-NZ"/>
+        </w:rPr>
+        <w:t>use</w:t>
+      </w:r>
+      <w:proofErr w:type="gramEnd"/>
+      <w:r>
+        <w:rPr>
+          <w:rFonts w:ascii="Arial" w:hAnsi="Arial" w:cs="Arial"/>
+          <w:lang w:val="en-NZ"/>
+        </w:rPr>
+        <w:t xml:space="preserve"> in favour of quicker or more effective means of communication.</w:t>
       </w:r>
     </w:p>
     <w:p>
@@ -1815,14 +1845,30 @@
           <w:rFonts w:ascii="Arial" w:hAnsi="Arial" w:cs="Arial"/>
           <w:lang w:val="en-NZ"/>
         </w:rPr>
-        <w:t xml:space="preserve"> by the Industry Project course presented the students with the challenge of understanding the problem of the project and proposing a solution as a group</w:t>
-      </w:r>
-      <w:r>
-        <w:rPr>
-          <w:rFonts w:ascii="Arial" w:hAnsi="Arial" w:cs="Arial"/>
-          <w:lang w:val="en-NZ"/>
-        </w:rPr>
-        <w:t>, but relied mostly on individual work for the creation of the deliverables and the assessment of the project, incentivising minimal communication among the members of the group once certain milestones of the project were reached.</w:t>
+        <w:t xml:space="preserve"> by the Industry Project course presented the students with the challenge of understanding the problem of the project and proposing a solution as a </w:t>
+      </w:r>
+      <w:proofErr w:type="gramStart"/>
+      <w:r>
+        <w:rPr>
+          <w:rFonts w:ascii="Arial" w:hAnsi="Arial" w:cs="Arial"/>
+          <w:lang w:val="en-NZ"/>
+        </w:rPr>
+        <w:t>group</w:t>
+      </w:r>
+      <w:r>
+        <w:rPr>
+          <w:rFonts w:ascii="Arial" w:hAnsi="Arial" w:cs="Arial"/>
+          <w:lang w:val="en-NZ"/>
+        </w:rPr>
+        <w:t>, but</w:t>
+      </w:r>
+      <w:proofErr w:type="gramEnd"/>
+      <w:r>
+        <w:rPr>
+          <w:rFonts w:ascii="Arial" w:hAnsi="Arial" w:cs="Arial"/>
+          <w:lang w:val="en-NZ"/>
+        </w:rPr>
+        <w:t xml:space="preserve"> relied mostly on individual work for the creation of the deliverables and the assessment of the project, incentivising minimal communication among the members of the group once certain milestones of the project were reached.</w:t>
       </w:r>
     </w:p>
     <w:p>
@@ -2295,7 +2341,14 @@
           <w:rFonts w:ascii="Arial" w:hAnsi="Arial" w:cs="Arial"/>
           <w:lang w:val="en-NZ"/>
         </w:rPr>
-        <w:t xml:space="preserve"> In either case, the objective of provide</w:t>
+        <w:t xml:space="preserve"> In either case, the objective of provid</w:t>
+      </w:r>
+      <w:r>
+        <w:rPr>
+          <w:rFonts w:ascii="Arial" w:hAnsi="Arial" w:cs="Arial"/>
+          <w:lang w:val="en-NZ"/>
+        </w:rPr>
+        <w:t>ing</w:t>
       </w:r>
       <w:r>
         <w:rPr>
@@ -3073,21 +3126,738 @@
           <w:rFonts w:ascii="Arial" w:hAnsi="Arial" w:cs="Arial"/>
           <w:lang w:val="en-NZ"/>
         </w:rPr>
-        <w:t xml:space="preserve"> starting point to explore other forms of implementation of this technology. </w:t>
+        <w:t xml:space="preserve"> starting point to explore other forms of implementation of this technology.</w:t>
       </w:r>
     </w:p>
     <w:p>
       <w:pPr>
         <w:pStyle w:val="Ttulo1"/>
         <w:rPr>
-          <w:lang w:val="en-NZ"/>
-        </w:rPr>
-      </w:pPr>
-      <w:r>
-        <w:rPr>
-          <w:lang w:val="en-NZ"/>
-        </w:rPr>
-        <w:t>7.2 Future Work</w:t>
+          <w:highlight w:val="darkYellow"/>
+          <w:lang w:val="en-NZ"/>
+        </w:rPr>
+      </w:pPr>
+      <w:r>
+        <w:rPr>
+          <w:highlight w:val="darkYellow"/>
+          <w:lang w:val="en-NZ"/>
+        </w:rPr>
+        <w:t>7.2 Guidelines and Recommendations</w:t>
+      </w:r>
+    </w:p>
+    <w:p>
+      <w:pPr>
+        <w:jc w:val="both"/>
+        <w:rPr>
+          <w:rFonts w:ascii="Arial" w:hAnsi="Arial" w:cs="Arial"/>
+          <w:highlight w:val="darkYellow"/>
+          <w:lang w:val="en-NZ"/>
+        </w:rPr>
+      </w:pPr>
+      <w:r>
+        <w:rPr>
+          <w:rFonts w:ascii="Arial" w:hAnsi="Arial" w:cs="Arial"/>
+          <w:highlight w:val="darkYellow"/>
+          <w:lang w:val="en-NZ"/>
+        </w:rPr>
+        <w:t xml:space="preserve">Although the implementation of WorkshopAR is strongly tailored to the case study of the Industry Project course, it is possible to extract some learned lessons derived from the implementation process, the hurdles identified and the feedback gathered from students and </w:t>
+      </w:r>
+      <w:r>
+        <w:rPr>
+          <w:rFonts w:ascii="Arial" w:hAnsi="Arial" w:cs="Arial"/>
+          <w:highlight w:val="darkYellow"/>
+          <w:lang w:val="en-NZ"/>
+        </w:rPr>
+        <w:lastRenderedPageBreak/>
+        <w:t xml:space="preserve">test users. Hopefully, these ideas can be extrapolated or at least offer </w:t>
+      </w:r>
+      <w:r>
+        <w:rPr>
+          <w:rFonts w:ascii="Arial" w:hAnsi="Arial" w:cs="Arial"/>
+          <w:highlight w:val="darkYellow"/>
+          <w:lang w:val="en-NZ"/>
+        </w:rPr>
+        <w:t>guidance</w:t>
+      </w:r>
+      <w:r>
+        <w:rPr>
+          <w:rFonts w:ascii="Arial" w:hAnsi="Arial" w:cs="Arial"/>
+          <w:highlight w:val="darkYellow"/>
+          <w:lang w:val="en-NZ"/>
+        </w:rPr>
+        <w:t xml:space="preserve"> in </w:t>
+      </w:r>
+      <w:r>
+        <w:rPr>
+          <w:rFonts w:ascii="Arial" w:hAnsi="Arial" w:cs="Arial"/>
+          <w:highlight w:val="darkYellow"/>
+          <w:lang w:val="en-NZ"/>
+        </w:rPr>
+        <w:t>other types of</w:t>
+      </w:r>
+      <w:r>
+        <w:rPr>
+          <w:rFonts w:ascii="Arial" w:hAnsi="Arial" w:cs="Arial"/>
+          <w:highlight w:val="darkYellow"/>
+          <w:lang w:val="en-NZ"/>
+        </w:rPr>
+        <w:t xml:space="preserve"> scenarios, either helping </w:t>
+      </w:r>
+      <w:r>
+        <w:rPr>
+          <w:rFonts w:ascii="Arial" w:hAnsi="Arial" w:cs="Arial"/>
+          <w:highlight w:val="darkYellow"/>
+          <w:lang w:val="en-NZ"/>
+        </w:rPr>
+        <w:t>in</w:t>
+      </w:r>
+      <w:r>
+        <w:rPr>
+          <w:rFonts w:ascii="Arial" w:hAnsi="Arial" w:cs="Arial"/>
+          <w:highlight w:val="darkYellow"/>
+          <w:lang w:val="en-NZ"/>
+        </w:rPr>
+        <w:t xml:space="preserve"> the design and implementation of AR technologies or by considering a similar approach to learning activities, either using AR, CL or a combination of these elements.</w:t>
+      </w:r>
+    </w:p>
+    <w:p>
+      <w:pPr>
+        <w:jc w:val="both"/>
+        <w:rPr>
+          <w:rFonts w:ascii="Arial" w:hAnsi="Arial" w:cs="Arial"/>
+          <w:highlight w:val="darkYellow"/>
+          <w:lang w:val="en-NZ"/>
+        </w:rPr>
+      </w:pPr>
+      <w:r>
+        <w:rPr>
+          <w:rFonts w:ascii="Arial" w:hAnsi="Arial" w:cs="Arial"/>
+          <w:highlight w:val="darkYellow"/>
+          <w:lang w:val="en-NZ"/>
+        </w:rPr>
+        <w:t xml:space="preserve">WorkshopAR was </w:t>
+      </w:r>
+      <w:proofErr w:type="spellStart"/>
+      <w:r>
+        <w:rPr>
+          <w:rFonts w:ascii="Arial" w:hAnsi="Arial" w:cs="Arial"/>
+          <w:highlight w:val="darkYellow"/>
+          <w:lang w:val="en-NZ"/>
+        </w:rPr>
+        <w:t>build</w:t>
+      </w:r>
+      <w:proofErr w:type="spellEnd"/>
+      <w:r>
+        <w:rPr>
+          <w:rFonts w:ascii="Arial" w:hAnsi="Arial" w:cs="Arial"/>
+          <w:highlight w:val="darkYellow"/>
+          <w:lang w:val="en-NZ"/>
+        </w:rPr>
+        <w:t xml:space="preserve"> with the idea in mind of augmenting communication, and this idea was born from the goal of capitalizing on the main advantages that AR </w:t>
+      </w:r>
+      <w:proofErr w:type="gramStart"/>
+      <w:r>
+        <w:rPr>
+          <w:rFonts w:ascii="Arial" w:hAnsi="Arial" w:cs="Arial"/>
+          <w:highlight w:val="darkYellow"/>
+          <w:lang w:val="en-NZ"/>
+        </w:rPr>
+        <w:t>offers:</w:t>
+      </w:r>
+      <w:proofErr w:type="gramEnd"/>
+      <w:r>
+        <w:rPr>
+          <w:rFonts w:ascii="Arial" w:hAnsi="Arial" w:cs="Arial"/>
+          <w:highlight w:val="darkYellow"/>
+          <w:lang w:val="en-NZ"/>
+        </w:rPr>
+        <w:t xml:space="preserve"> strong visuals, awareness of the context and high mobility. When working on designing a tool based on AR, the stronger results come when </w:t>
+      </w:r>
+      <w:r>
+        <w:rPr>
+          <w:rFonts w:ascii="Arial" w:hAnsi="Arial" w:cs="Arial"/>
+          <w:highlight w:val="darkYellow"/>
+          <w:lang w:val="en-NZ"/>
+        </w:rPr>
+        <w:t xml:space="preserve">properly </w:t>
+      </w:r>
+      <w:r>
+        <w:rPr>
+          <w:rFonts w:ascii="Arial" w:hAnsi="Arial" w:cs="Arial"/>
+          <w:highlight w:val="darkYellow"/>
+          <w:lang w:val="en-NZ"/>
+        </w:rPr>
+        <w:t xml:space="preserve">identifying what is being augmented, </w:t>
+      </w:r>
+      <w:r>
+        <w:rPr>
+          <w:rFonts w:ascii="Arial" w:hAnsi="Arial" w:cs="Arial"/>
+          <w:highlight w:val="darkYellow"/>
+          <w:lang w:val="en-NZ"/>
+        </w:rPr>
+        <w:t>not only what is being shown in the screen. This augmentation often uses visuals elements, but interactions, movements, animations and the overall user experience build are also an essential part of</w:t>
+      </w:r>
+      <w:r>
+        <w:rPr>
+          <w:rFonts w:ascii="Arial" w:hAnsi="Arial" w:cs="Arial"/>
+          <w:highlight w:val="darkYellow"/>
+          <w:lang w:val="en-NZ"/>
+        </w:rPr>
+        <w:t xml:space="preserve"> </w:t>
+      </w:r>
+      <w:r>
+        <w:rPr>
+          <w:rFonts w:ascii="Arial" w:hAnsi="Arial" w:cs="Arial"/>
+          <w:highlight w:val="darkYellow"/>
+          <w:lang w:val="en-NZ"/>
+        </w:rPr>
+        <w:t>emphasising that</w:t>
+      </w:r>
+      <w:r>
+        <w:rPr>
+          <w:rFonts w:ascii="Arial" w:hAnsi="Arial" w:cs="Arial"/>
+          <w:highlight w:val="darkYellow"/>
+          <w:lang w:val="en-NZ"/>
+        </w:rPr>
+        <w:t xml:space="preserve"> augmentation.</w:t>
+      </w:r>
+    </w:p>
+    <w:p>
+      <w:pPr>
+        <w:jc w:val="both"/>
+        <w:rPr>
+          <w:rFonts w:ascii="Arial" w:hAnsi="Arial" w:cs="Arial"/>
+          <w:highlight w:val="darkYellow"/>
+          <w:lang w:val="en-NZ"/>
+        </w:rPr>
+      </w:pPr>
+      <w:r>
+        <w:rPr>
+          <w:rFonts w:ascii="Arial" w:hAnsi="Arial" w:cs="Arial"/>
+          <w:highlight w:val="darkYellow"/>
+          <w:lang w:val="en-NZ"/>
+        </w:rPr>
+        <w:t xml:space="preserve">In matters more technical, the technology is evolving, specially in the front of development tools. The needed infrastructure to support a multiuser experience was entirely provided by the Lightship framework, </w:t>
+      </w:r>
+      <w:r>
+        <w:rPr>
+          <w:rFonts w:ascii="Arial" w:hAnsi="Arial" w:cs="Arial"/>
+          <w:highlight w:val="darkYellow"/>
+          <w:lang w:val="en-NZ"/>
+        </w:rPr>
+        <w:t>which facilitated the</w:t>
+      </w:r>
+      <w:r>
+        <w:rPr>
+          <w:rFonts w:ascii="Arial" w:hAnsi="Arial" w:cs="Arial"/>
+          <w:highlight w:val="darkYellow"/>
+          <w:lang w:val="en-NZ"/>
+        </w:rPr>
+        <w:t xml:space="preserve"> focus on the experience design rather than in networking issues. It is a major advantage that </w:t>
+      </w:r>
+      <w:r>
+        <w:rPr>
+          <w:rFonts w:ascii="Arial" w:hAnsi="Arial" w:cs="Arial"/>
+          <w:highlight w:val="darkYellow"/>
+          <w:lang w:val="en-NZ"/>
+        </w:rPr>
+        <w:t>enables</w:t>
+      </w:r>
+      <w:r>
+        <w:rPr>
+          <w:rFonts w:ascii="Arial" w:hAnsi="Arial" w:cs="Arial"/>
+          <w:highlight w:val="darkYellow"/>
+          <w:lang w:val="en-NZ"/>
+        </w:rPr>
+        <w:t xml:space="preserve"> experimentation and innovation. And yet, the implementation </w:t>
+      </w:r>
+      <w:r>
+        <w:rPr>
+          <w:rFonts w:ascii="Arial" w:hAnsi="Arial" w:cs="Arial"/>
+          <w:highlight w:val="darkYellow"/>
+          <w:lang w:val="en-NZ"/>
+        </w:rPr>
+        <w:t xml:space="preserve">process </w:t>
+      </w:r>
+      <w:r>
+        <w:rPr>
+          <w:rFonts w:ascii="Arial" w:hAnsi="Arial" w:cs="Arial"/>
+          <w:highlight w:val="darkYellow"/>
+          <w:lang w:val="en-NZ"/>
+        </w:rPr>
+        <w:t>still require</w:t>
+      </w:r>
+      <w:r>
+        <w:rPr>
+          <w:rFonts w:ascii="Arial" w:hAnsi="Arial" w:cs="Arial"/>
+          <w:highlight w:val="darkYellow"/>
+          <w:lang w:val="en-NZ"/>
+        </w:rPr>
+        <w:t>s</w:t>
+      </w:r>
+      <w:r>
+        <w:rPr>
+          <w:rFonts w:ascii="Arial" w:hAnsi="Arial" w:cs="Arial"/>
+          <w:highlight w:val="darkYellow"/>
+          <w:lang w:val="en-NZ"/>
+        </w:rPr>
+        <w:t xml:space="preserve"> highly customized code and technical solutions, which are simply not feasible for someone without a technical background. If it is the objective of any project to implement AR as a solution, a couple of considerations derived from the experience in the creation of WorkshopAR can be of use:</w:t>
+      </w:r>
+    </w:p>
+    <w:p>
+      <w:pPr>
+        <w:pStyle w:val="Prrafodelista"/>
+        <w:numPr>
+          <w:ilvl w:val="0"/>
+          <w:numId w:val="6"/>
+        </w:numPr>
+        <w:jc w:val="both"/>
+        <w:rPr>
+          <w:rFonts w:ascii="Arial" w:hAnsi="Arial" w:cs="Arial"/>
+          <w:highlight w:val="darkYellow"/>
+          <w:lang w:val="en-NZ"/>
+        </w:rPr>
+      </w:pPr>
+      <w:r>
+        <w:rPr>
+          <w:rFonts w:ascii="Arial" w:hAnsi="Arial" w:cs="Arial"/>
+          <w:highlight w:val="darkYellow"/>
+          <w:lang w:val="en-NZ"/>
+        </w:rPr>
+        <w:t>Unless the technical challenges of a project are</w:t>
+      </w:r>
+      <w:r>
+        <w:rPr>
+          <w:rFonts w:ascii="Arial" w:hAnsi="Arial" w:cs="Arial"/>
+          <w:highlight w:val="darkYellow"/>
+          <w:lang w:val="en-NZ"/>
+        </w:rPr>
+        <w:t xml:space="preserve"> the</w:t>
+      </w:r>
+      <w:r>
+        <w:rPr>
+          <w:rFonts w:ascii="Arial" w:hAnsi="Arial" w:cs="Arial"/>
+          <w:highlight w:val="darkYellow"/>
+          <w:lang w:val="en-NZ"/>
+        </w:rPr>
+        <w:t xml:space="preserve"> focus of development, there is no need to reinvent the wheel in matters of augmentation, visualization and deployment techniques. Frameworks like Niantic and Vuforia, hardware focused toolkits like the Meta environment or AR Toolkit, and development engines focused on graphics and interactivity like Unity and Unreal offer the needed development backbone to facilitate and quicken development in a way that the focus can be given to design and customization.</w:t>
+      </w:r>
+    </w:p>
+    <w:p>
+      <w:pPr>
+        <w:pStyle w:val="Prrafodelista"/>
+        <w:numPr>
+          <w:ilvl w:val="0"/>
+          <w:numId w:val="6"/>
+        </w:numPr>
+        <w:jc w:val="both"/>
+        <w:rPr>
+          <w:rFonts w:ascii="Arial" w:hAnsi="Arial" w:cs="Arial"/>
+          <w:highlight w:val="darkYellow"/>
+          <w:lang w:val="en-NZ"/>
+        </w:rPr>
+      </w:pPr>
+      <w:r>
+        <w:rPr>
+          <w:rFonts w:ascii="Arial" w:hAnsi="Arial" w:cs="Arial"/>
+          <w:highlight w:val="darkYellow"/>
+          <w:lang w:val="en-NZ"/>
+        </w:rPr>
+        <w:t xml:space="preserve">No form of tracking technique is completely stable. It is important to accept and work around a fair bit of </w:t>
+      </w:r>
+      <w:proofErr w:type="spellStart"/>
+      <w:r>
+        <w:rPr>
+          <w:rFonts w:ascii="Arial" w:hAnsi="Arial" w:cs="Arial"/>
+          <w:highlight w:val="darkYellow"/>
+          <w:lang w:val="en-NZ"/>
+        </w:rPr>
+        <w:t>jankiness</w:t>
+      </w:r>
+      <w:proofErr w:type="spellEnd"/>
+      <w:r>
+        <w:rPr>
+          <w:rFonts w:ascii="Arial" w:hAnsi="Arial" w:cs="Arial"/>
+          <w:highlight w:val="darkYellow"/>
+          <w:lang w:val="en-NZ"/>
+        </w:rPr>
+        <w:t xml:space="preserve"> in the presentation of visuals. It is also important to design and provide different tools to quickly reset and recalibrate the image recognition as a needed usability requirement.</w:t>
+      </w:r>
+    </w:p>
+    <w:p>
+      <w:pPr>
+        <w:pStyle w:val="Prrafodelista"/>
+        <w:numPr>
+          <w:ilvl w:val="0"/>
+          <w:numId w:val="6"/>
+        </w:numPr>
+        <w:jc w:val="both"/>
+        <w:rPr>
+          <w:rFonts w:ascii="Arial" w:hAnsi="Arial" w:cs="Arial"/>
+          <w:highlight w:val="darkYellow"/>
+          <w:lang w:val="en-NZ"/>
+        </w:rPr>
+      </w:pPr>
+      <w:r>
+        <w:rPr>
+          <w:rFonts w:ascii="Arial" w:hAnsi="Arial" w:cs="Arial"/>
+          <w:highlight w:val="darkYellow"/>
+          <w:lang w:val="en-NZ"/>
+        </w:rPr>
+        <w:t xml:space="preserve">AR toolkits are strongly dependant on available hardware. Frameworks like Unity’s </w:t>
+      </w:r>
+      <w:proofErr w:type="spellStart"/>
+      <w:r>
+        <w:rPr>
+          <w:rFonts w:ascii="Arial" w:hAnsi="Arial" w:cs="Arial"/>
+          <w:highlight w:val="darkYellow"/>
+          <w:lang w:val="en-NZ"/>
+        </w:rPr>
+        <w:t>OpenXR</w:t>
+      </w:r>
+      <w:proofErr w:type="spellEnd"/>
+      <w:r>
+        <w:rPr>
+          <w:rFonts w:ascii="Arial" w:hAnsi="Arial" w:cs="Arial"/>
+          <w:highlight w:val="darkYellow"/>
+          <w:lang w:val="en-NZ"/>
+        </w:rPr>
+        <w:t xml:space="preserve"> facilitate multiplatform development, but specific functionalities, specially for image recognition techniques, are still strongly linked to the capabilities of the deployment hardware. Additionally, AR in general is still very resource intensive, and low specs hardware with struggle to work, even if its compatible with the development.</w:t>
+      </w:r>
+    </w:p>
+    <w:p>
+      <w:pPr>
+        <w:pStyle w:val="Prrafodelista"/>
+        <w:numPr>
+          <w:ilvl w:val="0"/>
+          <w:numId w:val="6"/>
+        </w:numPr>
+        <w:jc w:val="both"/>
+        <w:rPr>
+          <w:rFonts w:ascii="Arial" w:hAnsi="Arial" w:cs="Arial"/>
+          <w:highlight w:val="darkYellow"/>
+          <w:lang w:val="en-NZ"/>
+        </w:rPr>
+      </w:pPr>
+      <w:r>
+        <w:rPr>
+          <w:rFonts w:ascii="Arial" w:hAnsi="Arial" w:cs="Arial"/>
+          <w:highlight w:val="darkYellow"/>
+          <w:lang w:val="en-NZ"/>
+        </w:rPr>
+        <w:t xml:space="preserve">Interactions in AR (and </w:t>
+      </w:r>
+      <w:r>
+        <w:rPr>
+          <w:rFonts w:ascii="Arial" w:hAnsi="Arial" w:cs="Arial"/>
+          <w:highlight w:val="darkYellow"/>
+          <w:lang w:val="en-NZ"/>
+        </w:rPr>
+        <w:t>X</w:t>
+      </w:r>
+      <w:r>
+        <w:rPr>
+          <w:rFonts w:ascii="Arial" w:hAnsi="Arial" w:cs="Arial"/>
+          <w:highlight w:val="darkYellow"/>
+          <w:lang w:val="en-NZ"/>
+        </w:rPr>
+        <w:t>R in general) are not standard yet. A lot of interesting techniques and approaches have been proposed, but the default implementation changes from hardware to hardware, or is non-existent. Interaction design is still a major step in the development of any AR experience and time need</w:t>
+      </w:r>
+      <w:r>
+        <w:rPr>
+          <w:rFonts w:ascii="Arial" w:hAnsi="Arial" w:cs="Arial"/>
+          <w:highlight w:val="darkYellow"/>
+          <w:lang w:val="en-NZ"/>
+        </w:rPr>
+        <w:t>s</w:t>
+      </w:r>
+      <w:r>
+        <w:rPr>
+          <w:rFonts w:ascii="Arial" w:hAnsi="Arial" w:cs="Arial"/>
+          <w:highlight w:val="darkYellow"/>
+          <w:lang w:val="en-NZ"/>
+        </w:rPr>
+        <w:t xml:space="preserve"> to be dedicated to this issue.</w:t>
+      </w:r>
+    </w:p>
+    <w:p>
+      <w:pPr>
+        <w:jc w:val="both"/>
+        <w:rPr>
+          <w:rFonts w:ascii="Arial" w:hAnsi="Arial" w:cs="Arial"/>
+          <w:highlight w:val="darkYellow"/>
+          <w:lang w:val="en-NZ"/>
+        </w:rPr>
+      </w:pPr>
+      <w:r>
+        <w:rPr>
+          <w:rFonts w:ascii="Arial" w:hAnsi="Arial" w:cs="Arial"/>
+          <w:highlight w:val="darkYellow"/>
+          <w:lang w:val="en-NZ"/>
+        </w:rPr>
+        <w:t xml:space="preserve">In the educational front, the first set of guidelines can be focused on the implementation of a collaborative approach. A good portion of the analysis of the case study is dedicated to understanding how the students worked together around the challenges of the course and </w:t>
+      </w:r>
+      <w:r>
+        <w:rPr>
+          <w:rFonts w:ascii="Arial" w:hAnsi="Arial" w:cs="Arial"/>
+          <w:highlight w:val="darkYellow"/>
+          <w:lang w:val="en-NZ"/>
+        </w:rPr>
+        <w:lastRenderedPageBreak/>
+        <w:t>how they used the tools available to them to succeed. Some general applicable lessons can be</w:t>
+      </w:r>
+      <w:r>
+        <w:rPr>
+          <w:rFonts w:ascii="Arial" w:hAnsi="Arial" w:cs="Arial"/>
+          <w:highlight w:val="darkYellow"/>
+          <w:lang w:val="en-NZ"/>
+        </w:rPr>
+        <w:t xml:space="preserve"> extracted from that analysis</w:t>
+      </w:r>
+      <w:r>
+        <w:rPr>
+          <w:rFonts w:ascii="Arial" w:hAnsi="Arial" w:cs="Arial"/>
+          <w:highlight w:val="darkYellow"/>
+          <w:lang w:val="en-NZ"/>
+        </w:rPr>
+        <w:t>:</w:t>
+      </w:r>
+    </w:p>
+    <w:p>
+      <w:pPr>
+        <w:pStyle w:val="Prrafodelista"/>
+        <w:numPr>
+          <w:ilvl w:val="0"/>
+          <w:numId w:val="7"/>
+        </w:numPr>
+        <w:jc w:val="both"/>
+        <w:rPr>
+          <w:rFonts w:ascii="Arial" w:hAnsi="Arial" w:cs="Arial"/>
+          <w:highlight w:val="darkYellow"/>
+          <w:lang w:val="en-NZ"/>
+        </w:rPr>
+      </w:pPr>
+      <w:r>
+        <w:rPr>
+          <w:rFonts w:ascii="Arial" w:hAnsi="Arial" w:cs="Arial"/>
+          <w:highlight w:val="darkYellow"/>
+          <w:lang w:val="en-NZ"/>
+        </w:rPr>
+        <w:t>Any collaborative activity needs to allocate resources for support and guidance of the students. This support needs to consider the different approaches that students used for collaboration and the different levels of structure that some groups need and others don’t.</w:t>
+      </w:r>
+    </w:p>
+    <w:p>
+      <w:pPr>
+        <w:pStyle w:val="Prrafodelista"/>
+        <w:numPr>
+          <w:ilvl w:val="0"/>
+          <w:numId w:val="7"/>
+        </w:numPr>
+        <w:jc w:val="both"/>
+        <w:rPr>
+          <w:rFonts w:ascii="Arial" w:hAnsi="Arial" w:cs="Arial"/>
+          <w:highlight w:val="darkYellow"/>
+          <w:lang w:val="en-NZ"/>
+        </w:rPr>
+      </w:pPr>
+      <w:r>
+        <w:rPr>
+          <w:rFonts w:ascii="Arial" w:hAnsi="Arial" w:cs="Arial"/>
+          <w:highlight w:val="darkYellow"/>
+          <w:lang w:val="en-NZ"/>
+        </w:rPr>
+        <w:t>Collaboration between groups is as valuable as the teamwork present inside one group.</w:t>
+      </w:r>
+    </w:p>
+    <w:p>
+      <w:pPr>
+        <w:pStyle w:val="Prrafodelista"/>
+        <w:numPr>
+          <w:ilvl w:val="0"/>
+          <w:numId w:val="7"/>
+        </w:numPr>
+        <w:jc w:val="both"/>
+        <w:rPr>
+          <w:rFonts w:ascii="Arial" w:hAnsi="Arial" w:cs="Arial"/>
+          <w:highlight w:val="darkYellow"/>
+          <w:lang w:val="en-NZ"/>
+        </w:rPr>
+      </w:pPr>
+      <w:r>
+        <w:rPr>
+          <w:rFonts w:ascii="Arial" w:hAnsi="Arial" w:cs="Arial"/>
+          <w:highlight w:val="darkYellow"/>
+          <w:lang w:val="en-NZ"/>
+        </w:rPr>
+        <w:t>Groups struggling to function properly will hardly find a solution by their own</w:t>
+      </w:r>
+      <w:r>
+        <w:rPr>
+          <w:rFonts w:ascii="Arial" w:hAnsi="Arial" w:cs="Arial"/>
+          <w:highlight w:val="darkYellow"/>
+          <w:lang w:val="en-NZ"/>
+        </w:rPr>
+        <w:t>. T</w:t>
+      </w:r>
+      <w:r>
+        <w:rPr>
+          <w:rFonts w:ascii="Arial" w:hAnsi="Arial" w:cs="Arial"/>
+          <w:highlight w:val="darkYellow"/>
+          <w:lang w:val="en-NZ"/>
+        </w:rPr>
+        <w:t>he guidance and intervention of the lecturer is often needed, and a hands-of</w:t>
+      </w:r>
+      <w:r>
+        <w:rPr>
+          <w:rFonts w:ascii="Arial" w:hAnsi="Arial" w:cs="Arial"/>
+          <w:highlight w:val="darkYellow"/>
+          <w:lang w:val="en-NZ"/>
+        </w:rPr>
+        <w:t>f</w:t>
+      </w:r>
+      <w:r>
+        <w:rPr>
+          <w:rFonts w:ascii="Arial" w:hAnsi="Arial" w:cs="Arial"/>
+          <w:highlight w:val="darkYellow"/>
+          <w:lang w:val="en-NZ"/>
+        </w:rPr>
+        <w:t xml:space="preserve"> approach to this type of conflicts seldom ends in good results.</w:t>
+      </w:r>
+    </w:p>
+    <w:p>
+      <w:pPr>
+        <w:jc w:val="both"/>
+        <w:rPr>
+          <w:rFonts w:ascii="Arial" w:hAnsi="Arial" w:cs="Arial"/>
+          <w:highlight w:val="darkYellow"/>
+          <w:lang w:val="en-NZ"/>
+        </w:rPr>
+      </w:pPr>
+      <w:r>
+        <w:rPr>
+          <w:rFonts w:ascii="Arial" w:hAnsi="Arial" w:cs="Arial"/>
+          <w:highlight w:val="darkYellow"/>
+          <w:lang w:val="en-NZ"/>
+        </w:rPr>
+        <w:t>By specifically taking into consideration the case of and AR tool used for education, the major insight that can be given is to be creative. The possibilities around what can be used inside the classroom and what can spark the interest of the students is influenced the most by the educational design</w:t>
+      </w:r>
+      <w:r>
+        <w:rPr>
+          <w:rFonts w:ascii="Arial" w:hAnsi="Arial" w:cs="Arial"/>
+          <w:highlight w:val="darkYellow"/>
+          <w:lang w:val="en-NZ"/>
+        </w:rPr>
+        <w:t xml:space="preserve"> rather than</w:t>
+      </w:r>
+      <w:r>
+        <w:rPr>
+          <w:rFonts w:ascii="Arial" w:hAnsi="Arial" w:cs="Arial"/>
+          <w:highlight w:val="darkYellow"/>
+          <w:lang w:val="en-NZ"/>
+        </w:rPr>
+        <w:t xml:space="preserve"> by the technological implementation. For this type of tools that rely a lot on strong visuals and interactions, the most important recommendations are:</w:t>
+      </w:r>
+    </w:p>
+    <w:p>
+      <w:pPr>
+        <w:pStyle w:val="Prrafodelista"/>
+        <w:numPr>
+          <w:ilvl w:val="0"/>
+          <w:numId w:val="8"/>
+        </w:numPr>
+        <w:jc w:val="both"/>
+        <w:rPr>
+          <w:rFonts w:ascii="Arial" w:hAnsi="Arial" w:cs="Arial"/>
+          <w:highlight w:val="darkYellow"/>
+          <w:lang w:val="en-NZ"/>
+        </w:rPr>
+      </w:pPr>
+      <w:r>
+        <w:rPr>
+          <w:rFonts w:ascii="Arial" w:hAnsi="Arial" w:cs="Arial"/>
+          <w:highlight w:val="darkYellow"/>
+          <w:lang w:val="en-NZ"/>
+        </w:rPr>
+        <w:t>To manage the amount of distraction and side-tracking that the experience can generate. Self-exploration approaches can minimize this inconvenient, but a clear structure and guidance from the educator is always a necessity.</w:t>
+      </w:r>
+    </w:p>
+    <w:p>
+      <w:pPr>
+        <w:pStyle w:val="Prrafodelista"/>
+        <w:numPr>
+          <w:ilvl w:val="0"/>
+          <w:numId w:val="8"/>
+        </w:numPr>
+        <w:jc w:val="both"/>
+        <w:rPr>
+          <w:rFonts w:ascii="Arial" w:hAnsi="Arial" w:cs="Arial"/>
+          <w:highlight w:val="darkYellow"/>
+          <w:lang w:val="en-NZ"/>
+        </w:rPr>
+      </w:pPr>
+      <w:r>
+        <w:rPr>
+          <w:rFonts w:ascii="Arial" w:hAnsi="Arial" w:cs="Arial"/>
+          <w:highlight w:val="darkYellow"/>
+          <w:lang w:val="en-NZ"/>
+        </w:rPr>
+        <w:t>To manage setup and troubleshooting times, they are unavoidable, especially for new developments</w:t>
+      </w:r>
+      <w:r>
+        <w:rPr>
+          <w:rFonts w:ascii="Arial" w:hAnsi="Arial" w:cs="Arial"/>
+          <w:highlight w:val="darkYellow"/>
+          <w:lang w:val="en-NZ"/>
+        </w:rPr>
+        <w:t>.</w:t>
+      </w:r>
+    </w:p>
+    <w:p>
+      <w:pPr>
+        <w:pStyle w:val="Prrafodelista"/>
+        <w:numPr>
+          <w:ilvl w:val="0"/>
+          <w:numId w:val="8"/>
+        </w:numPr>
+        <w:jc w:val="both"/>
+        <w:rPr>
+          <w:rFonts w:ascii="Arial" w:hAnsi="Arial" w:cs="Arial"/>
+          <w:lang w:val="en-NZ"/>
+        </w:rPr>
+      </w:pPr>
+      <w:r>
+        <w:rPr>
+          <w:rFonts w:ascii="Arial" w:hAnsi="Arial" w:cs="Arial"/>
+          <w:highlight w:val="darkYellow"/>
+          <w:lang w:val="en-NZ"/>
+        </w:rPr>
+        <w:t>To consider the augmentation part of the design, as mentioned in previous points. AR as an educational tool can offer and interesting and memorable link between something physical of significant inside the classroom and a concept that is hard to visualize or interact with. The focus should not be that much in the visualization but in the connection between the visual elements and the context in which it is happening.</w:t>
+      </w:r>
+    </w:p>
+    <w:p>
+      <w:pPr>
+        <w:pStyle w:val="Ttulo1"/>
+        <w:rPr>
+          <w:lang w:val="en-NZ"/>
+        </w:rPr>
+      </w:pPr>
+      <w:r>
+        <w:rPr>
+          <w:lang w:val="en-NZ"/>
+        </w:rPr>
+        <w:t>7.</w:t>
+      </w:r>
+      <w:r>
+        <w:rPr>
+          <w:lang w:val="en-NZ"/>
+        </w:rPr>
+        <w:t>3</w:t>
+      </w:r>
+      <w:r>
+        <w:rPr>
+          <w:lang w:val="en-NZ"/>
+        </w:rPr>
+        <w:t xml:space="preserve"> Future Work</w:t>
       </w:r>
     </w:p>
     <w:p>
@@ -3145,15 +3915,7 @@
           <w:rFonts w:ascii="Arial" w:hAnsi="Arial" w:cs="Arial"/>
           <w:lang w:val="en-NZ"/>
         </w:rPr>
-        <w:t xml:space="preserve"> explore the ideas found by gathering feedback from the users. Through this procedure is that adjustments to the inconsistencies in the interaction design were </w:t>
-      </w:r>
-      <w:r>
-        <w:rPr>
-          <w:rFonts w:ascii="Arial" w:hAnsi="Arial" w:cs="Arial"/>
-          <w:lang w:val="en-NZ"/>
-        </w:rPr>
-        <w:lastRenderedPageBreak/>
-        <w:t>identified and implemented, and how the emotes feature was expanded when it became a focus of interest for the students.</w:t>
+        <w:t xml:space="preserve"> explore the ideas found by gathering feedback from the users. Through this procedure is that adjustments to the inconsistencies in the interaction design were identified and implemented, and how the emotes feature was expanded when it became a focus of interest for the students.</w:t>
       </w:r>
     </w:p>
     <w:p>
@@ -3245,7 +4007,15 @@
           <w:rFonts w:ascii="Arial" w:hAnsi="Arial" w:cs="Arial"/>
           <w:lang w:val="en-NZ"/>
         </w:rPr>
-        <w:t xml:space="preserve">conversations taking place with the students when asked how to make the play models tool more relevant for their work in the course. </w:t>
+        <w:t xml:space="preserve">conversations taking place with the students when asked how </w:t>
+      </w:r>
+      <w:r>
+        <w:rPr>
+          <w:rFonts w:ascii="Arial" w:hAnsi="Arial" w:cs="Arial"/>
+          <w:lang w:val="en-NZ"/>
+        </w:rPr>
+        <w:lastRenderedPageBreak/>
+        <w:t xml:space="preserve">to make the play models tool more relevant for their work in the course. </w:t>
       </w:r>
       <w:r>
         <w:rPr>
@@ -3344,6 +4114,203 @@
         <w:jc w:val="both"/>
         <w:rPr>
           <w:rFonts w:ascii="Arial" w:hAnsi="Arial" w:cs="Arial"/>
+          <w:highlight w:val="darkCyan"/>
+          <w:lang w:val="en-NZ"/>
+        </w:rPr>
+      </w:pPr>
+      <w:r>
+        <w:rPr>
+          <w:rFonts w:ascii="Arial" w:hAnsi="Arial" w:cs="Arial"/>
+          <w:highlight w:val="darkCyan"/>
+          <w:lang w:val="en-NZ"/>
+        </w:rPr>
+        <w:t>Considerations on how to propose a more sustained deployment of WorkshopAR were also discussed. In terms of infrastructure, the services provided by Niantic through the Lightship framework (now called Niantic Spatial as of 2026) provide a robust development toolkit meant primarily for testing and prototyping, but a more robust solution would be needed for production deployment.</w:t>
+      </w:r>
+      <w:r>
+        <w:rPr>
+          <w:rFonts w:ascii="Arial" w:hAnsi="Arial" w:cs="Arial"/>
+          <w:highlight w:val="darkCyan"/>
+          <w:lang w:val="en-NZ"/>
+        </w:rPr>
+        <w:t xml:space="preserve"> Amazon offers a lot of services meant to help with these types of graphic-intensive technologies, and Niantic is working on offering a more robust hosting infrastructure, but for now that is a development hurdle that </w:t>
+      </w:r>
+      <w:r>
+        <w:rPr>
+          <w:rFonts w:ascii="Arial" w:hAnsi="Arial" w:cs="Arial"/>
+          <w:highlight w:val="darkCyan"/>
+          <w:lang w:val="en-NZ"/>
+        </w:rPr>
+        <w:t>must</w:t>
+      </w:r>
+      <w:r>
+        <w:rPr>
+          <w:rFonts w:ascii="Arial" w:hAnsi="Arial" w:cs="Arial"/>
+          <w:highlight w:val="darkCyan"/>
+          <w:lang w:val="en-NZ"/>
+        </w:rPr>
+        <w:t xml:space="preserve"> be solved in-house by an amalgam of different technologies and frameworks.</w:t>
+      </w:r>
+    </w:p>
+    <w:p>
+      <w:pPr>
+        <w:jc w:val="both"/>
+        <w:rPr>
+          <w:rFonts w:ascii="Arial" w:hAnsi="Arial" w:cs="Arial"/>
+          <w:highlight w:val="darkCyan"/>
+          <w:lang w:val="en-NZ"/>
+        </w:rPr>
+      </w:pPr>
+      <w:r>
+        <w:rPr>
+          <w:rFonts w:ascii="Arial" w:hAnsi="Arial" w:cs="Arial"/>
+          <w:highlight w:val="darkCyan"/>
+          <w:lang w:val="en-NZ"/>
+        </w:rPr>
+        <w:t>A version of WorkshopAR that focuses primarily on general communication features could be offered to students as an additional tool for supporting</w:t>
+      </w:r>
+      <w:r>
+        <w:rPr>
+          <w:rFonts w:ascii="Arial" w:hAnsi="Arial" w:cs="Arial"/>
+          <w:highlight w:val="darkCyan"/>
+          <w:lang w:val="en-NZ"/>
+        </w:rPr>
+        <w:t xml:space="preserve"> </w:t>
+      </w:r>
+      <w:r>
+        <w:rPr>
+          <w:rFonts w:ascii="Arial" w:hAnsi="Arial" w:cs="Arial"/>
+          <w:highlight w:val="darkCyan"/>
+          <w:lang w:val="en-NZ"/>
+        </w:rPr>
+        <w:t xml:space="preserve">coursework. Access to the tool could be offered through the LMS </w:t>
+      </w:r>
+      <w:r>
+        <w:rPr>
+          <w:rFonts w:ascii="Arial" w:hAnsi="Arial" w:cs="Arial"/>
+          <w:highlight w:val="darkCyan"/>
+          <w:lang w:val="en-NZ"/>
+        </w:rPr>
+        <w:t xml:space="preserve">supporting the class </w:t>
+      </w:r>
+      <w:r>
+        <w:rPr>
+          <w:rFonts w:ascii="Arial" w:hAnsi="Arial" w:cs="Arial"/>
+          <w:highlight w:val="darkCyan"/>
+          <w:lang w:val="en-NZ"/>
+        </w:rPr>
+        <w:t xml:space="preserve">or the software library often provided to students through institutional systems, and always as an </w:t>
+      </w:r>
+      <w:r>
+        <w:rPr>
+          <w:rFonts w:ascii="Arial" w:hAnsi="Arial" w:cs="Arial"/>
+          <w:highlight w:val="darkCyan"/>
+          <w:lang w:val="en-NZ"/>
+        </w:rPr>
+        <w:t>optional tool</w:t>
+      </w:r>
+      <w:r>
+        <w:rPr>
+          <w:rFonts w:ascii="Arial" w:hAnsi="Arial" w:cs="Arial"/>
+          <w:highlight w:val="darkCyan"/>
+          <w:lang w:val="en-NZ"/>
+        </w:rPr>
+        <w:t xml:space="preserve"> that lecturers</w:t>
+      </w:r>
+      <w:r>
+        <w:rPr>
+          <w:rFonts w:ascii="Arial" w:hAnsi="Arial" w:cs="Arial"/>
+          <w:highlight w:val="darkCyan"/>
+          <w:lang w:val="en-NZ"/>
+        </w:rPr>
+        <w:t xml:space="preserve"> can suggest and students could install in their own devices if they considered it useful. It was very clear throughout the observations that WorkshopAR worked the best when the students themselves approached it when needed and not when forced as part of the structure of the classroom.</w:t>
+      </w:r>
+    </w:p>
+    <w:p>
+      <w:pPr>
+        <w:jc w:val="both"/>
+        <w:rPr>
+          <w:rFonts w:ascii="Arial" w:hAnsi="Arial" w:cs="Arial"/>
+          <w:lang w:val="en-NZ"/>
+        </w:rPr>
+      </w:pPr>
+      <w:r>
+        <w:rPr>
+          <w:rFonts w:ascii="Arial" w:hAnsi="Arial" w:cs="Arial"/>
+          <w:highlight w:val="darkCyan"/>
+          <w:lang w:val="en-NZ"/>
+        </w:rPr>
+        <w:t>There is also an opportunity to offer more specialised tools for visuali</w:t>
+      </w:r>
+      <w:r>
+        <w:rPr>
+          <w:rFonts w:ascii="Arial" w:hAnsi="Arial" w:cs="Arial"/>
+          <w:highlight w:val="darkCyan"/>
+          <w:lang w:val="en-NZ"/>
+        </w:rPr>
+        <w:t>s</w:t>
+      </w:r>
+      <w:r>
+        <w:rPr>
+          <w:rFonts w:ascii="Arial" w:hAnsi="Arial" w:cs="Arial"/>
+          <w:highlight w:val="darkCyan"/>
+          <w:lang w:val="en-NZ"/>
+        </w:rPr>
+        <w:t>ation and collaborative work around the more general communication tools. Besides the 3D presentation proposals</w:t>
+      </w:r>
+      <w:r>
+        <w:rPr>
+          <w:rFonts w:ascii="Arial" w:hAnsi="Arial" w:cs="Arial"/>
+          <w:highlight w:val="darkCyan"/>
+          <w:lang w:val="en-NZ"/>
+        </w:rPr>
+        <w:t xml:space="preserve"> mentioned earlier</w:t>
+      </w:r>
+      <w:r>
+        <w:rPr>
+          <w:rFonts w:ascii="Arial" w:hAnsi="Arial" w:cs="Arial"/>
+          <w:highlight w:val="darkCyan"/>
+          <w:lang w:val="en-NZ"/>
+        </w:rPr>
+        <w:t xml:space="preserve"> there were also ideas around BIM analysis, digital annotations of blueprints or models</w:t>
+      </w:r>
+      <w:r>
+        <w:rPr>
+          <w:rFonts w:ascii="Arial" w:hAnsi="Arial" w:cs="Arial"/>
+          <w:highlight w:val="darkCyan"/>
+          <w:lang w:val="en-NZ"/>
+        </w:rPr>
+        <w:t>,</w:t>
+      </w:r>
+      <w:r>
+        <w:rPr>
+          <w:rFonts w:ascii="Arial" w:hAnsi="Arial" w:cs="Arial"/>
+          <w:highlight w:val="darkCyan"/>
+          <w:lang w:val="en-NZ"/>
+        </w:rPr>
+        <w:t xml:space="preserve"> and augmented tours or inspections in-situ. It is also worth mentioning that WorkshopAR was initially conceptualized as a tool to help in a course in mechanical design. The same tools could be used </w:t>
+      </w:r>
+      <w:r>
+        <w:rPr>
+          <w:rFonts w:ascii="Arial" w:hAnsi="Arial" w:cs="Arial"/>
+          <w:highlight w:val="darkCyan"/>
+          <w:lang w:val="en-NZ"/>
+        </w:rPr>
+        <w:t>t</w:t>
+      </w:r>
+      <w:r>
+        <w:rPr>
+          <w:rFonts w:ascii="Arial" w:hAnsi="Arial" w:cs="Arial"/>
+          <w:highlight w:val="darkCyan"/>
+          <w:lang w:val="en-NZ"/>
+        </w:rPr>
+        <w:t>here, just in a different context. This specialization of WorkshopAR could be achieved through modular development and deployment, using the same core communication features as a base install and letting the users extend the functionality of the tool with modular downloads as needed.</w:t>
+      </w:r>
+    </w:p>
+    <w:p>
+      <w:pPr>
+        <w:jc w:val="both"/>
+        <w:rPr>
+          <w:rFonts w:ascii="Arial" w:hAnsi="Arial" w:cs="Arial"/>
           <w:lang w:val="en-NZ"/>
         </w:rPr>
       </w:pPr>
@@ -3368,61 +4335,6 @@
           <w:rFonts w:ascii="Arial" w:hAnsi="Arial" w:cs="Arial"/>
           <w:lang w:val="en-NZ"/>
         </w:rPr>
-        <w:t>Other ideas and paths of research emerged from conversations with all the participants</w:t>
-      </w:r>
-      <w:r>
-        <w:rPr>
-          <w:rFonts w:ascii="Arial" w:hAnsi="Arial" w:cs="Arial"/>
-          <w:lang w:val="en-NZ"/>
-        </w:rPr>
-        <w:t xml:space="preserve">, </w:t>
-      </w:r>
-      <w:proofErr w:type="spellStart"/>
-      <w:r>
-        <w:rPr>
-          <w:rFonts w:ascii="Arial" w:hAnsi="Arial" w:cs="Arial"/>
-          <w:lang w:val="en-NZ"/>
-        </w:rPr>
-        <w:t>specially</w:t>
-      </w:r>
-      <w:proofErr w:type="spellEnd"/>
-      <w:r>
-        <w:rPr>
-          <w:rFonts w:ascii="Arial" w:hAnsi="Arial" w:cs="Arial"/>
-          <w:lang w:val="en-NZ"/>
-        </w:rPr>
-        <w:t xml:space="preserve"> when discussing how to solve the most evident issues with WorkshopAR related to long configurations and the constant use </w:t>
-      </w:r>
-      <w:proofErr w:type="spellStart"/>
-      <w:r>
-        <w:rPr>
-          <w:rFonts w:ascii="Arial" w:hAnsi="Arial" w:cs="Arial"/>
-          <w:lang w:val="en-NZ"/>
-        </w:rPr>
-        <w:t>o</w:t>
-      </w:r>
-      <w:proofErr w:type="spellEnd"/>
-      <w:r>
-        <w:rPr>
-          <w:rFonts w:ascii="Arial" w:hAnsi="Arial" w:cs="Arial"/>
-          <w:lang w:val="en-NZ"/>
-        </w:rPr>
-        <w:t xml:space="preserve"> the phone in the classroom.</w:t>
-      </w:r>
-    </w:p>
-    <w:p>
-      <w:pPr>
-        <w:jc w:val="both"/>
-        <w:rPr>
-          <w:rFonts w:ascii="Arial" w:hAnsi="Arial" w:cs="Arial"/>
-          <w:lang w:val="en-NZ"/>
-        </w:rPr>
-      </w:pPr>
-      <w:r>
-        <w:rPr>
-          <w:rFonts w:ascii="Arial" w:hAnsi="Arial" w:cs="Arial"/>
-          <w:lang w:val="en-NZ"/>
-        </w:rPr>
         <w:t xml:space="preserve">The idea of a collaboration laboratory using AR and other related technologies emerged from discussions with the students about how to create a setup that deemphasises the distractions created by ta smartphone and that promotes a best work mentality. The use of clamp arms in the setup of WorkshopAR tried to create </w:t>
       </w:r>
       <w:r>
@@ -3472,7 +4384,15 @@
           <w:rFonts w:ascii="Arial" w:hAnsi="Arial" w:cs="Arial"/>
           <w:lang w:val="en-NZ"/>
         </w:rPr>
-        <w:t xml:space="preserve"> not necessarily linked with learning. This idea tackles the problem found with excessive configuration requirements and how much resources the software hoards form the </w:t>
+        <w:t xml:space="preserve"> not necessarily linked with learning. This idea tackles the problem found with </w:t>
+      </w:r>
+      <w:r>
+        <w:rPr>
+          <w:rFonts w:ascii="Arial" w:hAnsi="Arial" w:cs="Arial"/>
+          <w:lang w:val="en-NZ"/>
+        </w:rPr>
+        <w:lastRenderedPageBreak/>
+        <w:t xml:space="preserve">excessive configuration requirements and how much resources the software hoards form the </w:t>
       </w:r>
       <w:r>
         <w:rPr>
@@ -3593,28 +4513,7 @@
           <w:rFonts w:ascii="Arial" w:hAnsi="Arial" w:cs="Arial"/>
           <w:lang w:val="en-NZ"/>
         </w:rPr>
-        <w:t xml:space="preserve">their use into scenarios like </w:t>
-      </w:r>
-      <w:r>
-        <w:rPr>
-          <w:rFonts w:ascii="Arial" w:hAnsi="Arial" w:cs="Arial"/>
-          <w:lang w:val="en-NZ"/>
-        </w:rPr>
-        <w:t>visual repositories of ideas, mental maps</w:t>
-      </w:r>
-      <w:r>
-        <w:rPr>
-          <w:rFonts w:ascii="Arial" w:hAnsi="Arial" w:cs="Arial"/>
-          <w:lang w:val="en-NZ"/>
-        </w:rPr>
-        <w:t>, mood boards</w:t>
-      </w:r>
-      <w:r>
-        <w:rPr>
-          <w:rFonts w:ascii="Arial" w:hAnsi="Arial" w:cs="Arial"/>
-          <w:lang w:val="en-NZ"/>
-        </w:rPr>
-        <w:t xml:space="preserve"> and other similar activities</w:t>
+        <w:t>their use into scenarios like visual repositories of ideas, mental maps, mood boards and other similar activities</w:t>
       </w:r>
       <w:r>
         <w:rPr>
@@ -3637,7 +4536,6 @@
           <w:rFonts w:ascii="Arial" w:hAnsi="Arial" w:cs="Arial"/>
           <w:lang w:val="en-NZ"/>
         </w:rPr>
-        <w:lastRenderedPageBreak/>
         <w:t>These seed ideas for future projects and for possible paths forward in the evolution of WorkshopAR derived from conversations with the students and teaching staff, those that managed to relate the functionalities of the software with the needs of their work, showing that WorkshopAR was creating interest in the intended users</w:t>
       </w:r>
       <w:r>
@@ -3666,7 +4564,19 @@
         <w:rPr>
           <w:lang w:val="en-NZ"/>
         </w:rPr>
-        <w:t>7.3 Final Words</w:t>
+        <w:t>7.</w:t>
+      </w:r>
+      <w:r>
+        <w:rPr>
+          <w:lang w:val="en-NZ"/>
+        </w:rPr>
+        <w:t>4</w:t>
+      </w:r>
+      <w:r>
+        <w:rPr>
+          <w:lang w:val="en-NZ"/>
+        </w:rPr>
+        <w:t xml:space="preserve"> Final Words</w:t>
       </w:r>
     </w:p>
     <w:p>
@@ -4102,6 +5012,119 @@
     </w:lvl>
   </w:abstractNum>
   <w:abstractNum w:abstractNumId="3" w15:restartNumberingAfterBreak="0">
+    <w:nsid w:val="37B42422"/>
+    <w:multiLevelType w:val="hybridMultilevel"/>
+    <w:tmpl w:val="C172EEDE"/>
+    <w:lvl w:ilvl="0" w:tplc="240A0001">
+      <w:start w:val="1"/>
+      <w:numFmt w:val="bullet"/>
+      <w:lvlText w:val=""/>
+      <w:lvlJc w:val="left"/>
+      <w:pPr>
+        <w:ind w:left="720" w:hanging="360"/>
+      </w:pPr>
+      <w:rPr>
+        <w:rFonts w:ascii="Symbol" w:hAnsi="Symbol" w:hint="default"/>
+      </w:rPr>
+    </w:lvl>
+    <w:lvl w:ilvl="1" w:tplc="240A0003" w:tentative="1">
+      <w:start w:val="1"/>
+      <w:numFmt w:val="bullet"/>
+      <w:lvlText w:val="o"/>
+      <w:lvlJc w:val="left"/>
+      <w:pPr>
+        <w:ind w:left="1440" w:hanging="360"/>
+      </w:pPr>
+      <w:rPr>
+        <w:rFonts w:ascii="Courier New" w:hAnsi="Courier New" w:cs="Courier New" w:hint="default"/>
+      </w:rPr>
+    </w:lvl>
+    <w:lvl w:ilvl="2" w:tplc="240A0005" w:tentative="1">
+      <w:start w:val="1"/>
+      <w:numFmt w:val="bullet"/>
+      <w:lvlText w:val=""/>
+      <w:lvlJc w:val="left"/>
+      <w:pPr>
+        <w:ind w:left="2160" w:hanging="360"/>
+      </w:pPr>
+      <w:rPr>
+        <w:rFonts w:ascii="Wingdings" w:hAnsi="Wingdings" w:hint="default"/>
+      </w:rPr>
+    </w:lvl>
+    <w:lvl w:ilvl="3" w:tplc="240A0001" w:tentative="1">
+      <w:start w:val="1"/>
+      <w:numFmt w:val="bullet"/>
+      <w:lvlText w:val=""/>
+      <w:lvlJc w:val="left"/>
+      <w:pPr>
+        <w:ind w:left="2880" w:hanging="360"/>
+      </w:pPr>
+      <w:rPr>
+        <w:rFonts w:ascii="Symbol" w:hAnsi="Symbol" w:hint="default"/>
+      </w:rPr>
+    </w:lvl>
+    <w:lvl w:ilvl="4" w:tplc="240A0003" w:tentative="1">
+      <w:start w:val="1"/>
+      <w:numFmt w:val="bullet"/>
+      <w:lvlText w:val="o"/>
+      <w:lvlJc w:val="left"/>
+      <w:pPr>
+        <w:ind w:left="3600" w:hanging="360"/>
+      </w:pPr>
+      <w:rPr>
+        <w:rFonts w:ascii="Courier New" w:hAnsi="Courier New" w:cs="Courier New" w:hint="default"/>
+      </w:rPr>
+    </w:lvl>
+    <w:lvl w:ilvl="5" w:tplc="240A0005" w:tentative="1">
+      <w:start w:val="1"/>
+      <w:numFmt w:val="bullet"/>
+      <w:lvlText w:val=""/>
+      <w:lvlJc w:val="left"/>
+      <w:pPr>
+        <w:ind w:left="4320" w:hanging="360"/>
+      </w:pPr>
+      <w:rPr>
+        <w:rFonts w:ascii="Wingdings" w:hAnsi="Wingdings" w:hint="default"/>
+      </w:rPr>
+    </w:lvl>
+    <w:lvl w:ilvl="6" w:tplc="240A0001" w:tentative="1">
+      <w:start w:val="1"/>
+      <w:numFmt w:val="bullet"/>
+      <w:lvlText w:val=""/>
+      <w:lvlJc w:val="left"/>
+      <w:pPr>
+        <w:ind w:left="5040" w:hanging="360"/>
+      </w:pPr>
+      <w:rPr>
+        <w:rFonts w:ascii="Symbol" w:hAnsi="Symbol" w:hint="default"/>
+      </w:rPr>
+    </w:lvl>
+    <w:lvl w:ilvl="7" w:tplc="240A0003" w:tentative="1">
+      <w:start w:val="1"/>
+      <w:numFmt w:val="bullet"/>
+      <w:lvlText w:val="o"/>
+      <w:lvlJc w:val="left"/>
+      <w:pPr>
+        <w:ind w:left="5760" w:hanging="360"/>
+      </w:pPr>
+      <w:rPr>
+        <w:rFonts w:ascii="Courier New" w:hAnsi="Courier New" w:cs="Courier New" w:hint="default"/>
+      </w:rPr>
+    </w:lvl>
+    <w:lvl w:ilvl="8" w:tplc="240A0005" w:tentative="1">
+      <w:start w:val="1"/>
+      <w:numFmt w:val="bullet"/>
+      <w:lvlText w:val=""/>
+      <w:lvlJc w:val="left"/>
+      <w:pPr>
+        <w:ind w:left="6480" w:hanging="360"/>
+      </w:pPr>
+      <w:rPr>
+        <w:rFonts w:ascii="Wingdings" w:hAnsi="Wingdings" w:hint="default"/>
+      </w:rPr>
+    </w:lvl>
+  </w:abstractNum>
+  <w:abstractNum w:abstractNumId="4" w15:restartNumberingAfterBreak="0">
     <w:nsid w:val="400C5B31"/>
     <w:multiLevelType w:val="hybridMultilevel"/>
     <w:tmpl w:val="7226A518"/>
@@ -4214,10 +5237,236 @@
       </w:rPr>
     </w:lvl>
   </w:abstractNum>
-  <w:abstractNum w:abstractNumId="4" w15:restartNumberingAfterBreak="0">
+  <w:abstractNum w:abstractNumId="5" w15:restartNumberingAfterBreak="0">
     <w:nsid w:val="4B6F336E"/>
     <w:multiLevelType w:val="hybridMultilevel"/>
     <w:tmpl w:val="907C6A88"/>
+    <w:lvl w:ilvl="0" w:tplc="240A0001">
+      <w:start w:val="1"/>
+      <w:numFmt w:val="bullet"/>
+      <w:lvlText w:val=""/>
+      <w:lvlJc w:val="left"/>
+      <w:pPr>
+        <w:ind w:left="720" w:hanging="360"/>
+      </w:pPr>
+      <w:rPr>
+        <w:rFonts w:ascii="Symbol" w:hAnsi="Symbol" w:hint="default"/>
+      </w:rPr>
+    </w:lvl>
+    <w:lvl w:ilvl="1" w:tplc="240A0003" w:tentative="1">
+      <w:start w:val="1"/>
+      <w:numFmt w:val="bullet"/>
+      <w:lvlText w:val="o"/>
+      <w:lvlJc w:val="left"/>
+      <w:pPr>
+        <w:ind w:left="1440" w:hanging="360"/>
+      </w:pPr>
+      <w:rPr>
+        <w:rFonts w:ascii="Courier New" w:hAnsi="Courier New" w:cs="Courier New" w:hint="default"/>
+      </w:rPr>
+    </w:lvl>
+    <w:lvl w:ilvl="2" w:tplc="240A0005" w:tentative="1">
+      <w:start w:val="1"/>
+      <w:numFmt w:val="bullet"/>
+      <w:lvlText w:val=""/>
+      <w:lvlJc w:val="left"/>
+      <w:pPr>
+        <w:ind w:left="2160" w:hanging="360"/>
+      </w:pPr>
+      <w:rPr>
+        <w:rFonts w:ascii="Wingdings" w:hAnsi="Wingdings" w:hint="default"/>
+      </w:rPr>
+    </w:lvl>
+    <w:lvl w:ilvl="3" w:tplc="240A0001" w:tentative="1">
+      <w:start w:val="1"/>
+      <w:numFmt w:val="bullet"/>
+      <w:lvlText w:val=""/>
+      <w:lvlJc w:val="left"/>
+      <w:pPr>
+        <w:ind w:left="2880" w:hanging="360"/>
+      </w:pPr>
+      <w:rPr>
+        <w:rFonts w:ascii="Symbol" w:hAnsi="Symbol" w:hint="default"/>
+      </w:rPr>
+    </w:lvl>
+    <w:lvl w:ilvl="4" w:tplc="240A0003" w:tentative="1">
+      <w:start w:val="1"/>
+      <w:numFmt w:val="bullet"/>
+      <w:lvlText w:val="o"/>
+      <w:lvlJc w:val="left"/>
+      <w:pPr>
+        <w:ind w:left="3600" w:hanging="360"/>
+      </w:pPr>
+      <w:rPr>
+        <w:rFonts w:ascii="Courier New" w:hAnsi="Courier New" w:cs="Courier New" w:hint="default"/>
+      </w:rPr>
+    </w:lvl>
+    <w:lvl w:ilvl="5" w:tplc="240A0005" w:tentative="1">
+      <w:start w:val="1"/>
+      <w:numFmt w:val="bullet"/>
+      <w:lvlText w:val=""/>
+      <w:lvlJc w:val="left"/>
+      <w:pPr>
+        <w:ind w:left="4320" w:hanging="360"/>
+      </w:pPr>
+      <w:rPr>
+        <w:rFonts w:ascii="Wingdings" w:hAnsi="Wingdings" w:hint="default"/>
+      </w:rPr>
+    </w:lvl>
+    <w:lvl w:ilvl="6" w:tplc="240A0001" w:tentative="1">
+      <w:start w:val="1"/>
+      <w:numFmt w:val="bullet"/>
+      <w:lvlText w:val=""/>
+      <w:lvlJc w:val="left"/>
+      <w:pPr>
+        <w:ind w:left="5040" w:hanging="360"/>
+      </w:pPr>
+      <w:rPr>
+        <w:rFonts w:ascii="Symbol" w:hAnsi="Symbol" w:hint="default"/>
+      </w:rPr>
+    </w:lvl>
+    <w:lvl w:ilvl="7" w:tplc="240A0003" w:tentative="1">
+      <w:start w:val="1"/>
+      <w:numFmt w:val="bullet"/>
+      <w:lvlText w:val="o"/>
+      <w:lvlJc w:val="left"/>
+      <w:pPr>
+        <w:ind w:left="5760" w:hanging="360"/>
+      </w:pPr>
+      <w:rPr>
+        <w:rFonts w:ascii="Courier New" w:hAnsi="Courier New" w:cs="Courier New" w:hint="default"/>
+      </w:rPr>
+    </w:lvl>
+    <w:lvl w:ilvl="8" w:tplc="240A0005" w:tentative="1">
+      <w:start w:val="1"/>
+      <w:numFmt w:val="bullet"/>
+      <w:lvlText w:val=""/>
+      <w:lvlJc w:val="left"/>
+      <w:pPr>
+        <w:ind w:left="6480" w:hanging="360"/>
+      </w:pPr>
+      <w:rPr>
+        <w:rFonts w:ascii="Wingdings" w:hAnsi="Wingdings" w:hint="default"/>
+      </w:rPr>
+    </w:lvl>
+  </w:abstractNum>
+  <w:abstractNum w:abstractNumId="6" w15:restartNumberingAfterBreak="0">
+    <w:nsid w:val="70D443E6"/>
+    <w:multiLevelType w:val="hybridMultilevel"/>
+    <w:tmpl w:val="01AA26A8"/>
+    <w:lvl w:ilvl="0" w:tplc="240A0001">
+      <w:start w:val="1"/>
+      <w:numFmt w:val="bullet"/>
+      <w:lvlText w:val=""/>
+      <w:lvlJc w:val="left"/>
+      <w:pPr>
+        <w:ind w:left="720" w:hanging="360"/>
+      </w:pPr>
+      <w:rPr>
+        <w:rFonts w:ascii="Symbol" w:hAnsi="Symbol" w:hint="default"/>
+      </w:rPr>
+    </w:lvl>
+    <w:lvl w:ilvl="1" w:tplc="240A0003" w:tentative="1">
+      <w:start w:val="1"/>
+      <w:numFmt w:val="bullet"/>
+      <w:lvlText w:val="o"/>
+      <w:lvlJc w:val="left"/>
+      <w:pPr>
+        <w:ind w:left="1440" w:hanging="360"/>
+      </w:pPr>
+      <w:rPr>
+        <w:rFonts w:ascii="Courier New" w:hAnsi="Courier New" w:cs="Courier New" w:hint="default"/>
+      </w:rPr>
+    </w:lvl>
+    <w:lvl w:ilvl="2" w:tplc="240A0005" w:tentative="1">
+      <w:start w:val="1"/>
+      <w:numFmt w:val="bullet"/>
+      <w:lvlText w:val=""/>
+      <w:lvlJc w:val="left"/>
+      <w:pPr>
+        <w:ind w:left="2160" w:hanging="360"/>
+      </w:pPr>
+      <w:rPr>
+        <w:rFonts w:ascii="Wingdings" w:hAnsi="Wingdings" w:hint="default"/>
+      </w:rPr>
+    </w:lvl>
+    <w:lvl w:ilvl="3" w:tplc="240A0001" w:tentative="1">
+      <w:start w:val="1"/>
+      <w:numFmt w:val="bullet"/>
+      <w:lvlText w:val=""/>
+      <w:lvlJc w:val="left"/>
+      <w:pPr>
+        <w:ind w:left="2880" w:hanging="360"/>
+      </w:pPr>
+      <w:rPr>
+        <w:rFonts w:ascii="Symbol" w:hAnsi="Symbol" w:hint="default"/>
+      </w:rPr>
+    </w:lvl>
+    <w:lvl w:ilvl="4" w:tplc="240A0003" w:tentative="1">
+      <w:start w:val="1"/>
+      <w:numFmt w:val="bullet"/>
+      <w:lvlText w:val="o"/>
+      <w:lvlJc w:val="left"/>
+      <w:pPr>
+        <w:ind w:left="3600" w:hanging="360"/>
+      </w:pPr>
+      <w:rPr>
+        <w:rFonts w:ascii="Courier New" w:hAnsi="Courier New" w:cs="Courier New" w:hint="default"/>
+      </w:rPr>
+    </w:lvl>
+    <w:lvl w:ilvl="5" w:tplc="240A0005" w:tentative="1">
+      <w:start w:val="1"/>
+      <w:numFmt w:val="bullet"/>
+      <w:lvlText w:val=""/>
+      <w:lvlJc w:val="left"/>
+      <w:pPr>
+        <w:ind w:left="4320" w:hanging="360"/>
+      </w:pPr>
+      <w:rPr>
+        <w:rFonts w:ascii="Wingdings" w:hAnsi="Wingdings" w:hint="default"/>
+      </w:rPr>
+    </w:lvl>
+    <w:lvl w:ilvl="6" w:tplc="240A0001" w:tentative="1">
+      <w:start w:val="1"/>
+      <w:numFmt w:val="bullet"/>
+      <w:lvlText w:val=""/>
+      <w:lvlJc w:val="left"/>
+      <w:pPr>
+        <w:ind w:left="5040" w:hanging="360"/>
+      </w:pPr>
+      <w:rPr>
+        <w:rFonts w:ascii="Symbol" w:hAnsi="Symbol" w:hint="default"/>
+      </w:rPr>
+    </w:lvl>
+    <w:lvl w:ilvl="7" w:tplc="240A0003" w:tentative="1">
+      <w:start w:val="1"/>
+      <w:numFmt w:val="bullet"/>
+      <w:lvlText w:val="o"/>
+      <w:lvlJc w:val="left"/>
+      <w:pPr>
+        <w:ind w:left="5760" w:hanging="360"/>
+      </w:pPr>
+      <w:rPr>
+        <w:rFonts w:ascii="Courier New" w:hAnsi="Courier New" w:cs="Courier New" w:hint="default"/>
+      </w:rPr>
+    </w:lvl>
+    <w:lvl w:ilvl="8" w:tplc="240A0005" w:tentative="1">
+      <w:start w:val="1"/>
+      <w:numFmt w:val="bullet"/>
+      <w:lvlText w:val=""/>
+      <w:lvlJc w:val="left"/>
+      <w:pPr>
+        <w:ind w:left="6480" w:hanging="360"/>
+      </w:pPr>
+      <w:rPr>
+        <w:rFonts w:ascii="Wingdings" w:hAnsi="Wingdings" w:hint="default"/>
+      </w:rPr>
+    </w:lvl>
+  </w:abstractNum>
+  <w:abstractNum w:abstractNumId="7" w15:restartNumberingAfterBreak="0">
+    <w:nsid w:val="7FAD5C34"/>
+    <w:multiLevelType w:val="hybridMultilevel"/>
+    <w:tmpl w:val="1750980C"/>
     <w:lvl w:ilvl="0" w:tplc="240A0001">
       <w:start w:val="1"/>
       <w:numFmt w:val="bullet"/>
@@ -4337,10 +5586,19 @@
     <w:abstractNumId w:val="2"/>
   </w:num>
   <w:num w:numId="4" w16cid:durableId="1670211148">
-    <w:abstractNumId w:val="3"/>
+    <w:abstractNumId w:val="4"/>
   </w:num>
   <w:num w:numId="5" w16cid:durableId="366835521">
-    <w:abstractNumId w:val="4"/>
+    <w:abstractNumId w:val="5"/>
+  </w:num>
+  <w:num w:numId="6" w16cid:durableId="1177039250">
+    <w:abstractNumId w:val="6"/>
+  </w:num>
+  <w:num w:numId="7" w16cid:durableId="1546329563">
+    <w:abstractNumId w:val="7"/>
+  </w:num>
+  <w:num w:numId="8" w16cid:durableId="1181623386">
+    <w:abstractNumId w:val="3"/>
   </w:num>
 </w:numbering>
 </file>
